--- a/FRAGEBOGEN-KATHARINA.docx
+++ b/FRAGEBOGEN-KATHARINA.docx
@@ -2,7 +2,7 @@
 <file path=word/document.xml><?xml version="1.0" encoding="utf-8"?>
 <w:document xmlns:w="http://schemas.openxmlformats.org/wordprocessingml/2006/main" xmlns:m="http://schemas.openxmlformats.org/officeDocument/2006/math" xmlns:r="http://schemas.openxmlformats.org/officeDocument/2006/relationships" xmlns:o="urn:schemas-microsoft-com:office:office" xmlns:v="urn:schemas-microsoft-com:vml" xmlns:w10="urn:schemas-microsoft-com:office:word" xmlns:a="http://schemas.openxmlformats.org/drawingml/2006/main" xmlns:pic="http://schemas.openxmlformats.org/drawingml/2006/picture" xmlns:wp="http://schemas.openxmlformats.org/drawingml/2006/wordprocessingDrawing">
   <w:body>
-    <w:bookmarkStart w:id="27" w:name="fragebogen-werkstatt-gemeinschaft"/>
+    <w:bookmarkStart w:id="17" w:name="fragebogen-werkstatt-gemeinschaft"/>
     <w:p>
       <w:pPr>
         <w:pStyle w:val="Heading1"/>
@@ -16,23 +16,31 @@
         <w:pStyle w:val="FirstParagraph"/>
       </w:pPr>
       <w:r>
-        <w:t xml:space="preserve">Wir bauen die Website in drei Etappen. Antworte bitte</w:t>
-      </w:r>
-      <w:r>
-        <w:t xml:space="preserve"> </w:t>
-      </w:r>
-      <w:r>
-        <w:rPr>
-          <w:b/>
-          <w:bCs/>
-        </w:rPr>
-        <w:t xml:space="preserve">nur zu Etappe 1</w:t>
-      </w:r>
-      <w:r>
-        <w:t xml:space="preserve"> </w:t>
-      </w:r>
-      <w:r>
-        <w:t xml:space="preserve">— das reicht, damit wir das Gerüst aufstellen. Etappe 2 wird leichter, sobald du das gebaute Haus vor dir hast.</w:t>
+        <w:t xml:space="preserve">Wir bauen jetzt das</w:t>
+      </w:r>
+      <w:r>
+        <w:t xml:space="preserve"> </w:t>
+      </w:r>
+      <w:r>
+        <w:rPr>
+          <w:b/>
+          <w:bCs/>
+        </w:rPr>
+        <w:t xml:space="preserve">Gerüst</w:t>
+      </w:r>
+      <w:r>
+        <w:t xml:space="preserve"> </w:t>
+      </w:r>
+      <w:r>
+        <w:t xml:space="preserve">— die Struktur deiner Website: welche Bereiche, in welcher Reihenfolge, mit welchem Ton, für wen.</w:t>
+      </w:r>
+    </w:p>
+    <w:p>
+      <w:pPr>
+        <w:pStyle w:val="BodyText"/>
+      </w:pPr>
+      <w:r>
+        <w:t xml:space="preserve">Look, Inhalts-Feinheiten, Domain und Launch-Details folgen in weiteren Etappen, sobald die Grundform steht.</w:t>
       </w:r>
     </w:p>
     <w:p>
@@ -50,32 +58,64 @@
         </w:pict>
       </w:r>
     </w:p>
-    <w:bookmarkStart w:id="14" w:name="etappe-1-start-etwa-10-minuten"/>
+    <w:bookmarkStart w:id="9" w:name="das-gefühl"/>
     <w:p>
       <w:pPr>
         <w:pStyle w:val="Heading2"/>
       </w:pPr>
       <w:r>
-        <w:t xml:space="preserve">Etappe 1 — Start</w:t>
-      </w:r>
-      <w:r>
-        <w:t xml:space="preserve"> </w:t>
-      </w:r>
-      <w:r>
-        <w:rPr>
-          <w:i/>
-          <w:iCs/>
-        </w:rPr>
-        <w:t xml:space="preserve">(etwa 10 Minuten)</w:t>
-      </w:r>
-    </w:p>
-    <w:bookmarkStart w:id="9" w:name="name-adresse"/>
-    <w:p>
-      <w:pPr>
-        <w:pStyle w:val="Heading3"/>
-      </w:pPr>
-      <w:r>
-        <w:t xml:space="preserve">1.1 Name &amp; Adresse</w:t>
+        <w:t xml:space="preserve">1 · Das Gefühl</w:t>
+      </w:r>
+    </w:p>
+    <w:p>
+      <w:pPr>
+        <w:pStyle w:val="FirstParagraph"/>
+      </w:pPr>
+      <w:r>
+        <w:t xml:space="preserve">Wenn jemand die Seite verlässt und nur</w:t>
+      </w:r>
+      <w:r>
+        <w:t xml:space="preserve"> </w:t>
+      </w:r>
+      <w:r>
+        <w:rPr>
+          <w:b/>
+          <w:bCs/>
+        </w:rPr>
+        <w:t xml:space="preserve">ein Gefühl</w:t>
+      </w:r>
+      <w:r>
+        <w:t xml:space="preserve"> </w:t>
+      </w:r>
+      <w:r>
+        <w:t xml:space="preserve">mitnimmt — welches soll es sein?</w:t>
+      </w:r>
+      <w:r>
+        <w:t xml:space="preserve"> </w:t>
+      </w:r>
+      <w:r>
+        <w:rPr>
+          <w:b/>
+          <w:bCs/>
+        </w:rPr>
+        <w:t xml:space="preserve">→</w:t>
+      </w:r>
+    </w:p>
+    <w:p>
+      <w:r>
+        <w:pict>
+          <v:rect style="width:0;height:1.5pt" o:hralign="center" o:hrstd="t" o:hr="t"/>
+        </w:pict>
+      </w:r>
+    </w:p>
+    <w:bookmarkEnd w:id="9"/>
+    <w:bookmarkStart w:id="10" w:name="was-ist-das-hier"/>
+    <w:p>
+      <w:pPr>
+        <w:pStyle w:val="Heading2"/>
+      </w:pPr>
+      <w:r>
+        <w:t xml:space="preserve">2 · Was ist das hier?</w:t>
       </w:r>
     </w:p>
     <w:p>
@@ -86,23 +126,17 @@
         </w:numPr>
       </w:pPr>
       <w:r>
-        <w:t xml:space="preserve">Soll die Website</w:t>
-      </w:r>
-      <w:r>
-        <w:t xml:space="preserve"> </w:t>
-      </w:r>
-      <w:r>
-        <w:rPr>
-          <w:b/>
-          <w:bCs/>
-        </w:rPr>
-        <w:t xml:space="preserve">„Werkstatt Gemeinschaft”</w:t>
-      </w:r>
-      <w:r>
-        <w:t xml:space="preserve"> </w:t>
-      </w:r>
-      <w:r>
-        <w:t xml:space="preserve">heißen — oder anders?</w:t>
+        <w:rPr>
+          <w:b/>
+          <w:bCs/>
+        </w:rPr>
+        <w:t xml:space="preserve">Werkstatt Gemeinschaft</w:t>
+      </w:r>
+      <w:r>
+        <w:t xml:space="preserve"> </w:t>
+      </w:r>
+      <w:r>
+        <w:t xml:space="preserve">in einem Satz:</w:t>
       </w:r>
       <w:r>
         <w:t xml:space="preserve"> </w:t>
@@ -123,17 +157,151 @@
         </w:numPr>
       </w:pPr>
       <w:r>
-        <w:t xml:space="preserve">Welche Web-Adresse hättest du gerne?</w:t>
-      </w:r>
-      <w:r>
-        <w:t xml:space="preserve"> </w:t>
-      </w:r>
+        <w:t xml:space="preserve">Was es ausdrücklich</w:t>
+      </w:r>
+      <w:r>
+        <w:t xml:space="preserve"> </w:t>
+      </w:r>
+      <w:r>
+        <w:rPr>
+          <w:b/>
+          <w:bCs/>
+        </w:rPr>
+        <w:t xml:space="preserve">nicht</w:t>
+      </w:r>
+      <w:r>
+        <w:t xml:space="preserve"> </w:t>
+      </w:r>
+      <w:r>
+        <w:t xml:space="preserve">ist:</w:t>
+      </w:r>
+      <w:r>
+        <w:t xml:space="preserve"> </w:t>
+      </w:r>
+      <w:r>
+        <w:rPr>
+          <w:b/>
+          <w:bCs/>
+        </w:rPr>
+        <w:t xml:space="preserve">→</w:t>
+      </w:r>
+    </w:p>
+    <w:p>
+      <w:r>
+        <w:pict>
+          <v:rect style="width:0;height:1.5pt" o:hralign="center" o:hrstd="t" o:hr="t"/>
+        </w:pict>
+      </w:r>
+    </w:p>
+    <w:bookmarkEnd w:id="10"/>
+    <w:bookmarkStart w:id="11" w:name="warum-eine-eigene-website"/>
+    <w:p>
+      <w:pPr>
+        <w:pStyle w:val="Heading2"/>
+      </w:pPr>
+      <w:r>
+        <w:t xml:space="preserve">3 · Warum eine eigene Website?</w:t>
+      </w:r>
+    </w:p>
+    <w:p>
+      <w:pPr>
+        <w:pStyle w:val="FirstParagraph"/>
+      </w:pPr>
+      <w:r>
+        <w:t xml:space="preserve">Was bietet diese Seite, das Instagram, YouTube oder ein Newsletter nicht bieten können?</w:t>
+      </w:r>
+      <w:r>
+        <w:t xml:space="preserve"> </w:t>
+      </w:r>
+      <w:r>
+        <w:rPr>
+          <w:b/>
+          <w:bCs/>
+        </w:rPr>
+        <w:t xml:space="preserve">→</w:t>
+      </w:r>
+    </w:p>
+    <w:p>
+      <w:r>
+        <w:pict>
+          <v:rect style="width:0;height:1.5pt" o:hralign="center" o:hrstd="t" o:hr="t"/>
+        </w:pict>
+      </w:r>
+    </w:p>
+    <w:bookmarkEnd w:id="11"/>
+    <w:bookmarkStart w:id="12" w:name="für-wen"/>
+    <w:p>
+      <w:pPr>
+        <w:pStyle w:val="Heading2"/>
+      </w:pPr>
+      <w:r>
+        <w:t xml:space="preserve">4 · Für wen?</w:t>
+      </w:r>
+    </w:p>
+    <w:p>
+      <w:pPr>
+        <w:pStyle w:val="FirstParagraph"/>
+      </w:pPr>
+      <w:r>
+        <w:t xml:space="preserve">Für wen ist dieser Ort? Wer findet sich hier wieder?</w:t>
+      </w:r>
+      <w:r>
+        <w:t xml:space="preserve"> </w:t>
+      </w:r>
+      <w:r>
+        <w:rPr>
+          <w:b/>
+          <w:bCs/>
+        </w:rPr>
+        <w:t xml:space="preserve">→</w:t>
+      </w:r>
+    </w:p>
+    <w:p>
+      <w:r>
+        <w:pict>
+          <v:rect style="width:0;height:1.5pt" o:hralign="center" o:hrstd="t" o:hr="t"/>
+        </w:pict>
+      </w:r>
+    </w:p>
+    <w:bookmarkEnd w:id="12"/>
+    <w:bookmarkStart w:id="13" w:name="was-sollen-besucher-tun"/>
+    <w:p>
+      <w:pPr>
+        <w:pStyle w:val="Heading2"/>
+      </w:pPr>
+      <w:r>
+        <w:t xml:space="preserve">5 · Was sollen Besucher tun?</w:t>
+      </w:r>
+    </w:p>
+    <w:p>
+      <w:pPr>
+        <w:pStyle w:val="FirstParagraph"/>
+      </w:pPr>
       <w:r>
         <w:rPr>
           <w:i/>
           <w:iCs/>
         </w:rPr>
-        <w:t xml:space="preserve">(z.B. werkstatt-gemeinschaft.de · katharina-offenborn.de)</w:t>
+        <w:t xml:space="preserve">Lesen · schreiben · anfragen · teilnehmen · wiederkommen · still mitgehen</w:t>
+      </w:r>
+      <w:r>
+        <w:t xml:space="preserve"> </w:t>
+      </w:r>
+      <w:r>
+        <w:t xml:space="preserve">— was ist die</w:t>
+      </w:r>
+      <w:r>
+        <w:t xml:space="preserve"> </w:t>
+      </w:r>
+      <w:r>
+        <w:rPr>
+          <w:b/>
+          <w:bCs/>
+        </w:rPr>
+        <w:t xml:space="preserve">wichtigste Handlung</w:t>
+      </w:r>
+      <w:r>
+        <w:t xml:space="preserve">?</w:t>
       </w:r>
       <w:r>
         <w:t xml:space="preserve"> </w:t>
@@ -146,14 +314,39 @@
         <w:t xml:space="preserve">→</w:t>
       </w:r>
     </w:p>
-    <w:bookmarkEnd w:id="9"/>
-    <w:bookmarkStart w:id="10" w:name="sprache"/>
-    <w:p>
-      <w:pPr>
-        <w:pStyle w:val="Heading3"/>
-      </w:pPr>
-      <w:r>
-        <w:t xml:space="preserve">1.2 Sprache</w:t>
+    <w:p>
+      <w:r>
+        <w:pict>
+          <v:rect style="width:0;height:1.5pt" o:hralign="center" o:hrstd="t" o:hr="t"/>
+        </w:pict>
+      </w:r>
+    </w:p>
+    <w:bookmarkEnd w:id="13"/>
+    <w:bookmarkStart w:id="14" w:name="Xecddd4a3080c27a741d71e034efe81fed08282f"/>
+    <w:p>
+      <w:pPr>
+        <w:pStyle w:val="Heading2"/>
+      </w:pPr>
+      <w:r>
+        <w:t xml:space="preserve">6 · Hauptbereiche der Seite (= Navigation im Menü)</w:t>
+      </w:r>
+    </w:p>
+    <w:p>
+      <w:pPr>
+        <w:pStyle w:val="FirstParagraph"/>
+      </w:pPr>
+      <w:r>
+        <w:t xml:space="preserve">Aktueller Vorschlag — Reihenfolge der Menüpunkte oben:</w:t>
+      </w:r>
+      <w:r>
+        <w:t xml:space="preserve"> </w:t>
+      </w:r>
+      <w:r>
+        <w:rPr>
+          <w:b/>
+          <w:bCs/>
+        </w:rPr>
+        <w:t xml:space="preserve">Hero · Über · Notizen · Reisen · Werkstatt · Bibliothek · Podcast · Mitkommen</w:t>
       </w:r>
     </w:p>
     <w:p>
@@ -164,17 +357,7 @@
         </w:numPr>
       </w:pPr>
       <w:r>
-        <w:t xml:space="preserve">Drei Worte für deinen Ton</w:t>
-      </w:r>
-      <w:r>
-        <w:t xml:space="preserve"> </w:t>
-      </w:r>
-      <w:r>
-        <w:rPr>
-          <w:i/>
-          <w:iCs/>
-        </w:rPr>
-        <w:t xml:space="preserve">(z.B. „warm · klar · konkret” oder „neugierig · suchend · geerdet”)</w:t>
+        <w:t xml:space="preserve">Passt das? Was fehlt, was raus?</w:t>
       </w:r>
       <w:r>
         <w:t xml:space="preserve"> </w:t>
@@ -195,30 +378,23 @@
         </w:numPr>
       </w:pPr>
       <w:r>
-        <w:rPr>
-          <w:b/>
-          <w:bCs/>
-        </w:rPr>
-        <w:t xml:space="preserve">Du</w:t>
-      </w:r>
-      <w:r>
-        <w:t xml:space="preserve"> </w:t>
-      </w:r>
-      <w:r>
-        <w:t xml:space="preserve">oder</w:t>
-      </w:r>
-      <w:r>
-        <w:t xml:space="preserve"> </w:t>
-      </w:r>
-      <w:r>
-        <w:rPr>
-          <w:b/>
-          <w:bCs/>
-        </w:rPr>
-        <w:t xml:space="preserve">Sie</w:t>
-      </w:r>
-      <w:r>
-        <w:t xml:space="preserve">?</w:t>
+        <w:t xml:space="preserve">Welche</w:t>
+      </w:r>
+      <w:r>
+        <w:t xml:space="preserve"> </w:t>
+      </w:r>
+      <w:r>
+        <w:rPr>
+          <w:b/>
+          <w:bCs/>
+        </w:rPr>
+        <w:t xml:space="preserve">2 Bereiche müssen sofort sichtbar sein</w:t>
+      </w:r>
+      <w:r>
+        <w:t xml:space="preserve"> </w:t>
+      </w:r>
+      <w:r>
+        <w:t xml:space="preserve">(= zuerst gefunden werden)?</w:t>
       </w:r>
       <w:r>
         <w:t xml:space="preserve"> </w:t>
@@ -243,7 +419,60 @@
           <w:b/>
           <w:bCs/>
         </w:rPr>
-        <w:t xml:space="preserve">Ich</w:t>
+        <w:t xml:space="preserve">Welcher Bereich ist dein Hauptbereich</w:t>
+      </w:r>
+      <w:r>
+        <w:t xml:space="preserve"> </w:t>
+      </w:r>
+      <w:r>
+        <w:t xml:space="preserve">— wo du am meisten lebst?</w:t>
+      </w:r>
+      <w:r>
+        <w:t xml:space="preserve"> </w:t>
+      </w:r>
+      <w:r>
+        <w:rPr>
+          <w:b/>
+          <w:bCs/>
+        </w:rPr>
+        <w:t xml:space="preserve">→</w:t>
+      </w:r>
+    </w:p>
+    <w:p>
+      <w:pPr>
+        <w:numPr>
+          <w:ilvl w:val="0"/>
+          <w:numId w:val="1002"/>
+        </w:numPr>
+      </w:pPr>
+      <w:r>
+        <w:t xml:space="preserve">Soll die Navigation eher</w:t>
+      </w:r>
+      <w:r>
+        <w:t xml:space="preserve"> </w:t>
+      </w:r>
+      <w:r>
+        <w:rPr>
+          <w:b/>
+          <w:bCs/>
+        </w:rPr>
+        <w:t xml:space="preserve">poetisch</w:t>
+      </w:r>
+      <w:r>
+        <w:t xml:space="preserve"> </w:t>
+      </w:r>
+      <w:r>
+        <w:t xml:space="preserve">sein</w:t>
+      </w:r>
+      <w:r>
+        <w:t xml:space="preserve"> </w:t>
+      </w:r>
+      <w:r>
+        <w:rPr>
+          <w:i/>
+          <w:iCs/>
+        </w:rPr>
+        <w:t xml:space="preserve">(„Mitkommen”)</w:t>
       </w:r>
       <w:r>
         <w:t xml:space="preserve"> </w:t>
@@ -259,13 +488,20 @@
           <w:b/>
           <w:bCs/>
         </w:rPr>
-        <w:t xml:space="preserve">Wir</w:t>
-      </w:r>
-      <w:r>
-        <w:t xml:space="preserve"> </w:t>
-      </w:r>
-      <w:r>
-        <w:t xml:space="preserve">in den Texten?</w:t>
+        <w:t xml:space="preserve">direkt-funktional</w:t>
+      </w:r>
+      <w:r>
+        <w:t xml:space="preserve"> </w:t>
+      </w:r>
+      <w:r>
+        <w:rPr>
+          <w:i/>
+          <w:iCs/>
+        </w:rPr>
+        <w:t xml:space="preserve">(„Kontakt”)</w:t>
+      </w:r>
+      <w:r>
+        <w:t xml:space="preserve">?</w:t>
       </w:r>
       <w:r>
         <w:t xml:space="preserve"> </w:t>
@@ -278,32 +514,21 @@
         <w:t xml:space="preserve">→</w:t>
       </w:r>
     </w:p>
-    <w:bookmarkEnd w:id="10"/>
-    <w:bookmarkStart w:id="11" w:name="räume"/>
-    <w:p>
-      <w:pPr>
-        <w:pStyle w:val="Heading3"/>
-      </w:pPr>
-      <w:r>
-        <w:t xml:space="preserve">1.3 Räume</w:t>
-      </w:r>
-    </w:p>
-    <w:p>
-      <w:pPr>
-        <w:pStyle w:val="FirstParagraph"/>
-      </w:pPr>
-      <w:r>
-        <w:t xml:space="preserve">Vorschlag in dieser Reihenfolge:</w:t>
-      </w:r>
-      <w:r>
-        <w:t xml:space="preserve"> </w:t>
-      </w:r>
-      <w:r>
-        <w:rPr>
-          <w:b/>
-          <w:bCs/>
-        </w:rPr>
-        <w:t xml:space="preserve">Hero · Über · Notizen · Reisen · Werkstatt · Bibliothek · Podcast · Mitkommen</w:t>
+    <w:p>
+      <w:r>
+        <w:pict>
+          <v:rect style="width:0;height:1.5pt" o:hralign="center" o:hrstd="t" o:hr="t"/>
+        </w:pict>
+      </w:r>
+    </w:p>
+    <w:bookmarkEnd w:id="14"/>
+    <w:bookmarkStart w:id="15" w:name="sprache"/>
+    <w:p>
+      <w:pPr>
+        <w:pStyle w:val="Heading2"/>
+      </w:pPr>
+      <w:r>
+        <w:t xml:space="preserve">7 · Sprache</w:t>
       </w:r>
     </w:p>
     <w:p>
@@ -314,7 +539,36 @@
         </w:numPr>
       </w:pPr>
       <w:r>
-        <w:t xml:space="preserve">Passt das? Was fehlt, was raus?</w:t>
+        <w:t xml:space="preserve">Welche Sprache fühlt sich</w:t>
+      </w:r>
+      <w:r>
+        <w:t xml:space="preserve"> </w:t>
+      </w:r>
+      <w:r>
+        <w:rPr>
+          <w:b/>
+          <w:bCs/>
+        </w:rPr>
+        <w:t xml:space="preserve">nach dir</w:t>
+      </w:r>
+      <w:r>
+        <w:t xml:space="preserve"> </w:t>
+      </w:r>
+      <w:r>
+        <w:t xml:space="preserve">an? Welche</w:t>
+      </w:r>
+      <w:r>
+        <w:t xml:space="preserve"> </w:t>
+      </w:r>
+      <w:r>
+        <w:rPr>
+          <w:b/>
+          <w:bCs/>
+        </w:rPr>
+        <w:t xml:space="preserve">stößt dich ab</w:t>
+      </w:r>
+      <w:r>
+        <w:t xml:space="preserve">?</w:t>
       </w:r>
       <w:r>
         <w:t xml:space="preserve"> </w:t>
@@ -335,7 +589,30 @@
         </w:numPr>
       </w:pPr>
       <w:r>
-        <w:t xml:space="preserve">Welcher Raum ist dein Hauptraum?</w:t>
+        <w:rPr>
+          <w:b/>
+          <w:bCs/>
+        </w:rPr>
+        <w:t xml:space="preserve">Du</w:t>
+      </w:r>
+      <w:r>
+        <w:t xml:space="preserve"> </w:t>
+      </w:r>
+      <w:r>
+        <w:t xml:space="preserve">oder</w:t>
+      </w:r>
+      <w:r>
+        <w:t xml:space="preserve"> </w:t>
+      </w:r>
+      <w:r>
+        <w:rPr>
+          <w:b/>
+          <w:bCs/>
+        </w:rPr>
+        <w:t xml:space="preserve">Sie</w:t>
+      </w:r>
+      <w:r>
+        <w:t xml:space="preserve">?</w:t>
       </w:r>
       <w:r>
         <w:t xml:space="preserve"> </w:t>
@@ -348,14 +625,73 @@
         <w:t xml:space="preserve">→</w:t>
       </w:r>
     </w:p>
-    <w:bookmarkEnd w:id="11"/>
-    <w:bookmarkStart w:id="12" w:name="material"/>
-    <w:p>
-      <w:pPr>
-        <w:pStyle w:val="Heading3"/>
-      </w:pPr>
-      <w:r>
-        <w:t xml:space="preserve">1.4 Material</w:t>
+    <w:p>
+      <w:pPr>
+        <w:numPr>
+          <w:ilvl w:val="0"/>
+          <w:numId w:val="1003"/>
+        </w:numPr>
+      </w:pPr>
+      <w:r>
+        <w:rPr>
+          <w:b/>
+          <w:bCs/>
+        </w:rPr>
+        <w:t xml:space="preserve">Ich</w:t>
+      </w:r>
+      <w:r>
+        <w:t xml:space="preserve"> </w:t>
+      </w:r>
+      <w:r>
+        <w:t xml:space="preserve">oder</w:t>
+      </w:r>
+      <w:r>
+        <w:t xml:space="preserve"> </w:t>
+      </w:r>
+      <w:r>
+        <w:rPr>
+          <w:b/>
+          <w:bCs/>
+        </w:rPr>
+        <w:t xml:space="preserve">Wir</w:t>
+      </w:r>
+      <w:r>
+        <w:t xml:space="preserve">?</w:t>
+      </w:r>
+      <w:r>
+        <w:t xml:space="preserve"> </w:t>
+      </w:r>
+      <w:r>
+        <w:rPr>
+          <w:b/>
+          <w:bCs/>
+        </w:rPr>
+        <w:t xml:space="preserve">→</w:t>
+      </w:r>
+    </w:p>
+    <w:p>
+      <w:r>
+        <w:pict>
+          <v:rect style="width:0;height:1.5pt" o:hralign="center" o:hrstd="t" o:hr="t"/>
+        </w:pict>
+      </w:r>
+    </w:p>
+    <w:bookmarkEnd w:id="15"/>
+    <w:bookmarkStart w:id="16" w:name="material"/>
+    <w:p>
+      <w:pPr>
+        <w:pStyle w:val="Heading2"/>
+      </w:pPr>
+      <w:r>
+        <w:t xml:space="preserve">8 · Material</w:t>
+      </w:r>
+    </w:p>
+    <w:p>
+      <w:pPr>
+        <w:pStyle w:val="FirstParagraph"/>
+      </w:pPr>
+      <w:r>
+        <w:t xml:space="preserve">Was hast du schon liegen? Grobe Übersicht reicht.</w:t>
       </w:r>
     </w:p>
     <w:p>
@@ -366,17 +702,7 @@
         </w:numPr>
       </w:pPr>
       <w:r>
-        <w:t xml:space="preserve">Welche Texte hast du schon?</w:t>
-      </w:r>
-      <w:r>
-        <w:t xml:space="preserve"> </w:t>
-      </w:r>
-      <w:r>
-        <w:rPr>
-          <w:i/>
-          <w:iCs/>
-        </w:rPr>
-        <w:t xml:space="preserve">(wo, wie viel)</w:t>
+        <w:t xml:space="preserve">Texte, Reise-Tagebücher, Notizen — wo, ungefähr wie viel:</w:t>
       </w:r>
       <w:r>
         <w:t xml:space="preserve"> </w:t>
@@ -397,17 +723,7 @@
         </w:numPr>
       </w:pPr>
       <w:r>
-        <w:t xml:space="preserve">Welche Photos?</w:t>
-      </w:r>
-      <w:r>
-        <w:t xml:space="preserve"> </w:t>
-      </w:r>
-      <w:r>
-        <w:rPr>
-          <w:i/>
-          <w:iCs/>
-        </w:rPr>
-        <w:t xml:space="preserve">(wo, wie viele)</w:t>
+        <w:t xml:space="preserve">Photos — wo, ungefähre Anzahl:</w:t>
       </w:r>
       <w:r>
         <w:t xml:space="preserve"> </w:t>
@@ -428,7 +744,7 @@
         </w:numPr>
       </w:pPr>
       <w:r>
-        <w:t xml:space="preserve">Andere Plattformen, auf denen du aktiv bist?</w:t>
+        <w:t xml:space="preserve">Andere Plattformen, auf denen du aktiv bist —</w:t>
       </w:r>
       <w:r>
         <w:t xml:space="preserve"> </w:t>
@@ -438,41 +754,13 @@
           <w:i/>
           <w:iCs/>
         </w:rPr>
-        <w:t xml:space="preserve">(YouTube · Instagram · Substack · Blog · …)</w:t>
-      </w:r>
-      <w:r>
-        <w:t xml:space="preserve"> </w:t>
-      </w:r>
-      <w:r>
-        <w:t xml:space="preserve">— wir können sie hier einbinden.</w:t>
-      </w:r>
-      <w:r>
-        <w:t xml:space="preserve"> </w:t>
-      </w:r>
-      <w:r>
-        <w:rPr>
-          <w:b/>
-          <w:bCs/>
-        </w:rPr>
-        <w:t xml:space="preserve">→</w:t>
-      </w:r>
-    </w:p>
-    <w:bookmarkEnd w:id="12"/>
-    <w:bookmarkStart w:id="13" w:name="zeit"/>
-    <w:p>
-      <w:pPr>
-        <w:pStyle w:val="Heading3"/>
-      </w:pPr>
-      <w:r>
-        <w:t xml:space="preserve">1.5 Zeit</w:t>
-      </w:r>
-    </w:p>
-    <w:p>
-      <w:pPr>
-        <w:pStyle w:val="FirstParagraph"/>
-      </w:pPr>
-      <w:r>
-        <w:t xml:space="preserve">Wann soll die deutsche Version für Familie und Freunde gut genug sein?</w:t>
+        <w:t xml:space="preserve">YouTube · Instagram · Substack · Blog · …</w:t>
+      </w:r>
+      <w:r>
+        <w:t xml:space="preserve"> </w:t>
+      </w:r>
+      <w:r>
+        <w:t xml:space="preserve">— wir können sie hier zentral einbinden:</w:t>
       </w:r>
       <w:r>
         <w:t xml:space="preserve"> </w:t>
@@ -492,15 +780,26 @@
         </w:pict>
       </w:r>
     </w:p>
-    <w:bookmarkEnd w:id="13"/>
-    <w:bookmarkEnd w:id="14"/>
-    <w:bookmarkStart w:id="20" w:name="Xfc2c6b34f713301c0009733b6c7d9a57f261c5b"/>
-    <w:p>
-      <w:pPr>
-        <w:pStyle w:val="Heading2"/>
-      </w:pPr>
-      <w:r>
-        <w:t xml:space="preserve">Etappe 2 — Inhalt</w:t>
+    <w:p>
+      <w:pPr>
+        <w:pStyle w:val="FirstParagraph"/>
+      </w:pPr>
+      <w:r>
+        <w:t xml:space="preserve">Das war’s für jetzt.</w:t>
+      </w:r>
+      <w:r>
+        <w:t xml:space="preserve"> </w:t>
+      </w:r>
+      <w:r>
+        <w:t xml:space="preserve">Sobald die Antworten da sind, bauen wir das Gerüst.</w:t>
+      </w:r>
+    </w:p>
+    <w:p>
+      <w:pPr>
+        <w:pStyle w:val="BodyText"/>
+      </w:pPr>
+      <w:r>
+        <w:t xml:space="preserve">Etappe 2</w:t>
       </w:r>
       <w:r>
         <w:t xml:space="preserve"> </w:t>
@@ -510,24 +809,13 @@
           <w:i/>
           <w:iCs/>
         </w:rPr>
-        <w:t xml:space="preserve">(etwa 20 Minuten · kommt nach Etappe 1)</w:t>
-      </w:r>
-    </w:p>
-    <w:bookmarkStart w:id="15" w:name="über-dich"/>
-    <w:p>
-      <w:pPr>
-        <w:pStyle w:val="Heading3"/>
-      </w:pPr>
-      <w:r>
-        <w:t xml:space="preserve">2.1 Über dich</w:t>
-      </w:r>
-    </w:p>
-    <w:p>
-      <w:pPr>
-        <w:pStyle w:val="FirstParagraph"/>
-      </w:pPr>
-      <w:r>
-        <w:t xml:space="preserve">Wir schreiben die Bio so, dass Besucher zuerst sehen</w:t>
+        <w:t xml:space="preserve">(Bio, Einladungen, Termine, Bilder)</w:t>
+      </w:r>
+      <w:r>
+        <w:t xml:space="preserve"> </w:t>
+      </w:r>
+      <w:r>
+        <w:t xml:space="preserve">und Etappe 3</w:t>
       </w:r>
       <w:r>
         <w:t xml:space="preserve"> </w:t>
@@ -537,1043 +825,25 @@
           <w:i/>
           <w:iCs/>
         </w:rPr>
-        <w:t xml:space="preserve">„das ist für mich”</w:t>
-      </w:r>
-      <w:r>
-        <w:t xml:space="preserve">, und dann</w:t>
-      </w:r>
-      <w:r>
-        <w:t xml:space="preserve"> </w:t>
-      </w:r>
-      <w:r>
-        <w:rPr>
-          <w:i/>
-          <w:iCs/>
-        </w:rPr>
-        <w:t xml:space="preserve">„das kann sie”</w:t>
-      </w:r>
-      <w:r>
-        <w:t xml:space="preserve">. Keine abstrakte Selbstdarstellung.</w:t>
-      </w:r>
-    </w:p>
-    <w:p>
-      <w:pPr>
-        <w:numPr>
-          <w:ilvl w:val="0"/>
-          <w:numId w:val="1005"/>
-        </w:numPr>
-      </w:pPr>
-      <w:r>
-        <w:t xml:space="preserve">Hauptpublikum?</w:t>
-      </w:r>
-      <w:r>
-        <w:t xml:space="preserve"> </w:t>
-      </w:r>
-      <w:r>
-        <w:rPr>
-          <w:b/>
-          <w:bCs/>
-        </w:rPr>
-        <w:t xml:space="preserve">→</w:t>
-      </w:r>
-    </w:p>
-    <w:p>
-      <w:pPr>
-        <w:numPr>
-          <w:ilvl w:val="0"/>
-          <w:numId w:val="1005"/>
-        </w:numPr>
-      </w:pPr>
-      <w:r>
-        <w:t xml:space="preserve">Drei Dinge, die du Besuchern konkret anbietest</w:t>
-      </w:r>
-      <w:r>
-        <w:t xml:space="preserve"> </w:t>
-      </w:r>
-      <w:r>
-        <w:rPr>
-          <w:i/>
-          <w:iCs/>
-        </w:rPr>
-        <w:t xml:space="preserve">(z.B. Workshop leiten, Beratung, Vortrag, Gespräch)</w:t>
-      </w:r>
-      <w:r>
-        <w:t xml:space="preserve"> </w:t>
-      </w:r>
-      <w:r>
-        <w:rPr>
-          <w:b/>
-          <w:bCs/>
-        </w:rPr>
-        <w:t xml:space="preserve">→</w:t>
-      </w:r>
-    </w:p>
-    <w:p>
-      <w:pPr>
-        <w:numPr>
-          <w:ilvl w:val="0"/>
-          <w:numId w:val="1005"/>
-        </w:numPr>
-      </w:pPr>
-      <w:r>
-        <w:t xml:space="preserve">Welche Erfahrungen / Qualifikationen erden das</w:t>
-      </w:r>
-      <w:r>
-        <w:t xml:space="preserve"> </w:t>
-      </w:r>
-      <w:r>
-        <w:rPr>
-          <w:i/>
-          <w:iCs/>
-        </w:rPr>
-        <w:t xml:space="preserve">(nicht beweisen)</w:t>
-      </w:r>
-      <w:r>
-        <w:t xml:space="preserve">?</w:t>
-      </w:r>
-      <w:r>
-        <w:t xml:space="preserve"> </w:t>
-      </w:r>
-      <w:r>
-        <w:rPr>
-          <w:b/>
-          <w:bCs/>
-        </w:rPr>
-        <w:t xml:space="preserve">→</w:t>
-      </w:r>
-    </w:p>
-    <w:p>
-      <w:pPr>
-        <w:numPr>
-          <w:ilvl w:val="0"/>
-          <w:numId w:val="1005"/>
-        </w:numPr>
-      </w:pPr>
-      <w:r>
-        <w:t xml:space="preserve">Ein Satz, der dich beschreibt</w:t>
-      </w:r>
-      <w:r>
-        <w:t xml:space="preserve"> </w:t>
-      </w:r>
-      <w:r>
-        <w:rPr>
-          <w:b/>
-          <w:bCs/>
-        </w:rPr>
-        <w:t xml:space="preserve">→</w:t>
-      </w:r>
-    </w:p>
-    <w:p>
-      <w:pPr>
-        <w:numPr>
-          <w:ilvl w:val="0"/>
-          <w:numId w:val="1005"/>
-        </w:numPr>
-      </w:pPr>
-      <w:r>
-        <w:t xml:space="preserve">Wie willst du</w:t>
-      </w:r>
-      <w:r>
-        <w:t xml:space="preserve"> </w:t>
-      </w:r>
-      <w:r>
-        <w:rPr>
-          <w:b/>
-          <w:bCs/>
-        </w:rPr>
-        <w:t xml:space="preserve">nicht</w:t>
-      </w:r>
-      <w:r>
-        <w:t xml:space="preserve"> </w:t>
-      </w:r>
-      <w:r>
-        <w:t xml:space="preserve">beschrieben werden?</w:t>
-      </w:r>
-      <w:r>
-        <w:t xml:space="preserve"> </w:t>
-      </w:r>
-      <w:r>
-        <w:rPr>
-          <w:b/>
-          <w:bCs/>
-        </w:rPr>
-        <w:t xml:space="preserve">→</w:t>
-      </w:r>
-    </w:p>
-    <w:bookmarkEnd w:id="15"/>
-    <w:bookmarkStart w:id="16" w:name="einladungen"/>
-    <w:p>
-      <w:pPr>
-        <w:pStyle w:val="Heading3"/>
-      </w:pPr>
-      <w:r>
-        <w:t xml:space="preserve">2.2 Einladungen</w:t>
-      </w:r>
-    </w:p>
-    <w:p>
-      <w:pPr>
-        <w:numPr>
-          <w:ilvl w:val="0"/>
-          <w:numId w:val="1006"/>
-        </w:numPr>
-      </w:pPr>
-      <w:r>
-        <w:t xml:space="preserve">Welche Anfragen nimmst du an?</w:t>
-      </w:r>
-    </w:p>
-    <w:p>
-      <w:pPr>
-        <w:pStyle w:val="Compact"/>
-        <w:numPr>
-          <w:ilvl w:val="1"/>
-          <w:numId w:val="1007"/>
-        </w:numPr>
-      </w:pPr>
-      <w:r>
-        <w:t xml:space="preserve">Werkstatt-Teilnahme</w:t>
-      </w:r>
-      <w:r>
-        <w:t xml:space="preserve"> </w:t>
-      </w:r>
-      <w:r>
-        <w:rPr>
-          <w:i/>
-          <w:iCs/>
-        </w:rPr>
-        <w:t xml:space="preserve">(Leute kommen zu dir)</w:t>
-      </w:r>
-    </w:p>
-    <w:p>
-      <w:pPr>
-        <w:pStyle w:val="Compact"/>
-        <w:numPr>
-          <w:ilvl w:val="1"/>
-          <w:numId w:val="1008"/>
-        </w:numPr>
-      </w:pPr>
-      <w:r>
-        <w:t xml:space="preserve">Einladung in eine Gemeinschaft</w:t>
-      </w:r>
-      <w:r>
-        <w:t xml:space="preserve"> </w:t>
-      </w:r>
-      <w:r>
-        <w:rPr>
-          <w:i/>
-          <w:iCs/>
-        </w:rPr>
-        <w:t xml:space="preserve">(du kommst zu ihnen)</w:t>
-      </w:r>
-    </w:p>
-    <w:p>
-      <w:pPr>
-        <w:pStyle w:val="Compact"/>
-        <w:numPr>
-          <w:ilvl w:val="1"/>
-          <w:numId w:val="1009"/>
-        </w:numPr>
-      </w:pPr>
-      <w:r>
-        <w:t xml:space="preserve">Vortrag · Impuls</w:t>
-      </w:r>
-    </w:p>
-    <w:p>
-      <w:pPr>
-        <w:pStyle w:val="Compact"/>
-        <w:numPr>
-          <w:ilvl w:val="1"/>
-          <w:numId w:val="1010"/>
-        </w:numPr>
-      </w:pPr>
-      <w:r>
-        <w:t xml:space="preserve">Beratung beim Aufbau</w:t>
-      </w:r>
-    </w:p>
-    <w:p>
-      <w:pPr>
-        <w:pStyle w:val="Compact"/>
-        <w:numPr>
-          <w:ilvl w:val="1"/>
-          <w:numId w:val="1011"/>
-        </w:numPr>
-      </w:pPr>
-      <w:r>
-        <w:t xml:space="preserve">Interview · Medien</w:t>
-      </w:r>
-    </w:p>
-    <w:p>
-      <w:pPr>
-        <w:pStyle w:val="Compact"/>
-        <w:numPr>
-          <w:ilvl w:val="1"/>
-          <w:numId w:val="1012"/>
-        </w:numPr>
-      </w:pPr>
-      <w:r>
-        <w:t xml:space="preserve">Persönliches Gespräch</w:t>
-      </w:r>
-    </w:p>
-    <w:p>
-      <w:pPr>
-        <w:pStyle w:val="Compact"/>
-        <w:numPr>
-          <w:ilvl w:val="1"/>
-          <w:numId w:val="1013"/>
-        </w:numPr>
-      </w:pPr>
-      <w:r>
-        <w:t xml:space="preserve">Andere: ____</w:t>
-      </w:r>
-      <w:r>
-        <w:t xml:space="preserve"> </w:t>
-      </w:r>
-      <w:r>
-        <w:rPr>
-          <w:b/>
-          <w:bCs/>
-        </w:rPr>
-        <w:t xml:space="preserve">→</w:t>
-      </w:r>
-    </w:p>
-    <w:p>
-      <w:pPr>
-        <w:numPr>
-          <w:ilvl w:val="0"/>
-          <w:numId w:val="1006"/>
-        </w:numPr>
-      </w:pPr>
-      <w:r>
-        <w:t xml:space="preserve">Kontakt über: Mail · Formular · Telefon?</w:t>
-      </w:r>
-      <w:r>
-        <w:t xml:space="preserve"> </w:t>
-      </w:r>
-      <w:r>
-        <w:rPr>
-          <w:b/>
-          <w:bCs/>
-        </w:rPr>
-        <w:t xml:space="preserve">→</w:t>
-      </w:r>
-    </w:p>
-    <w:p>
-      <w:pPr>
-        <w:numPr>
-          <w:ilvl w:val="0"/>
-          <w:numId w:val="1006"/>
-        </w:numPr>
-      </w:pPr>
-      <w:r>
-        <w:t xml:space="preserve">Rahmenbedingungen sichtbar machen</w:t>
-      </w:r>
-      <w:r>
-        <w:t xml:space="preserve"> </w:t>
-      </w:r>
-      <w:r>
-        <w:rPr>
-          <w:i/>
-          <w:iCs/>
-        </w:rPr>
-        <w:t xml:space="preserve">(Honorar · Reisekosten · Mindestgruppe)</w:t>
-      </w:r>
-      <w:r>
-        <w:t xml:space="preserve"> </w:t>
-      </w:r>
-      <w:r>
-        <w:t xml:space="preserve">— oder individuell?</w:t>
-      </w:r>
-      <w:r>
-        <w:t xml:space="preserve"> </w:t>
-      </w:r>
-      <w:r>
-        <w:rPr>
-          <w:b/>
-          <w:bCs/>
-        </w:rPr>
-        <w:t xml:space="preserve">→</w:t>
+        <w:t xml:space="preserve">(Sprachen, Podcast, Domain, Launch)</w:t>
+      </w:r>
+      <w:r>
+        <w:t xml:space="preserve"> </w:t>
+      </w:r>
+      <w:r>
+        <w:t xml:space="preserve">folgen, wenn die Struktur steht.</w:t>
+      </w:r>
+    </w:p>
+    <w:p>
+      <w:pPr>
+        <w:pStyle w:val="BodyText"/>
+      </w:pPr>
+      <w:r>
+        <w:t xml:space="preserve">— Frühjahr 2026</w:t>
       </w:r>
     </w:p>
     <w:bookmarkEnd w:id="16"/>
-    <w:bookmarkStart w:id="17" w:name="notizen"/>
-    <w:p>
-      <w:pPr>
-        <w:pStyle w:val="Heading3"/>
-      </w:pPr>
-      <w:r>
-        <w:t xml:space="preserve">2.3 Notizen</w:t>
-      </w:r>
-    </w:p>
-    <w:p>
-      <w:pPr>
-        <w:numPr>
-          <w:ilvl w:val="0"/>
-          <w:numId w:val="1014"/>
-        </w:numPr>
-      </w:pPr>
-      <w:r>
-        <w:t xml:space="preserve">Wie oft posten?</w:t>
-      </w:r>
-      <w:r>
-        <w:t xml:space="preserve"> </w:t>
-      </w:r>
-      <w:r>
-        <w:rPr>
-          <w:i/>
-          <w:iCs/>
-        </w:rPr>
-        <w:t xml:space="preserve">(täglich · wöchentlich · unregelmäßig)</w:t>
-      </w:r>
-      <w:r>
-        <w:t xml:space="preserve"> </w:t>
-      </w:r>
-      <w:r>
-        <w:rPr>
-          <w:b/>
-          <w:bCs/>
-        </w:rPr>
-        <w:t xml:space="preserve">→</w:t>
-      </w:r>
-    </w:p>
-    <w:p>
-      <w:pPr>
-        <w:numPr>
-          <w:ilvl w:val="0"/>
-          <w:numId w:val="1014"/>
-        </w:numPr>
-      </w:pPr>
-      <w:r>
-        <w:t xml:space="preserve">Kategorien?</w:t>
-      </w:r>
-      <w:r>
-        <w:t xml:space="preserve"> </w:t>
-      </w:r>
-      <w:r>
-        <w:rPr>
-          <w:i/>
-          <w:iCs/>
-        </w:rPr>
-        <w:t xml:space="preserve">(Vorschlag: Reise · Werkstatt · Lesen · Stimme · Foto)</w:t>
-      </w:r>
-      <w:r>
-        <w:t xml:space="preserve"> </w:t>
-      </w:r>
-      <w:r>
-        <w:rPr>
-          <w:b/>
-          <w:bCs/>
-        </w:rPr>
-        <w:t xml:space="preserve">→</w:t>
-      </w:r>
-    </w:p>
     <w:bookmarkEnd w:id="17"/>
-    <w:bookmarkStart w:id="18" w:name="werkstatt"/>
-    <w:p>
-      <w:pPr>
-        <w:pStyle w:val="Heading3"/>
-      </w:pPr>
-      <w:r>
-        <w:t xml:space="preserve">2.4 Werkstatt</w:t>
-      </w:r>
-    </w:p>
-    <w:p>
-      <w:pPr>
-        <w:numPr>
-          <w:ilvl w:val="0"/>
-          <w:numId w:val="1015"/>
-        </w:numPr>
-      </w:pPr>
-      <w:r>
-        <w:t xml:space="preserve">Eigene Termine, die du planst?</w:t>
-      </w:r>
-      <w:r>
-        <w:t xml:space="preserve"> </w:t>
-      </w:r>
-      <w:r>
-        <w:rPr>
-          <w:b/>
-          <w:bCs/>
-        </w:rPr>
-        <w:t xml:space="preserve">→</w:t>
-      </w:r>
-    </w:p>
-    <w:p>
-      <w:pPr>
-        <w:numPr>
-          <w:ilvl w:val="0"/>
-          <w:numId w:val="1015"/>
-        </w:numPr>
-      </w:pPr>
-      <w:r>
-        <w:t xml:space="preserve">Wie viele pro Jahr realistisch?</w:t>
-      </w:r>
-      <w:r>
-        <w:t xml:space="preserve"> </w:t>
-      </w:r>
-      <w:r>
-        <w:rPr>
-          <w:b/>
-          <w:bCs/>
-        </w:rPr>
-        <w:t xml:space="preserve">→</w:t>
-      </w:r>
-    </w:p>
-    <w:p>
-      <w:pPr>
-        <w:numPr>
-          <w:ilvl w:val="0"/>
-          <w:numId w:val="1015"/>
-        </w:numPr>
-      </w:pPr>
-      <w:r>
-        <w:t xml:space="preserve">Auch fremde Termine zeigen</w:t>
-      </w:r>
-      <w:r>
-        <w:t xml:space="preserve"> </w:t>
-      </w:r>
-      <w:r>
-        <w:rPr>
-          <w:i/>
-          <w:iCs/>
-        </w:rPr>
-        <w:t xml:space="preserve">(z.B. Tag der offenen Tür Tempelhof)</w:t>
-      </w:r>
-      <w:r>
-        <w:t xml:space="preserve">?</w:t>
-      </w:r>
-      <w:r>
-        <w:t xml:space="preserve"> </w:t>
-      </w:r>
-      <w:r>
-        <w:rPr>
-          <w:b/>
-          <w:bCs/>
-        </w:rPr>
-        <w:t xml:space="preserve">→</w:t>
-      </w:r>
-    </w:p>
-    <w:p>
-      <w:pPr>
-        <w:numPr>
-          <w:ilvl w:val="0"/>
-          <w:numId w:val="1015"/>
-        </w:numPr>
-      </w:pPr>
-      <w:r>
-        <w:t xml:space="preserve">Anmeldung über Mail · Formular · externer Link?</w:t>
-      </w:r>
-      <w:r>
-        <w:t xml:space="preserve"> </w:t>
-      </w:r>
-      <w:r>
-        <w:rPr>
-          <w:b/>
-          <w:bCs/>
-        </w:rPr>
-        <w:t xml:space="preserve">→</w:t>
-      </w:r>
-    </w:p>
-    <w:bookmarkEnd w:id="18"/>
-    <w:bookmarkStart w:id="19" w:name="foto-untertitel"/>
-    <w:p>
-      <w:pPr>
-        <w:pStyle w:val="Heading3"/>
-      </w:pPr>
-      <w:r>
-        <w:t xml:space="preserve">2.5 Foto &amp; Untertitel</w:t>
-      </w:r>
-    </w:p>
-    <w:p>
-      <w:pPr>
-        <w:numPr>
-          <w:ilvl w:val="0"/>
-          <w:numId w:val="1016"/>
-        </w:numPr>
-      </w:pPr>
-      <w:r>
-        <w:t xml:space="preserve">Foto von dir?</w:t>
-      </w:r>
-      <w:r>
-        <w:t xml:space="preserve"> </w:t>
-      </w:r>
-      <w:r>
-        <w:rPr>
-          <w:i/>
-          <w:iCs/>
-        </w:rPr>
-        <w:t xml:space="preserve">(Porträt · Hände bei der Arbeit · draußen · keins)</w:t>
-      </w:r>
-      <w:r>
-        <w:t xml:space="preserve"> </w:t>
-      </w:r>
-      <w:r>
-        <w:rPr>
-          <w:b/>
-          <w:bCs/>
-        </w:rPr>
-        <w:t xml:space="preserve">→</w:t>
-      </w:r>
-    </w:p>
-    <w:p>
-      <w:pPr>
-        <w:numPr>
-          <w:ilvl w:val="0"/>
-          <w:numId w:val="1016"/>
-        </w:numPr>
-      </w:pPr>
-      <w:r>
-        <w:t xml:space="preserve">Untertitel unter dem Namen?</w:t>
-      </w:r>
-      <w:r>
-        <w:t xml:space="preserve"> </w:t>
-      </w:r>
-      <w:r>
-        <w:rPr>
-          <w:i/>
-          <w:iCs/>
-        </w:rPr>
-        <w:t xml:space="preserve">(z.B. „Reisen, Notizen, Begegnungen” — kann leer bleiben)</w:t>
-      </w:r>
-      <w:r>
-        <w:t xml:space="preserve"> </w:t>
-      </w:r>
-      <w:r>
-        <w:rPr>
-          <w:b/>
-          <w:bCs/>
-        </w:rPr>
-        <w:t xml:space="preserve">→</w:t>
-      </w:r>
-    </w:p>
-    <w:p>
-      <w:r>
-        <w:pict>
-          <v:rect style="width:0;height:1.5pt" o:hralign="center" o:hrstd="t" o:hr="t"/>
-        </w:pict>
-      </w:r>
-    </w:p>
-    <w:bookmarkEnd w:id="19"/>
-    <w:bookmarkEnd w:id="20"/>
-    <w:bookmarkStart w:id="26" w:name="etappe-3-wachstum-bei-bedarf"/>
-    <w:p>
-      <w:pPr>
-        <w:pStyle w:val="Heading2"/>
-      </w:pPr>
-      <w:r>
-        <w:t xml:space="preserve">Etappe 3 — Wachstum</w:t>
-      </w:r>
-      <w:r>
-        <w:t xml:space="preserve"> </w:t>
-      </w:r>
-      <w:r>
-        <w:rPr>
-          <w:i/>
-          <w:iCs/>
-        </w:rPr>
-        <w:t xml:space="preserve">(bei Bedarf)</w:t>
-      </w:r>
-    </w:p>
-    <w:bookmarkStart w:id="21" w:name="bibliothek"/>
-    <w:p>
-      <w:pPr>
-        <w:pStyle w:val="Heading3"/>
-      </w:pPr>
-      <w:r>
-        <w:t xml:space="preserve">3.1 Bibliothek</w:t>
-      </w:r>
-    </w:p>
-    <w:p>
-      <w:pPr>
-        <w:numPr>
-          <w:ilvl w:val="0"/>
-          <w:numId w:val="1017"/>
-        </w:numPr>
-      </w:pPr>
-      <w:r>
-        <w:t xml:space="preserve">Quellen-Arten?</w:t>
-      </w:r>
-      <w:r>
-        <w:t xml:space="preserve"> </w:t>
-      </w:r>
-      <w:r>
-        <w:rPr>
-          <w:i/>
-          <w:iCs/>
-        </w:rPr>
-        <w:t xml:space="preserve">(Bücher · Webseiten · Aufsätze · Filme · Podcasts)</w:t>
-      </w:r>
-      <w:r>
-        <w:t xml:space="preserve"> </w:t>
-      </w:r>
-      <w:r>
-        <w:rPr>
-          <w:b/>
-          <w:bCs/>
-        </w:rPr>
-        <w:t xml:space="preserve">→</w:t>
-      </w:r>
-    </w:p>
-    <w:p>
-      <w:pPr>
-        <w:numPr>
-          <w:ilvl w:val="0"/>
-          <w:numId w:val="1017"/>
-        </w:numPr>
-      </w:pPr>
-      <w:r>
-        <w:t xml:space="preserve">Wie viele Einträge insgesamt geplant?</w:t>
-      </w:r>
-      <w:r>
-        <w:t xml:space="preserve"> </w:t>
-      </w:r>
-      <w:r>
-        <w:rPr>
-          <w:b/>
-          <w:bCs/>
-        </w:rPr>
-        <w:t xml:space="preserve">→</w:t>
-      </w:r>
-    </w:p>
-    <w:bookmarkEnd w:id="21"/>
-    <w:bookmarkStart w:id="22" w:name="podcast-video"/>
-    <w:p>
-      <w:pPr>
-        <w:pStyle w:val="Heading3"/>
-      </w:pPr>
-      <w:r>
-        <w:t xml:space="preserve">3.2 Podcast / Video</w:t>
-      </w:r>
-    </w:p>
-    <w:p>
-      <w:pPr>
-        <w:pStyle w:val="FirstParagraph"/>
-      </w:pPr>
-      <w:r>
-        <w:t xml:space="preserve">Wenn du einen YouTube-Kanal hast, können wir Folgen direkt einbetten.</w:t>
-      </w:r>
-    </w:p>
-    <w:p>
-      <w:pPr>
-        <w:numPr>
-          <w:ilvl w:val="0"/>
-          <w:numId w:val="1018"/>
-        </w:numPr>
-      </w:pPr>
-      <w:r>
-        <w:t xml:space="preserve">Geplant · vage Idee · nicht?</w:t>
-      </w:r>
-      <w:r>
-        <w:t xml:space="preserve"> </w:t>
-      </w:r>
-      <w:r>
-        <w:rPr>
-          <w:b/>
-          <w:bCs/>
-        </w:rPr>
-        <w:t xml:space="preserve">→</w:t>
-      </w:r>
-    </w:p>
-    <w:p>
-      <w:pPr>
-        <w:numPr>
-          <w:ilvl w:val="0"/>
-          <w:numId w:val="1018"/>
-        </w:numPr>
-      </w:pPr>
-      <w:r>
-        <w:t xml:space="preserve">Falls ja: Plattform</w:t>
-      </w:r>
-      <w:r>
-        <w:t xml:space="preserve"> </w:t>
-      </w:r>
-      <w:r>
-        <w:rPr>
-          <w:i/>
-          <w:iCs/>
-        </w:rPr>
-        <w:t xml:space="preserve">(YouTube · Spotify · Vimeo · gemischt)</w:t>
-      </w:r>
-      <w:r>
-        <w:t xml:space="preserve"> </w:t>
-      </w:r>
-      <w:r>
-        <w:rPr>
-          <w:b/>
-          <w:bCs/>
-        </w:rPr>
-        <w:t xml:space="preserve">→</w:t>
-      </w:r>
-    </w:p>
-    <w:p>
-      <w:pPr>
-        <w:numPr>
-          <w:ilvl w:val="0"/>
-          <w:numId w:val="1018"/>
-        </w:numPr>
-      </w:pPr>
-      <w:r>
-        <w:t xml:space="preserve">Format, Rhythmus, Gäste?</w:t>
-      </w:r>
-      <w:r>
-        <w:t xml:space="preserve"> </w:t>
-      </w:r>
-      <w:r>
-        <w:rPr>
-          <w:b/>
-          <w:bCs/>
-        </w:rPr>
-        <w:t xml:space="preserve">→</w:t>
-      </w:r>
-    </w:p>
-    <w:bookmarkEnd w:id="22"/>
-    <w:bookmarkStart w:id="23" w:name="sprachen"/>
-    <w:p>
-      <w:pPr>
-        <w:pStyle w:val="Heading3"/>
-      </w:pPr>
-      <w:r>
-        <w:t xml:space="preserve">3.3 Sprachen</w:t>
-      </w:r>
-    </w:p>
-    <w:p>
-      <w:pPr>
-        <w:pStyle w:val="FirstParagraph"/>
-      </w:pPr>
-      <w:r>
-        <w:t xml:space="preserve">Site ist ab Tag 1 für</w:t>
-      </w:r>
-      <w:r>
-        <w:t xml:space="preserve"> </w:t>
-      </w:r>
-      <w:r>
-        <w:rPr>
-          <w:b/>
-          <w:bCs/>
-        </w:rPr>
-        <w:t xml:space="preserve">Deutsch · Französisch · Englisch</w:t>
-      </w:r>
-      <w:r>
-        <w:t xml:space="preserve"> </w:t>
-      </w:r>
-      <w:r>
-        <w:t xml:space="preserve">vorbereitet.</w:t>
-      </w:r>
-    </w:p>
-    <w:p>
-      <w:pPr>
-        <w:numPr>
-          <w:ilvl w:val="0"/>
-          <w:numId w:val="1019"/>
-        </w:numPr>
-      </w:pPr>
-      <w:r>
-        <w:t xml:space="preserve">Welche Inhalte zuerst dreisprachig?</w:t>
-      </w:r>
-      <w:r>
-        <w:t xml:space="preserve"> </w:t>
-      </w:r>
-      <w:r>
-        <w:rPr>
-          <w:b/>
-          <w:bCs/>
-        </w:rPr>
-        <w:t xml:space="preserve">→</w:t>
-      </w:r>
-    </w:p>
-    <w:p>
-      <w:pPr>
-        <w:numPr>
-          <w:ilvl w:val="0"/>
-          <w:numId w:val="1019"/>
-        </w:numPr>
-      </w:pPr>
-      <w:r>
-        <w:t xml:space="preserve">Wer übersetzt?</w:t>
-      </w:r>
-      <w:r>
-        <w:t xml:space="preserve"> </w:t>
-      </w:r>
-      <w:r>
-        <w:rPr>
-          <w:i/>
-          <w:iCs/>
-        </w:rPr>
-        <w:t xml:space="preserve">(du · KI · professionell)</w:t>
-      </w:r>
-      <w:r>
-        <w:t xml:space="preserve"> </w:t>
-      </w:r>
-      <w:r>
-        <w:rPr>
-          <w:b/>
-          <w:bCs/>
-        </w:rPr>
-        <w:t xml:space="preserve">→</w:t>
-      </w:r>
-    </w:p>
-    <w:bookmarkEnd w:id="23"/>
-    <w:bookmarkStart w:id="24" w:name="launch"/>
-    <w:p>
-      <w:pPr>
-        <w:pStyle w:val="Heading3"/>
-      </w:pPr>
-      <w:r>
-        <w:t xml:space="preserve">3.4 Launch</w:t>
-      </w:r>
-    </w:p>
-    <w:p>
-      <w:pPr>
-        <w:numPr>
-          <w:ilvl w:val="0"/>
-          <w:numId w:val="1020"/>
-        </w:numPr>
-      </w:pPr>
-      <w:r>
-        <w:t xml:space="preserve">Öffentlicher Launch wann?</w:t>
-      </w:r>
-      <w:r>
-        <w:t xml:space="preserve"> </w:t>
-      </w:r>
-      <w:r>
-        <w:rPr>
-          <w:b/>
-          <w:bCs/>
-        </w:rPr>
-        <w:t xml:space="preserve">→</w:t>
-      </w:r>
-    </w:p>
-    <w:p>
-      <w:pPr>
-        <w:numPr>
-          <w:ilvl w:val="0"/>
-          <w:numId w:val="1020"/>
-        </w:numPr>
-      </w:pPr>
-      <w:r>
-        <w:t xml:space="preserve">Französisch · Englisch wann?</w:t>
-      </w:r>
-      <w:r>
-        <w:t xml:space="preserve"> </w:t>
-      </w:r>
-      <w:r>
-        <w:rPr>
-          <w:b/>
-          <w:bCs/>
-        </w:rPr>
-        <w:t xml:space="preserve">→</w:t>
-      </w:r>
-    </w:p>
-    <w:bookmarkEnd w:id="24"/>
-    <w:bookmarkStart w:id="25" w:name="sonstiges"/>
-    <w:p>
-      <w:pPr>
-        <w:pStyle w:val="Heading3"/>
-      </w:pPr>
-      <w:r>
-        <w:t xml:space="preserve">3.5 Sonstiges</w:t>
-      </w:r>
-    </w:p>
-    <w:p>
-      <w:pPr>
-        <w:numPr>
-          <w:ilvl w:val="0"/>
-          <w:numId w:val="1021"/>
-        </w:numPr>
-      </w:pPr>
-      <w:r>
-        <w:t xml:space="preserve">Webseiten oder Magazine, die du als Vorbild magst?</w:t>
-      </w:r>
-      <w:r>
-        <w:t xml:space="preserve"> </w:t>
-      </w:r>
-      <w:r>
-        <w:rPr>
-          <w:b/>
-          <w:bCs/>
-        </w:rPr>
-        <w:t xml:space="preserve">→</w:t>
-      </w:r>
-    </w:p>
-    <w:p>
-      <w:pPr>
-        <w:numPr>
-          <w:ilvl w:val="0"/>
-          <w:numId w:val="1021"/>
-        </w:numPr>
-      </w:pPr>
-      <w:r>
-        <w:t xml:space="preserve">Sorgen?</w:t>
-      </w:r>
-      <w:r>
-        <w:t xml:space="preserve"> </w:t>
-      </w:r>
-      <w:r>
-        <w:rPr>
-          <w:b/>
-          <w:bCs/>
-        </w:rPr>
-        <w:t xml:space="preserve">→</w:t>
-      </w:r>
-    </w:p>
-    <w:p>
-      <w:pPr>
-        <w:numPr>
-          <w:ilvl w:val="0"/>
-          <w:numId w:val="1021"/>
-        </w:numPr>
-      </w:pPr>
-      <w:r>
-        <w:t xml:space="preserve">Was begeistert dich?</w:t>
-      </w:r>
-      <w:r>
-        <w:t xml:space="preserve"> </w:t>
-      </w:r>
-      <w:r>
-        <w:rPr>
-          <w:b/>
-          <w:bCs/>
-        </w:rPr>
-        <w:t xml:space="preserve">→</w:t>
-      </w:r>
-    </w:p>
-    <w:p>
-      <w:pPr>
-        <w:numPr>
-          <w:ilvl w:val="0"/>
-          <w:numId w:val="1021"/>
-        </w:numPr>
-      </w:pPr>
-      <w:r>
-        <w:t xml:space="preserve">Was sollten wir noch fragen?</w:t>
-      </w:r>
-      <w:r>
-        <w:t xml:space="preserve"> </w:t>
-      </w:r>
-      <w:r>
-        <w:rPr>
-          <w:b/>
-          <w:bCs/>
-        </w:rPr>
-        <w:t xml:space="preserve">→</w:t>
-      </w:r>
-    </w:p>
-    <w:p>
-      <w:r>
-        <w:pict>
-          <v:rect style="width:0;height:1.5pt" o:hralign="center" o:hrstd="t" o:hr="t"/>
-        </w:pict>
-      </w:r>
-    </w:p>
-    <w:p>
-      <w:pPr>
-        <w:pStyle w:val="FirstParagraph"/>
-      </w:pPr>
-      <w:r>
-        <w:t xml:space="preserve">— Frühjahr 2026</w:t>
-      </w:r>
-    </w:p>
-    <w:bookmarkEnd w:id="25"/>
-    <w:bookmarkEnd w:id="26"/>
-    <w:bookmarkEnd w:id="27"/>
     <w:sectPr>
       <w:footnotePr>
         <w:numRestart w:val="eachSect"/>
@@ -1769,82 +1039,6 @@
       </w:pPr>
     </w:lvl>
   </w:abstractNum>
-  <w:abstractNum w:abstractNumId="992">
-    <w:nsid w:val="0000A992"/>
-    <w:multiLevelType w:val="multilevel"/>
-    <w:lvl w:ilvl="0">
-      <w:numFmt w:val="bullet"/>
-      <w:lvlText w:val="☐"/>
-      <w:lvlJc w:val="left"/>
-      <w:pPr>
-        <w:ind w:left="720" w:hanging="360"/>
-      </w:pPr>
-    </w:lvl>
-    <w:lvl w:ilvl="1">
-      <w:numFmt w:val="bullet"/>
-      <w:lvlText w:val="☐"/>
-      <w:lvlJc w:val="left"/>
-      <w:pPr>
-        <w:ind w:left="1440" w:hanging="360"/>
-      </w:pPr>
-    </w:lvl>
-    <w:lvl w:ilvl="2">
-      <w:numFmt w:val="bullet"/>
-      <w:lvlText w:val="☐"/>
-      <w:lvlJc w:val="left"/>
-      <w:pPr>
-        <w:ind w:left="2160" w:hanging="360"/>
-      </w:pPr>
-    </w:lvl>
-    <w:lvl w:ilvl="3">
-      <w:numFmt w:val="bullet"/>
-      <w:lvlText w:val="☐"/>
-      <w:lvlJc w:val="left"/>
-      <w:pPr>
-        <w:ind w:left="2880" w:hanging="360"/>
-      </w:pPr>
-    </w:lvl>
-    <w:lvl w:ilvl="4">
-      <w:numFmt w:val="bullet"/>
-      <w:lvlText w:val="☐"/>
-      <w:lvlJc w:val="left"/>
-      <w:pPr>
-        <w:ind w:left="3600" w:hanging="360"/>
-      </w:pPr>
-    </w:lvl>
-    <w:lvl w:ilvl="5">
-      <w:numFmt w:val="bullet"/>
-      <w:lvlText w:val="☐"/>
-      <w:lvlJc w:val="left"/>
-      <w:pPr>
-        <w:ind w:left="4320" w:hanging="360"/>
-      </w:pPr>
-    </w:lvl>
-    <w:lvl w:ilvl="6">
-      <w:numFmt w:val="bullet"/>
-      <w:lvlText w:val="☐"/>
-      <w:lvlJc w:val="left"/>
-      <w:pPr>
-        <w:ind w:left="5040" w:hanging="360"/>
-      </w:pPr>
-    </w:lvl>
-    <w:lvl w:ilvl="7">
-      <w:numFmt w:val="bullet"/>
-      <w:lvlText w:val="☐"/>
-      <w:lvlJc w:val="left"/>
-      <w:pPr>
-        <w:ind w:left="5760" w:hanging="360"/>
-      </w:pPr>
-    </w:lvl>
-    <w:lvl w:ilvl="8">
-      <w:numFmt w:val="bullet"/>
-      <w:lvlText w:val="☐"/>
-      <w:lvlJc w:val="left"/>
-      <w:pPr>
-        <w:ind w:left="6480" w:hanging="360"/>
-      </w:pPr>
-    </w:lvl>
-  </w:abstractNum>
   <w:num w:numId="1000">
     <w:abstractNumId w:val="990"/>
   </w:num>
@@ -1939,327 +1133,6 @@
     </w:lvlOverride>
   </w:num>
   <w:num w:numId="1004">
-    <w:abstractNumId w:val="99721"/>
-    <w:lvlOverride w:ilvl="0">
-      <w:startOverride w:val="1"/>
-    </w:lvlOverride>
-    <w:lvlOverride w:ilvl="1">
-      <w:startOverride w:val="1"/>
-    </w:lvlOverride>
-    <w:lvlOverride w:ilvl="2">
-      <w:startOverride w:val="1"/>
-    </w:lvlOverride>
-    <w:lvlOverride w:ilvl="3">
-      <w:startOverride w:val="1"/>
-    </w:lvlOverride>
-    <w:lvlOverride w:ilvl="4">
-      <w:startOverride w:val="1"/>
-    </w:lvlOverride>
-    <w:lvlOverride w:ilvl="5">
-      <w:startOverride w:val="1"/>
-    </w:lvlOverride>
-    <w:lvlOverride w:ilvl="6">
-      <w:startOverride w:val="1"/>
-    </w:lvlOverride>
-    <w:lvlOverride w:ilvl="7">
-      <w:startOverride w:val="1"/>
-    </w:lvlOverride>
-    <w:lvlOverride w:ilvl="8">
-      <w:startOverride w:val="1"/>
-    </w:lvlOverride>
-  </w:num>
-  <w:num w:numId="1005">
-    <w:abstractNumId w:val="99721"/>
-    <w:lvlOverride w:ilvl="0">
-      <w:startOverride w:val="1"/>
-    </w:lvlOverride>
-    <w:lvlOverride w:ilvl="1">
-      <w:startOverride w:val="1"/>
-    </w:lvlOverride>
-    <w:lvlOverride w:ilvl="2">
-      <w:startOverride w:val="1"/>
-    </w:lvlOverride>
-    <w:lvlOverride w:ilvl="3">
-      <w:startOverride w:val="1"/>
-    </w:lvlOverride>
-    <w:lvlOverride w:ilvl="4">
-      <w:startOverride w:val="1"/>
-    </w:lvlOverride>
-    <w:lvlOverride w:ilvl="5">
-      <w:startOverride w:val="1"/>
-    </w:lvlOverride>
-    <w:lvlOverride w:ilvl="6">
-      <w:startOverride w:val="1"/>
-    </w:lvlOverride>
-    <w:lvlOverride w:ilvl="7">
-      <w:startOverride w:val="1"/>
-    </w:lvlOverride>
-    <w:lvlOverride w:ilvl="8">
-      <w:startOverride w:val="1"/>
-    </w:lvlOverride>
-  </w:num>
-  <w:num w:numId="1006">
-    <w:abstractNumId w:val="99721"/>
-    <w:lvlOverride w:ilvl="0">
-      <w:startOverride w:val="1"/>
-    </w:lvlOverride>
-    <w:lvlOverride w:ilvl="1">
-      <w:startOverride w:val="1"/>
-    </w:lvlOverride>
-    <w:lvlOverride w:ilvl="2">
-      <w:startOverride w:val="1"/>
-    </w:lvlOverride>
-    <w:lvlOverride w:ilvl="3">
-      <w:startOverride w:val="1"/>
-    </w:lvlOverride>
-    <w:lvlOverride w:ilvl="4">
-      <w:startOverride w:val="1"/>
-    </w:lvlOverride>
-    <w:lvlOverride w:ilvl="5">
-      <w:startOverride w:val="1"/>
-    </w:lvlOverride>
-    <w:lvlOverride w:ilvl="6">
-      <w:startOverride w:val="1"/>
-    </w:lvlOverride>
-    <w:lvlOverride w:ilvl="7">
-      <w:startOverride w:val="1"/>
-    </w:lvlOverride>
-    <w:lvlOverride w:ilvl="8">
-      <w:startOverride w:val="1"/>
-    </w:lvlOverride>
-  </w:num>
-  <w:num w:numId="1007">
-    <w:abstractNumId w:val="992"/>
-  </w:num>
-  <w:num w:numId="1008">
-    <w:abstractNumId w:val="992"/>
-  </w:num>
-  <w:num w:numId="1009">
-    <w:abstractNumId w:val="992"/>
-  </w:num>
-  <w:num w:numId="1010">
-    <w:abstractNumId w:val="992"/>
-  </w:num>
-  <w:num w:numId="1011">
-    <w:abstractNumId w:val="992"/>
-  </w:num>
-  <w:num w:numId="1012">
-    <w:abstractNumId w:val="992"/>
-  </w:num>
-  <w:num w:numId="1013">
-    <w:abstractNumId w:val="992"/>
-  </w:num>
-  <w:num w:numId="1014">
-    <w:abstractNumId w:val="99721"/>
-    <w:lvlOverride w:ilvl="0">
-      <w:startOverride w:val="1"/>
-    </w:lvlOverride>
-    <w:lvlOverride w:ilvl="1">
-      <w:startOverride w:val="1"/>
-    </w:lvlOverride>
-    <w:lvlOverride w:ilvl="2">
-      <w:startOverride w:val="1"/>
-    </w:lvlOverride>
-    <w:lvlOverride w:ilvl="3">
-      <w:startOverride w:val="1"/>
-    </w:lvlOverride>
-    <w:lvlOverride w:ilvl="4">
-      <w:startOverride w:val="1"/>
-    </w:lvlOverride>
-    <w:lvlOverride w:ilvl="5">
-      <w:startOverride w:val="1"/>
-    </w:lvlOverride>
-    <w:lvlOverride w:ilvl="6">
-      <w:startOverride w:val="1"/>
-    </w:lvlOverride>
-    <w:lvlOverride w:ilvl="7">
-      <w:startOverride w:val="1"/>
-    </w:lvlOverride>
-    <w:lvlOverride w:ilvl="8">
-      <w:startOverride w:val="1"/>
-    </w:lvlOverride>
-  </w:num>
-  <w:num w:numId="1015">
-    <w:abstractNumId w:val="99721"/>
-    <w:lvlOverride w:ilvl="0">
-      <w:startOverride w:val="1"/>
-    </w:lvlOverride>
-    <w:lvlOverride w:ilvl="1">
-      <w:startOverride w:val="1"/>
-    </w:lvlOverride>
-    <w:lvlOverride w:ilvl="2">
-      <w:startOverride w:val="1"/>
-    </w:lvlOverride>
-    <w:lvlOverride w:ilvl="3">
-      <w:startOverride w:val="1"/>
-    </w:lvlOverride>
-    <w:lvlOverride w:ilvl="4">
-      <w:startOverride w:val="1"/>
-    </w:lvlOverride>
-    <w:lvlOverride w:ilvl="5">
-      <w:startOverride w:val="1"/>
-    </w:lvlOverride>
-    <w:lvlOverride w:ilvl="6">
-      <w:startOverride w:val="1"/>
-    </w:lvlOverride>
-    <w:lvlOverride w:ilvl="7">
-      <w:startOverride w:val="1"/>
-    </w:lvlOverride>
-    <w:lvlOverride w:ilvl="8">
-      <w:startOverride w:val="1"/>
-    </w:lvlOverride>
-  </w:num>
-  <w:num w:numId="1016">
-    <w:abstractNumId w:val="99721"/>
-    <w:lvlOverride w:ilvl="0">
-      <w:startOverride w:val="1"/>
-    </w:lvlOverride>
-    <w:lvlOverride w:ilvl="1">
-      <w:startOverride w:val="1"/>
-    </w:lvlOverride>
-    <w:lvlOverride w:ilvl="2">
-      <w:startOverride w:val="1"/>
-    </w:lvlOverride>
-    <w:lvlOverride w:ilvl="3">
-      <w:startOverride w:val="1"/>
-    </w:lvlOverride>
-    <w:lvlOverride w:ilvl="4">
-      <w:startOverride w:val="1"/>
-    </w:lvlOverride>
-    <w:lvlOverride w:ilvl="5">
-      <w:startOverride w:val="1"/>
-    </w:lvlOverride>
-    <w:lvlOverride w:ilvl="6">
-      <w:startOverride w:val="1"/>
-    </w:lvlOverride>
-    <w:lvlOverride w:ilvl="7">
-      <w:startOverride w:val="1"/>
-    </w:lvlOverride>
-    <w:lvlOverride w:ilvl="8">
-      <w:startOverride w:val="1"/>
-    </w:lvlOverride>
-  </w:num>
-  <w:num w:numId="1017">
-    <w:abstractNumId w:val="99721"/>
-    <w:lvlOverride w:ilvl="0">
-      <w:startOverride w:val="1"/>
-    </w:lvlOverride>
-    <w:lvlOverride w:ilvl="1">
-      <w:startOverride w:val="1"/>
-    </w:lvlOverride>
-    <w:lvlOverride w:ilvl="2">
-      <w:startOverride w:val="1"/>
-    </w:lvlOverride>
-    <w:lvlOverride w:ilvl="3">
-      <w:startOverride w:val="1"/>
-    </w:lvlOverride>
-    <w:lvlOverride w:ilvl="4">
-      <w:startOverride w:val="1"/>
-    </w:lvlOverride>
-    <w:lvlOverride w:ilvl="5">
-      <w:startOverride w:val="1"/>
-    </w:lvlOverride>
-    <w:lvlOverride w:ilvl="6">
-      <w:startOverride w:val="1"/>
-    </w:lvlOverride>
-    <w:lvlOverride w:ilvl="7">
-      <w:startOverride w:val="1"/>
-    </w:lvlOverride>
-    <w:lvlOverride w:ilvl="8">
-      <w:startOverride w:val="1"/>
-    </w:lvlOverride>
-  </w:num>
-  <w:num w:numId="1018">
-    <w:abstractNumId w:val="99721"/>
-    <w:lvlOverride w:ilvl="0">
-      <w:startOverride w:val="1"/>
-    </w:lvlOverride>
-    <w:lvlOverride w:ilvl="1">
-      <w:startOverride w:val="1"/>
-    </w:lvlOverride>
-    <w:lvlOverride w:ilvl="2">
-      <w:startOverride w:val="1"/>
-    </w:lvlOverride>
-    <w:lvlOverride w:ilvl="3">
-      <w:startOverride w:val="1"/>
-    </w:lvlOverride>
-    <w:lvlOverride w:ilvl="4">
-      <w:startOverride w:val="1"/>
-    </w:lvlOverride>
-    <w:lvlOverride w:ilvl="5">
-      <w:startOverride w:val="1"/>
-    </w:lvlOverride>
-    <w:lvlOverride w:ilvl="6">
-      <w:startOverride w:val="1"/>
-    </w:lvlOverride>
-    <w:lvlOverride w:ilvl="7">
-      <w:startOverride w:val="1"/>
-    </w:lvlOverride>
-    <w:lvlOverride w:ilvl="8">
-      <w:startOverride w:val="1"/>
-    </w:lvlOverride>
-  </w:num>
-  <w:num w:numId="1019">
-    <w:abstractNumId w:val="99721"/>
-    <w:lvlOverride w:ilvl="0">
-      <w:startOverride w:val="1"/>
-    </w:lvlOverride>
-    <w:lvlOverride w:ilvl="1">
-      <w:startOverride w:val="1"/>
-    </w:lvlOverride>
-    <w:lvlOverride w:ilvl="2">
-      <w:startOverride w:val="1"/>
-    </w:lvlOverride>
-    <w:lvlOverride w:ilvl="3">
-      <w:startOverride w:val="1"/>
-    </w:lvlOverride>
-    <w:lvlOverride w:ilvl="4">
-      <w:startOverride w:val="1"/>
-    </w:lvlOverride>
-    <w:lvlOverride w:ilvl="5">
-      <w:startOverride w:val="1"/>
-    </w:lvlOverride>
-    <w:lvlOverride w:ilvl="6">
-      <w:startOverride w:val="1"/>
-    </w:lvlOverride>
-    <w:lvlOverride w:ilvl="7">
-      <w:startOverride w:val="1"/>
-    </w:lvlOverride>
-    <w:lvlOverride w:ilvl="8">
-      <w:startOverride w:val="1"/>
-    </w:lvlOverride>
-  </w:num>
-  <w:num w:numId="1020">
-    <w:abstractNumId w:val="99721"/>
-    <w:lvlOverride w:ilvl="0">
-      <w:startOverride w:val="1"/>
-    </w:lvlOverride>
-    <w:lvlOverride w:ilvl="1">
-      <w:startOverride w:val="1"/>
-    </w:lvlOverride>
-    <w:lvlOverride w:ilvl="2">
-      <w:startOverride w:val="1"/>
-    </w:lvlOverride>
-    <w:lvlOverride w:ilvl="3">
-      <w:startOverride w:val="1"/>
-    </w:lvlOverride>
-    <w:lvlOverride w:ilvl="4">
-      <w:startOverride w:val="1"/>
-    </w:lvlOverride>
-    <w:lvlOverride w:ilvl="5">
-      <w:startOverride w:val="1"/>
-    </w:lvlOverride>
-    <w:lvlOverride w:ilvl="6">
-      <w:startOverride w:val="1"/>
-    </w:lvlOverride>
-    <w:lvlOverride w:ilvl="7">
-      <w:startOverride w:val="1"/>
-    </w:lvlOverride>
-    <w:lvlOverride w:ilvl="8">
-      <w:startOverride w:val="1"/>
-    </w:lvlOverride>
-  </w:num>
-  <w:num w:numId="1021">
     <w:abstractNumId w:val="99721"/>
     <w:lvlOverride w:ilvl="0">
       <w:startOverride w:val="1"/>

--- a/FRAGEBOGEN-KATHARINA.docx
+++ b/FRAGEBOGEN-KATHARINA.docx
@@ -24,7 +24,7 @@
         <w:pStyle w:val="BodyText"/>
       </w:pPr>
       <w:r>
-        <w:t xml:space="preserve">du hast die erste Version der Seite gesehen — schön, dass dir die Richtung gefällt. Damit wir jetzt Inhalte und Struktur auf dich zuschneiden können, hier ein paar Fragen.</w:t>
+        <w:t xml:space="preserve">du hast die erste Version der Seite gesehen — schön, dass dir die Richtung gefällt. Jetzt geht’s darum, die Struktur und Ansprache abzustimmen, damit ich das Backend in Sanity passend für deine Arbeitsweise anlegen kann.</w:t>
       </w:r>
     </w:p>
     <w:p>
@@ -57,17 +57,7 @@
         </w:numPr>
       </w:pPr>
       <w:r>
-        <w:rPr>
-          <w:b/>
-          <w:bCs/>
-        </w:rPr>
-        <w:t xml:space="preserve">Du und dein Anliegen</w:t>
-      </w:r>
-      <w:r>
-        <w:t xml:space="preserve"> </w:t>
-      </w:r>
-      <w:r>
-        <w:t xml:space="preserve">— wer du bist, für wen, in welchem Ton</w:t>
+        <w:t xml:space="preserve">Struktur und Ansprache</w:t>
       </w:r>
     </w:p>
     <w:p>
@@ -79,17 +69,17 @@
         </w:numPr>
       </w:pPr>
       <w:r>
+        <w:t xml:space="preserve">Was in jedem Bereich liegen wird</w:t>
+      </w:r>
+      <w:r>
+        <w:t xml:space="preserve"> </w:t>
+      </w:r>
+      <w:r>
         <w:rPr>
-          <w:b/>
-          <w:bCs/>
+          <w:i/>
+          <w:iCs/>
         </w:rPr>
-        <w:t xml:space="preserve">Die Seite</w:t>
-      </w:r>
-      <w:r>
-        <w:t xml:space="preserve"> </w:t>
-      </w:r>
-      <w:r>
-        <w:t xml:space="preserve">— Bereiche, Inhalte, Bildsprache</w:t>
+        <w:t xml:space="preserve">(für’s Backend)</w:t>
       </w:r>
     </w:p>
     <w:p>
@@ -101,91 +91,59 @@
         </w:numPr>
       </w:pPr>
       <w:r>
+        <w:t xml:space="preserve">Du und dein Anliegen, Material, Anhang</w:t>
+      </w:r>
+    </w:p>
+    <w:p>
+      <w:pPr>
+        <w:pStyle w:val="FirstParagraph"/>
+      </w:pPr>
+      <w:r>
+        <w:t xml:space="preserve">Antworte gerne in Stichpunkten. Schick mir alles auf einmal zurück — oder eine Mail pro Abschnitt, wie es dir leichter fällt.</w:t>
+      </w:r>
+    </w:p>
+    <w:p>
+      <w:r>
+        <w:pict>
+          <v:rect style="width:0;height:1.5pt" o:hralign="center" o:hrstd="t" o:hr="t"/>
+        </w:pict>
+      </w:r>
+    </w:p>
+    <w:bookmarkEnd w:id="9"/>
+    <w:bookmarkStart w:id="12" w:name="abschnitt-1-struktur-und-ansprache"/>
+    <w:p>
+      <w:pPr>
+        <w:pStyle w:val="Heading1"/>
+      </w:pPr>
+      <w:r>
+        <w:t xml:space="preserve">Abschnitt 1 — Struktur und Ansprache</w:t>
+      </w:r>
+    </w:p>
+    <w:bookmarkStart w:id="10" w:name="hauptbereiche-menüpunkte-oben"/>
+    <w:p>
+      <w:pPr>
+        <w:pStyle w:val="Heading2"/>
+      </w:pPr>
+      <w:r>
+        <w:t xml:space="preserve">1.1 · Hauptbereiche (= Menüpunkte oben)</w:t>
+      </w:r>
+    </w:p>
+    <w:p>
+      <w:pPr>
+        <w:pStyle w:val="FirstParagraph"/>
+      </w:pPr>
+      <w:r>
+        <w:t xml:space="preserve">Aktueller Vorschlag in dieser Reihenfolge:</w:t>
+      </w:r>
+      <w:r>
+        <w:t xml:space="preserve"> </w:t>
+      </w:r>
+      <w:r>
         <w:rPr>
           <w:b/>
           <w:bCs/>
         </w:rPr>
-        <w:t xml:space="preserve">Begegnung und Wachstum</w:t>
-      </w:r>
-      <w:r>
-        <w:t xml:space="preserve"> </w:t>
-      </w:r>
-      <w:r>
-        <w:t xml:space="preserve">— Werkstatt, Einladungen, Sprachen, Launch</w:t>
-      </w:r>
-    </w:p>
-    <w:p>
-      <w:pPr>
-        <w:pStyle w:val="FirstParagraph"/>
-      </w:pPr>
-      <w:r>
-        <w:t xml:space="preserve">Du kannst entweder</w:t>
-      </w:r>
-      <w:r>
-        <w:t xml:space="preserve"> </w:t>
-      </w:r>
-      <w:r>
-        <w:rPr>
-          <w:b/>
-          <w:bCs/>
-        </w:rPr>
-        <w:t xml:space="preserve">alles auf einmal beantworten</w:t>
-      </w:r>
-      <w:r>
-        <w:t xml:space="preserve"> </w:t>
-      </w:r>
-      <w:r>
-        <w:t xml:space="preserve">und uns einmalig zurückschicken, oder</w:t>
-      </w:r>
-      <w:r>
-        <w:t xml:space="preserve"> </w:t>
-      </w:r>
-      <w:r>
-        <w:rPr>
-          <w:b/>
-          <w:bCs/>
-        </w:rPr>
-        <w:t xml:space="preserve">eine Mail pro Abschnitt</w:t>
-      </w:r>
-      <w:r>
-        <w:t xml:space="preserve"> </w:t>
-      </w:r>
-      <w:r>
-        <w:t xml:space="preserve">schicken. Wie es dir leichter fällt.</w:t>
-      </w:r>
-    </w:p>
-    <w:p>
-      <w:pPr>
-        <w:pStyle w:val="BodyText"/>
-      </w:pPr>
-      <w:r>
-        <w:t xml:space="preserve">Antworten gerne in Stichpunkten. Mail oder Sprachnachricht — beides geht.</w:t>
-      </w:r>
-    </w:p>
-    <w:p>
-      <w:r>
-        <w:pict>
-          <v:rect style="width:0;height:1.5pt" o:hralign="center" o:hrstd="t" o:hr="t"/>
-        </w:pict>
-      </w:r>
-    </w:p>
-    <w:bookmarkEnd w:id="9"/>
-    <w:bookmarkStart w:id="14" w:name="abschnitt-1-du-und-dein-anliegen"/>
-    <w:p>
-      <w:pPr>
-        <w:pStyle w:val="Heading1"/>
-      </w:pPr>
-      <w:r>
-        <w:t xml:space="preserve">Abschnitt 1 — Du und dein Anliegen</w:t>
-      </w:r>
-    </w:p>
-    <w:bookmarkStart w:id="10" w:name="werkstatt-gemeinschaft-in-deinen-worten"/>
-    <w:p>
-      <w:pPr>
-        <w:pStyle w:val="Heading2"/>
-      </w:pPr>
-      <w:r>
-        <w:t xml:space="preserve">1.1 · Werkstatt Gemeinschaft in deinen Worten</w:t>
+        <w:t xml:space="preserve">Hero · Über · Notizen · Reisen · Werkstatt · Bibliothek · Podcast · Mitkommen</w:t>
       </w:r>
     </w:p>
     <w:p>
@@ -197,7 +155,7 @@
         </w:numPr>
       </w:pPr>
       <w:r>
-        <w:t xml:space="preserve">Wie würdest du Werkstatt Gemeinschaft jemandem beschreiben, der zum ersten Mal davon hört?</w:t>
+        <w:t xml:space="preserve">Passt das? Fehlt ein Bereich, soll einer raus oder anders heißen?</w:t>
       </w:r>
     </w:p>
     <w:p>
@@ -217,6 +175,1247 @@
         </w:numPr>
       </w:pPr>
       <w:r>
+        <w:t xml:space="preserve">Welche zwei Bereiche müssen</w:t>
+      </w:r>
+      <w:r>
+        <w:t xml:space="preserve"> </w:t>
+      </w:r>
+      <w:r>
+        <w:rPr>
+          <w:b/>
+          <w:bCs/>
+        </w:rPr>
+        <w:t xml:space="preserve">sofort sichtbar</w:t>
+      </w:r>
+      <w:r>
+        <w:t xml:space="preserve"> </w:t>
+      </w:r>
+      <w:r>
+        <w:t xml:space="preserve">sein, wenn jemand auf die Seite kommt?</w:t>
+      </w:r>
+    </w:p>
+    <w:p>
+      <w:pPr>
+        <w:pStyle w:val="FirstParagraph"/>
+      </w:pPr>
+      <w:r>
+        <w:t xml:space="preserve">→</w:t>
+      </w:r>
+    </w:p>
+    <w:p>
+      <w:pPr>
+        <w:pStyle w:val="Compact"/>
+        <w:numPr>
+          <w:ilvl w:val="0"/>
+          <w:numId w:val="1004"/>
+        </w:numPr>
+      </w:pPr>
+      <w:r>
+        <w:t xml:space="preserve">Welcher Bereich ist dein</w:t>
+      </w:r>
+      <w:r>
+        <w:t xml:space="preserve"> </w:t>
+      </w:r>
+      <w:r>
+        <w:rPr>
+          <w:b/>
+          <w:bCs/>
+        </w:rPr>
+        <w:t xml:space="preserve">Hauptbereich</w:t>
+      </w:r>
+      <w:r>
+        <w:t xml:space="preserve"> </w:t>
+      </w:r>
+      <w:r>
+        <w:t xml:space="preserve">— wo du am meisten lebst?</w:t>
+      </w:r>
+    </w:p>
+    <w:p>
+      <w:pPr>
+        <w:pStyle w:val="FirstParagraph"/>
+      </w:pPr>
+      <w:r>
+        <w:t xml:space="preserve">→</w:t>
+      </w:r>
+    </w:p>
+    <w:p>
+      <w:pPr>
+        <w:pStyle w:val="Compact"/>
+        <w:numPr>
+          <w:ilvl w:val="0"/>
+          <w:numId w:val="1005"/>
+        </w:numPr>
+      </w:pPr>
+      <w:r>
+        <w:t xml:space="preserve">Sollen die Menüpunkte eher</w:t>
+      </w:r>
+      <w:r>
+        <w:t xml:space="preserve"> </w:t>
+      </w:r>
+      <w:r>
+        <w:rPr>
+          <w:b/>
+          <w:bCs/>
+        </w:rPr>
+        <w:t xml:space="preserve">poetisch</w:t>
+      </w:r>
+      <w:r>
+        <w:t xml:space="preserve"> </w:t>
+      </w:r>
+      <w:r>
+        <w:t xml:space="preserve">sein</w:t>
+      </w:r>
+      <w:r>
+        <w:t xml:space="preserve"> </w:t>
+      </w:r>
+      <w:r>
+        <w:rPr>
+          <w:i/>
+          <w:iCs/>
+        </w:rPr>
+        <w:t xml:space="preserve">(„Mitkommen”, „Reisen”)</w:t>
+      </w:r>
+      <w:r>
+        <w:t xml:space="preserve"> </w:t>
+      </w:r>
+      <w:r>
+        <w:t xml:space="preserve">oder</w:t>
+      </w:r>
+      <w:r>
+        <w:t xml:space="preserve"> </w:t>
+      </w:r>
+      <w:r>
+        <w:rPr>
+          <w:b/>
+          <w:bCs/>
+        </w:rPr>
+        <w:t xml:space="preserve">direkter</w:t>
+      </w:r>
+      <w:r>
+        <w:t xml:space="preserve"> </w:t>
+      </w:r>
+      <w:r>
+        <w:rPr>
+          <w:i/>
+          <w:iCs/>
+        </w:rPr>
+        <w:t xml:space="preserve">(„Kontakt”, „Stationen”)</w:t>
+      </w:r>
+      <w:r>
+        <w:t xml:space="preserve">?</w:t>
+      </w:r>
+    </w:p>
+    <w:p>
+      <w:pPr>
+        <w:pStyle w:val="FirstParagraph"/>
+      </w:pPr>
+      <w:r>
+        <w:t xml:space="preserve">→</w:t>
+      </w:r>
+    </w:p>
+    <w:bookmarkEnd w:id="10"/>
+    <w:bookmarkStart w:id="11" w:name="anrede-und-sprache"/>
+    <w:p>
+      <w:pPr>
+        <w:pStyle w:val="Heading2"/>
+      </w:pPr>
+      <w:r>
+        <w:t xml:space="preserve">1.2 · Anrede und Sprache</w:t>
+      </w:r>
+    </w:p>
+    <w:p>
+      <w:pPr>
+        <w:pStyle w:val="Compact"/>
+        <w:numPr>
+          <w:ilvl w:val="0"/>
+          <w:numId w:val="1006"/>
+        </w:numPr>
+      </w:pPr>
+      <w:r>
+        <w:t xml:space="preserve">Sprichst du Besucher mit</w:t>
+      </w:r>
+      <w:r>
+        <w:t xml:space="preserve"> </w:t>
+      </w:r>
+      <w:r>
+        <w:rPr>
+          <w:b/>
+          <w:bCs/>
+        </w:rPr>
+        <w:t xml:space="preserve">du</w:t>
+      </w:r>
+      <w:r>
+        <w:t xml:space="preserve"> </w:t>
+      </w:r>
+      <w:r>
+        <w:t xml:space="preserve">oder</w:t>
+      </w:r>
+      <w:r>
+        <w:t xml:space="preserve"> </w:t>
+      </w:r>
+      <w:r>
+        <w:rPr>
+          <w:b/>
+          <w:bCs/>
+        </w:rPr>
+        <w:t xml:space="preserve">Sie</w:t>
+      </w:r>
+      <w:r>
+        <w:t xml:space="preserve"> </w:t>
+      </w:r>
+      <w:r>
+        <w:t xml:space="preserve">an?</w:t>
+      </w:r>
+    </w:p>
+    <w:p>
+      <w:pPr>
+        <w:pStyle w:val="FirstParagraph"/>
+      </w:pPr>
+      <w:r>
+        <w:t xml:space="preserve">→</w:t>
+      </w:r>
+    </w:p>
+    <w:p>
+      <w:pPr>
+        <w:pStyle w:val="Compact"/>
+        <w:numPr>
+          <w:ilvl w:val="0"/>
+          <w:numId w:val="1007"/>
+        </w:numPr>
+      </w:pPr>
+      <w:r>
+        <w:t xml:space="preserve">Sagst du</w:t>
+      </w:r>
+      <w:r>
+        <w:t xml:space="preserve"> </w:t>
+      </w:r>
+      <w:r>
+        <w:rPr>
+          <w:b/>
+          <w:bCs/>
+        </w:rPr>
+        <w:t xml:space="preserve">ich</w:t>
+      </w:r>
+      <w:r>
+        <w:t xml:space="preserve"> </w:t>
+      </w:r>
+      <w:r>
+        <w:t xml:space="preserve">oder</w:t>
+      </w:r>
+      <w:r>
+        <w:t xml:space="preserve"> </w:t>
+      </w:r>
+      <w:r>
+        <w:rPr>
+          <w:b/>
+          <w:bCs/>
+        </w:rPr>
+        <w:t xml:space="preserve">wir</w:t>
+      </w:r>
+      <w:r>
+        <w:t xml:space="preserve"> </w:t>
+      </w:r>
+      <w:r>
+        <w:t xml:space="preserve">in den Texten?</w:t>
+      </w:r>
+    </w:p>
+    <w:p>
+      <w:pPr>
+        <w:pStyle w:val="FirstParagraph"/>
+      </w:pPr>
+      <w:r>
+        <w:t xml:space="preserve">→</w:t>
+      </w:r>
+    </w:p>
+    <w:p>
+      <w:pPr>
+        <w:pStyle w:val="Compact"/>
+        <w:numPr>
+          <w:ilvl w:val="0"/>
+          <w:numId w:val="1008"/>
+        </w:numPr>
+      </w:pPr>
+      <w:r>
+        <w:t xml:space="preserve">Welche Sprache fühlt sich nach dir an? Welche stößt dich ab?</w:t>
+      </w:r>
+    </w:p>
+    <w:p>
+      <w:pPr>
+        <w:pStyle w:val="FirstParagraph"/>
+      </w:pPr>
+      <w:r>
+        <w:t xml:space="preserve">→</w:t>
+      </w:r>
+    </w:p>
+    <w:p>
+      <w:r>
+        <w:pict>
+          <v:rect style="width:0;height:1.5pt" o:hralign="center" o:hrstd="t" o:hr="t"/>
+        </w:pict>
+      </w:r>
+    </w:p>
+    <w:bookmarkEnd w:id="11"/>
+    <w:bookmarkEnd w:id="12"/>
+    <w:bookmarkStart w:id="18" w:name="X098ff8cc2f8109a94d9232aa04ce85999014763"/>
+    <w:p>
+      <w:pPr>
+        <w:pStyle w:val="Heading1"/>
+      </w:pPr>
+      <w:r>
+        <w:t xml:space="preserve">Abschnitt 2 — Was in jedem Bereich liegen wird</w:t>
+      </w:r>
+    </w:p>
+    <w:p>
+      <w:pPr>
+        <w:pStyle w:val="FirstParagraph"/>
+      </w:pPr>
+      <w:r>
+        <w:t xml:space="preserve">Für das Backend lege ich dir pro Bereich ein Eingabeformular im Sanity-Studio an. Damit das zu deinen Inhalten passt, hier kurz für jeden Bereich: was ein typischer Eintrag enthält, welche Felder du dafür brauchst.</w:t>
+      </w:r>
+    </w:p>
+    <w:p>
+      <w:pPr>
+        <w:pStyle w:val="BodyText"/>
+      </w:pPr>
+      <w:r>
+        <w:t xml:space="preserve">Wenn das Backend gut zu deiner Arbeitsweise passt, ist alles spätere Pflegen leicht.</w:t>
+      </w:r>
+    </w:p>
+    <w:bookmarkStart w:id="13" w:name="notizen"/>
+    <w:p>
+      <w:pPr>
+        <w:pStyle w:val="Heading2"/>
+      </w:pPr>
+      <w:r>
+        <w:t xml:space="preserve">2.1 · Notizen</w:t>
+      </w:r>
+    </w:p>
+    <w:p>
+      <w:pPr>
+        <w:pStyle w:val="FirstParagraph"/>
+      </w:pPr>
+      <w:r>
+        <w:t xml:space="preserve">Beispiel-Einträge: eine Reisenotiz vom Lebensgarten, eine Stimme aus einem Gespräch, eine Lesefrucht aus einem Buch, ein Photo mit Caption.</w:t>
+      </w:r>
+    </w:p>
+    <w:p>
+      <w:pPr>
+        <w:pStyle w:val="BodyText"/>
+      </w:pPr>
+      <w:r>
+        <w:rPr>
+          <w:b/>
+          <w:bCs/>
+        </w:rPr>
+        <w:t xml:space="preserve">Vorgeschlagene Felder</w:t>
+      </w:r>
+      <w:r>
+        <w:t xml:space="preserve"> </w:t>
+      </w:r>
+      <w:r>
+        <w:t xml:space="preserve">pro Eintrag:</w:t>
+      </w:r>
+      <w:r>
+        <w:t xml:space="preserve"> </w:t>
+      </w:r>
+      <w:r>
+        <w:t xml:space="preserve">- Datum</w:t>
+      </w:r>
+      <w:r>
+        <w:t xml:space="preserve"> </w:t>
+      </w:r>
+      <w:r>
+        <w:rPr>
+          <w:i/>
+          <w:iCs/>
+        </w:rPr>
+        <w:t xml:space="preserve">(automatisch)</w:t>
+      </w:r>
+      <w:r>
+        <w:t xml:space="preserve"> </w:t>
+      </w:r>
+      <w:r>
+        <w:t xml:space="preserve">- Titel</w:t>
+      </w:r>
+      <w:r>
+        <w:t xml:space="preserve"> </w:t>
+      </w:r>
+      <w:r>
+        <w:t xml:space="preserve">- Tag / Kategorie</w:t>
+      </w:r>
+      <w:r>
+        <w:t xml:space="preserve"> </w:t>
+      </w:r>
+      <w:r>
+        <w:rPr>
+          <w:i/>
+          <w:iCs/>
+        </w:rPr>
+        <w:t xml:space="preserve">(Reise · Werkstatt · Lesen · Stimme · Foto)</w:t>
+      </w:r>
+      <w:r>
+        <w:t xml:space="preserve"> </w:t>
+      </w:r>
+      <w:r>
+        <w:t xml:space="preserve">- Haupttext</w:t>
+      </w:r>
+      <w:r>
+        <w:t xml:space="preserve"> </w:t>
+      </w:r>
+      <w:r>
+        <w:t xml:space="preserve">-</w:t>
+      </w:r>
+      <w:r>
+        <w:t xml:space="preserve"> </w:t>
+      </w:r>
+      <w:r>
+        <w:rPr>
+          <w:i/>
+          <w:iCs/>
+        </w:rPr>
+        <w:t xml:space="preserve">Optional:</w:t>
+      </w:r>
+      <w:r>
+        <w:t xml:space="preserve"> </w:t>
+      </w:r>
+      <w:r>
+        <w:t xml:space="preserve">Bild</w:t>
+      </w:r>
+      <w:r>
+        <w:t xml:space="preserve"> </w:t>
+      </w:r>
+      <w:r>
+        <w:rPr>
+          <w:i/>
+          <w:iCs/>
+        </w:rPr>
+        <w:t xml:space="preserve">(eines oder mehrere)</w:t>
+      </w:r>
+      <w:r>
+        <w:t xml:space="preserve"> </w:t>
+      </w:r>
+      <w:r>
+        <w:t xml:space="preserve">-</w:t>
+      </w:r>
+      <w:r>
+        <w:t xml:space="preserve"> </w:t>
+      </w:r>
+      <w:r>
+        <w:rPr>
+          <w:i/>
+          <w:iCs/>
+        </w:rPr>
+        <w:t xml:space="preserve">Optional:</w:t>
+      </w:r>
+      <w:r>
+        <w:t xml:space="preserve"> </w:t>
+      </w:r>
+      <w:r>
+        <w:t xml:space="preserve">Audio- oder Video-Link</w:t>
+      </w:r>
+      <w:r>
+        <w:t xml:space="preserve"> </w:t>
+      </w:r>
+      <w:r>
+        <w:rPr>
+          <w:i/>
+          <w:iCs/>
+        </w:rPr>
+        <w:t xml:space="preserve">(YouTube, Spotify)</w:t>
+      </w:r>
+      <w:r>
+        <w:t xml:space="preserve"> </w:t>
+      </w:r>
+      <w:r>
+        <w:t xml:space="preserve">-</w:t>
+      </w:r>
+      <w:r>
+        <w:t xml:space="preserve"> </w:t>
+      </w:r>
+      <w:r>
+        <w:rPr>
+          <w:i/>
+          <w:iCs/>
+        </w:rPr>
+        <w:t xml:space="preserve">Optional:</w:t>
+      </w:r>
+      <w:r>
+        <w:t xml:space="preserve"> </w:t>
+      </w:r>
+      <w:r>
+        <w:t xml:space="preserve">PDF-Anhang</w:t>
+      </w:r>
+      <w:r>
+        <w:t xml:space="preserve"> </w:t>
+      </w:r>
+      <w:r>
+        <w:t xml:space="preserve">-</w:t>
+      </w:r>
+      <w:r>
+        <w:t xml:space="preserve"> </w:t>
+      </w:r>
+      <w:r>
+        <w:rPr>
+          <w:i/>
+          <w:iCs/>
+        </w:rPr>
+        <w:t xml:space="preserve">Optional:</w:t>
+      </w:r>
+      <w:r>
+        <w:t xml:space="preserve"> </w:t>
+      </w:r>
+      <w:r>
+        <w:t xml:space="preserve">externer Link</w:t>
+      </w:r>
+    </w:p>
+    <w:p>
+      <w:pPr>
+        <w:pStyle w:val="Compact"/>
+        <w:numPr>
+          <w:ilvl w:val="0"/>
+          <w:numId w:val="1009"/>
+        </w:numPr>
+      </w:pPr>
+      <w:r>
+        <w:t xml:space="preserve">Passt das? Brauchst du noch andere Felder?</w:t>
+      </w:r>
+    </w:p>
+    <w:p>
+      <w:pPr>
+        <w:pStyle w:val="FirstParagraph"/>
+      </w:pPr>
+      <w:r>
+        <w:t xml:space="preserve">→</w:t>
+      </w:r>
+    </w:p>
+    <w:p>
+      <w:pPr>
+        <w:pStyle w:val="Compact"/>
+        <w:numPr>
+          <w:ilvl w:val="0"/>
+          <w:numId w:val="1010"/>
+        </w:numPr>
+      </w:pPr>
+      <w:r>
+        <w:t xml:space="preserve">Möchtest du zusätzliche Tag-Kategorien neben den fünf?</w:t>
+      </w:r>
+    </w:p>
+    <w:p>
+      <w:pPr>
+        <w:pStyle w:val="FirstParagraph"/>
+      </w:pPr>
+      <w:r>
+        <w:t xml:space="preserve">→</w:t>
+      </w:r>
+    </w:p>
+    <w:bookmarkEnd w:id="13"/>
+    <w:bookmarkStart w:id="14" w:name="reisen-stationen"/>
+    <w:p>
+      <w:pPr>
+        <w:pStyle w:val="Heading2"/>
+      </w:pPr>
+      <w:r>
+        <w:t xml:space="preserve">2.2 · Reisen / Stationen</w:t>
+      </w:r>
+    </w:p>
+    <w:p>
+      <w:pPr>
+        <w:pStyle w:val="FirstParagraph"/>
+      </w:pPr>
+      <w:r>
+        <w:t xml:space="preserve">Beispiel-Eintrag: dein Besuch im Tempelhof — Bild, Ort, deine Reflexion.</w:t>
+      </w:r>
+    </w:p>
+    <w:p>
+      <w:pPr>
+        <w:pStyle w:val="BodyText"/>
+      </w:pPr>
+      <w:r>
+        <w:rPr>
+          <w:b/>
+          <w:bCs/>
+        </w:rPr>
+        <w:t xml:space="preserve">Vorgeschlagene Felder</w:t>
+      </w:r>
+      <w:r>
+        <w:t xml:space="preserve"> </w:t>
+      </w:r>
+      <w:r>
+        <w:t xml:space="preserve">pro Eintrag:</w:t>
+      </w:r>
+      <w:r>
+        <w:t xml:space="preserve"> </w:t>
+      </w:r>
+      <w:r>
+        <w:t xml:space="preserve">- Name des Ortes</w:t>
+      </w:r>
+      <w:r>
+        <w:t xml:space="preserve"> </w:t>
+      </w:r>
+      <w:r>
+        <w:t xml:space="preserve">- Region und Land</w:t>
+      </w:r>
+      <w:r>
+        <w:t xml:space="preserve"> </w:t>
+      </w:r>
+      <w:r>
+        <w:t xml:space="preserve">- Datum besucht</w:t>
+      </w:r>
+      <w:r>
+        <w:t xml:space="preserve"> </w:t>
+      </w:r>
+      <w:r>
+        <w:rPr>
+          <w:i/>
+          <w:iCs/>
+        </w:rPr>
+        <w:t xml:space="preserve">(oder Zeitraum)</w:t>
+      </w:r>
+      <w:r>
+        <w:t xml:space="preserve"> </w:t>
+      </w:r>
+      <w:r>
+        <w:t xml:space="preserve">- Bild</w:t>
+      </w:r>
+      <w:r>
+        <w:t xml:space="preserve"> </w:t>
+      </w:r>
+      <w:r>
+        <w:rPr>
+          <w:i/>
+          <w:iCs/>
+        </w:rPr>
+        <w:t xml:space="preserve">(eines oder mehrere)</w:t>
+      </w:r>
+      <w:r>
+        <w:t xml:space="preserve"> </w:t>
+      </w:r>
+      <w:r>
+        <w:t xml:space="preserve">- Beschreibung / Reflexion</w:t>
+      </w:r>
+      <w:r>
+        <w:t xml:space="preserve"> </w:t>
+      </w:r>
+      <w:r>
+        <w:t xml:space="preserve">- Tags</w:t>
+      </w:r>
+      <w:r>
+        <w:t xml:space="preserve"> </w:t>
+      </w:r>
+      <w:r>
+        <w:rPr>
+          <w:i/>
+          <w:iCs/>
+        </w:rPr>
+        <w:t xml:space="preserve">(z.B. Ökodorf · Cohousing · Spirituell)</w:t>
+      </w:r>
+      <w:r>
+        <w:t xml:space="preserve"> </w:t>
+      </w:r>
+      <w:r>
+        <w:t xml:space="preserve">-</w:t>
+      </w:r>
+      <w:r>
+        <w:t xml:space="preserve"> </w:t>
+      </w:r>
+      <w:r>
+        <w:rPr>
+          <w:i/>
+          <w:iCs/>
+        </w:rPr>
+        <w:t xml:space="preserve">Optional:</w:t>
+      </w:r>
+      <w:r>
+        <w:t xml:space="preserve"> </w:t>
+      </w:r>
+      <w:r>
+        <w:t xml:space="preserve">externer Link zur Gemeinschaft</w:t>
+      </w:r>
+      <w:r>
+        <w:t xml:space="preserve"> </w:t>
+      </w:r>
+      <w:r>
+        <w:t xml:space="preserve">-</w:t>
+      </w:r>
+      <w:r>
+        <w:t xml:space="preserve"> </w:t>
+      </w:r>
+      <w:r>
+        <w:rPr>
+          <w:i/>
+          <w:iCs/>
+        </w:rPr>
+        <w:t xml:space="preserve">Optional:</w:t>
+      </w:r>
+      <w:r>
+        <w:t xml:space="preserve"> </w:t>
+      </w:r>
+      <w:r>
+        <w:t xml:space="preserve">PDF-Anhang</w:t>
+      </w:r>
+      <w:r>
+        <w:t xml:space="preserve"> </w:t>
+      </w:r>
+      <w:r>
+        <w:rPr>
+          <w:i/>
+          <w:iCs/>
+        </w:rPr>
+        <w:t xml:space="preserve">(z.B. Konzept-Papier des Ortes)</w:t>
+      </w:r>
+    </w:p>
+    <w:p>
+      <w:pPr>
+        <w:pStyle w:val="Compact"/>
+        <w:numPr>
+          <w:ilvl w:val="0"/>
+          <w:numId w:val="1011"/>
+        </w:numPr>
+      </w:pPr>
+      <w:r>
+        <w:t xml:space="preserve">Passt das? Brauchst du noch andere Felder?</w:t>
+      </w:r>
+    </w:p>
+    <w:p>
+      <w:pPr>
+        <w:pStyle w:val="FirstParagraph"/>
+      </w:pPr>
+      <w:r>
+        <w:t xml:space="preserve">→</w:t>
+      </w:r>
+    </w:p>
+    <w:bookmarkEnd w:id="14"/>
+    <w:bookmarkStart w:id="15" w:name="werkstatt-termine"/>
+    <w:p>
+      <w:pPr>
+        <w:pStyle w:val="Heading2"/>
+      </w:pPr>
+      <w:r>
+        <w:t xml:space="preserve">2.3 · Werkstatt-Termine</w:t>
+      </w:r>
+    </w:p>
+    <w:p>
+      <w:pPr>
+        <w:pStyle w:val="FirstParagraph"/>
+      </w:pPr>
+      <w:r>
+        <w:t xml:space="preserve">Beispiel-Eintrag: dein Filz-Wochenende am 14. Juni.</w:t>
+      </w:r>
+    </w:p>
+    <w:p>
+      <w:pPr>
+        <w:pStyle w:val="BodyText"/>
+      </w:pPr>
+      <w:r>
+        <w:rPr>
+          <w:b/>
+          <w:bCs/>
+        </w:rPr>
+        <w:t xml:space="preserve">Vorgeschlagene Felder</w:t>
+      </w:r>
+      <w:r>
+        <w:t xml:space="preserve"> </w:t>
+      </w:r>
+      <w:r>
+        <w:t xml:space="preserve">pro Eintrag:</w:t>
+      </w:r>
+      <w:r>
+        <w:t xml:space="preserve"> </w:t>
+      </w:r>
+      <w:r>
+        <w:t xml:space="preserve">- Datum</w:t>
+      </w:r>
+      <w:r>
+        <w:t xml:space="preserve"> </w:t>
+      </w:r>
+      <w:r>
+        <w:rPr>
+          <w:i/>
+          <w:iCs/>
+        </w:rPr>
+        <w:t xml:space="preserve">(und Endzeit, falls mehrtägig)</w:t>
+      </w:r>
+      <w:r>
+        <w:t xml:space="preserve"> </w:t>
+      </w:r>
+      <w:r>
+        <w:t xml:space="preserve">- Titel</w:t>
+      </w:r>
+      <w:r>
+        <w:t xml:space="preserve"> </w:t>
+      </w:r>
+      <w:r>
+        <w:t xml:space="preserve">- Ort</w:t>
+      </w:r>
+      <w:r>
+        <w:t xml:space="preserve"> </w:t>
+      </w:r>
+      <w:r>
+        <w:t xml:space="preserve">- Beschreibung</w:t>
+      </w:r>
+      <w:r>
+        <w:t xml:space="preserve"> </w:t>
+      </w:r>
+      <w:r>
+        <w:t xml:space="preserve">- Anmelde-Link oder Mail</w:t>
+      </w:r>
+      <w:r>
+        <w:t xml:space="preserve"> </w:t>
+      </w:r>
+      <w:r>
+        <w:t xml:space="preserve">- Markierung „eigener Termin / fremder Termin”</w:t>
+      </w:r>
+      <w:r>
+        <w:t xml:space="preserve"> </w:t>
+      </w:r>
+      <w:r>
+        <w:t xml:space="preserve">-</w:t>
+      </w:r>
+      <w:r>
+        <w:t xml:space="preserve"> </w:t>
+      </w:r>
+      <w:r>
+        <w:rPr>
+          <w:i/>
+          <w:iCs/>
+        </w:rPr>
+        <w:t xml:space="preserve">Optional:</w:t>
+      </w:r>
+      <w:r>
+        <w:t xml:space="preserve"> </w:t>
+      </w:r>
+      <w:r>
+        <w:t xml:space="preserve">Foto</w:t>
+      </w:r>
+      <w:r>
+        <w:t xml:space="preserve"> </w:t>
+      </w:r>
+      <w:r>
+        <w:t xml:space="preserve">-</w:t>
+      </w:r>
+      <w:r>
+        <w:t xml:space="preserve"> </w:t>
+      </w:r>
+      <w:r>
+        <w:rPr>
+          <w:i/>
+          <w:iCs/>
+        </w:rPr>
+        <w:t xml:space="preserve">Optional:</w:t>
+      </w:r>
+      <w:r>
+        <w:t xml:space="preserve"> </w:t>
+      </w:r>
+      <w:r>
+        <w:t xml:space="preserve">PDF mit Detail-Programm</w:t>
+      </w:r>
+      <w:r>
+        <w:t xml:space="preserve"> </w:t>
+      </w:r>
+      <w:r>
+        <w:t xml:space="preserve">-</w:t>
+      </w:r>
+      <w:r>
+        <w:t xml:space="preserve"> </w:t>
+      </w:r>
+      <w:r>
+        <w:rPr>
+          <w:i/>
+          <w:iCs/>
+        </w:rPr>
+        <w:t xml:space="preserve">Optional:</w:t>
+      </w:r>
+      <w:r>
+        <w:t xml:space="preserve"> </w:t>
+      </w:r>
+      <w:r>
+        <w:t xml:space="preserve">Honorar-/Kosten-Hinweis</w:t>
+      </w:r>
+    </w:p>
+    <w:p>
+      <w:pPr>
+        <w:pStyle w:val="Compact"/>
+        <w:numPr>
+          <w:ilvl w:val="0"/>
+          <w:numId w:val="1012"/>
+        </w:numPr>
+      </w:pPr>
+      <w:r>
+        <w:t xml:space="preserve">Passt das? Brauchst du noch andere Felder?</w:t>
+      </w:r>
+    </w:p>
+    <w:p>
+      <w:pPr>
+        <w:pStyle w:val="FirstParagraph"/>
+      </w:pPr>
+      <w:r>
+        <w:t xml:space="preserve">→</w:t>
+      </w:r>
+    </w:p>
+    <w:bookmarkEnd w:id="15"/>
+    <w:bookmarkStart w:id="16" w:name="bibliothek"/>
+    <w:p>
+      <w:pPr>
+        <w:pStyle w:val="Heading2"/>
+      </w:pPr>
+      <w:r>
+        <w:t xml:space="preserve">2.4 · Bibliothek</w:t>
+      </w:r>
+    </w:p>
+    <w:p>
+      <w:pPr>
+        <w:pStyle w:val="FirstParagraph"/>
+      </w:pPr>
+      <w:r>
+        <w:t xml:space="preserve">Beispiel-Eintrag: das Buch von Cynthia Tina, mit deiner Notiz dazu.</w:t>
+      </w:r>
+    </w:p>
+    <w:p>
+      <w:pPr>
+        <w:pStyle w:val="BodyText"/>
+      </w:pPr>
+      <w:r>
+        <w:rPr>
+          <w:b/>
+          <w:bCs/>
+        </w:rPr>
+        <w:t xml:space="preserve">Vorgeschlagene Felder</w:t>
+      </w:r>
+      <w:r>
+        <w:t xml:space="preserve"> </w:t>
+      </w:r>
+      <w:r>
+        <w:t xml:space="preserve">pro Eintrag:</w:t>
+      </w:r>
+      <w:r>
+        <w:t xml:space="preserve"> </w:t>
+      </w:r>
+      <w:r>
+        <w:t xml:space="preserve">- Typ</w:t>
+      </w:r>
+      <w:r>
+        <w:t xml:space="preserve"> </w:t>
+      </w:r>
+      <w:r>
+        <w:rPr>
+          <w:i/>
+          <w:iCs/>
+        </w:rPr>
+        <w:t xml:space="preserve">(Buch · Webseite · Aufsatz · Film · Podcast · Gespräch)</w:t>
+      </w:r>
+      <w:r>
+        <w:t xml:space="preserve"> </w:t>
+      </w:r>
+      <w:r>
+        <w:t xml:space="preserve">- Titel</w:t>
+      </w:r>
+      <w:r>
+        <w:t xml:space="preserve"> </w:t>
+      </w:r>
+      <w:r>
+        <w:t xml:space="preserve">- Autor / Quelle</w:t>
+      </w:r>
+      <w:r>
+        <w:t xml:space="preserve"> </w:t>
+      </w:r>
+      <w:r>
+        <w:t xml:space="preserve">- Deine Notiz</w:t>
+      </w:r>
+      <w:r>
+        <w:t xml:space="preserve"> </w:t>
+      </w:r>
+      <w:r>
+        <w:rPr>
+          <w:i/>
+          <w:iCs/>
+        </w:rPr>
+        <w:t xml:space="preserve">(was bringt es dir, warum hier)</w:t>
+      </w:r>
+      <w:r>
+        <w:t xml:space="preserve"> </w:t>
+      </w:r>
+      <w:r>
+        <w:t xml:space="preserve">- Link</w:t>
+      </w:r>
+      <w:r>
+        <w:t xml:space="preserve"> </w:t>
+      </w:r>
+      <w:r>
+        <w:t xml:space="preserve">-</w:t>
+      </w:r>
+      <w:r>
+        <w:t xml:space="preserve"> </w:t>
+      </w:r>
+      <w:r>
+        <w:rPr>
+          <w:i/>
+          <w:iCs/>
+        </w:rPr>
+        <w:t xml:space="preserve">Optional:</w:t>
+      </w:r>
+      <w:r>
+        <w:t xml:space="preserve"> </w:t>
+      </w:r>
+      <w:r>
+        <w:t xml:space="preserve">Bild / Cover</w:t>
+      </w:r>
+      <w:r>
+        <w:t xml:space="preserve"> </w:t>
+      </w:r>
+      <w:r>
+        <w:t xml:space="preserve">-</w:t>
+      </w:r>
+      <w:r>
+        <w:t xml:space="preserve"> </w:t>
+      </w:r>
+      <w:r>
+        <w:rPr>
+          <w:i/>
+          <w:iCs/>
+        </w:rPr>
+        <w:t xml:space="preserve">Optional:</w:t>
+      </w:r>
+      <w:r>
+        <w:t xml:space="preserve"> </w:t>
+      </w:r>
+      <w:r>
+        <w:t xml:space="preserve">PDF-Anhang</w:t>
+      </w:r>
+    </w:p>
+    <w:p>
+      <w:pPr>
+        <w:pStyle w:val="Compact"/>
+        <w:numPr>
+          <w:ilvl w:val="0"/>
+          <w:numId w:val="1013"/>
+        </w:numPr>
+      </w:pPr>
+      <w:r>
+        <w:t xml:space="preserve">Passt das? Brauchst du noch andere Felder?</w:t>
+      </w:r>
+    </w:p>
+    <w:p>
+      <w:pPr>
+        <w:pStyle w:val="FirstParagraph"/>
+      </w:pPr>
+      <w:r>
+        <w:t xml:space="preserve">→</w:t>
+      </w:r>
+    </w:p>
+    <w:bookmarkEnd w:id="16"/>
+    <w:bookmarkStart w:id="17" w:name="podcast-video"/>
+    <w:p>
+      <w:pPr>
+        <w:pStyle w:val="Heading2"/>
+      </w:pPr>
+      <w:r>
+        <w:t xml:space="preserve">2.5 · Podcast / Video</w:t>
+      </w:r>
+    </w:p>
+    <w:p>
+      <w:pPr>
+        <w:pStyle w:val="FirstParagraph"/>
+      </w:pPr>
+      <w:r>
+        <w:t xml:space="preserve">Wenn du einen YouTube-Kanal hast oder anlegst, kann ich Folgen direkt auf der Seite einbetten — Besucher müssen nicht zu YouTube wechseln.</w:t>
+      </w:r>
+    </w:p>
+    <w:p>
+      <w:pPr>
+        <w:pStyle w:val="Compact"/>
+        <w:numPr>
+          <w:ilvl w:val="0"/>
+          <w:numId w:val="1014"/>
+        </w:numPr>
+      </w:pPr>
+      <w:r>
+        <w:t xml:space="preserve">Klar geplant, vage Idee, oder eher nicht?</w:t>
+      </w:r>
+    </w:p>
+    <w:p>
+      <w:pPr>
+        <w:pStyle w:val="FirstParagraph"/>
+      </w:pPr>
+      <w:r>
+        <w:t xml:space="preserve">→</w:t>
+      </w:r>
+    </w:p>
+    <w:p>
+      <w:pPr>
+        <w:pStyle w:val="Compact"/>
+        <w:numPr>
+          <w:ilvl w:val="0"/>
+          <w:numId w:val="1015"/>
+        </w:numPr>
+      </w:pPr>
+      <w:r>
+        <w:t xml:space="preserve">Falls ja: über welche Plattform?</w:t>
+      </w:r>
+      <w:r>
+        <w:t xml:space="preserve"> </w:t>
+      </w:r>
+      <w:r>
+        <w:rPr>
+          <w:i/>
+          <w:iCs/>
+        </w:rPr>
+        <w:t xml:space="preserve">(YouTube · Spotify · Vimeo · gemischt)</w:t>
+      </w:r>
+    </w:p>
+    <w:p>
+      <w:pPr>
+        <w:pStyle w:val="FirstParagraph"/>
+      </w:pPr>
+      <w:r>
+        <w:t xml:space="preserve">→</w:t>
+      </w:r>
+    </w:p>
+    <w:p>
+      <w:r>
+        <w:pict>
+          <v:rect style="width:0;height:1.5pt" o:hralign="center" o:hrstd="t" o:hr="t"/>
+        </w:pict>
+      </w:r>
+    </w:p>
+    <w:bookmarkEnd w:id="17"/>
+    <w:bookmarkEnd w:id="18"/>
+    <w:bookmarkStart w:id="26" w:name="Xcc31a61fb1c79c64f25ad5d82445ee32933a290"/>
+    <w:p>
+      <w:pPr>
+        <w:pStyle w:val="Heading1"/>
+      </w:pPr>
+      <w:r>
+        <w:t xml:space="preserve">Abschnitt 3 — Du und dein Anliegen, Material, Anhang</w:t>
+      </w:r>
+    </w:p>
+    <w:bookmarkStart w:id="19" w:name="du-selbst"/>
+    <w:p>
+      <w:pPr>
+        <w:pStyle w:val="Heading2"/>
+      </w:pPr>
+      <w:r>
+        <w:t xml:space="preserve">3.1 · Du selbst</w:t>
+      </w:r>
+    </w:p>
+    <w:p>
+      <w:pPr>
+        <w:pStyle w:val="Compact"/>
+        <w:numPr>
+          <w:ilvl w:val="0"/>
+          <w:numId w:val="1016"/>
+        </w:numPr>
+      </w:pPr>
+      <w:r>
+        <w:t xml:space="preserve">Wie würdest du Werkstatt Gemeinschaft jemandem beschreiben, der zum ersten Mal davon hört?</w:t>
+      </w:r>
+    </w:p>
+    <w:p>
+      <w:pPr>
+        <w:pStyle w:val="FirstParagraph"/>
+      </w:pPr>
+      <w:r>
+        <w:t xml:space="preserve">→</w:t>
+      </w:r>
+    </w:p>
+    <w:p>
+      <w:pPr>
+        <w:pStyle w:val="Compact"/>
+        <w:numPr>
+          <w:ilvl w:val="0"/>
+          <w:numId w:val="1017"/>
+        </w:numPr>
+      </w:pPr>
+      <w:r>
+        <w:t xml:space="preserve">Welche Erfahrungen haben dich glaubwürdig gemacht? Was hat dich geprägt?</w:t>
+      </w:r>
+    </w:p>
+    <w:p>
+      <w:pPr>
+        <w:pStyle w:val="FirstParagraph"/>
+      </w:pPr>
+      <w:r>
+        <w:t xml:space="preserve">→</w:t>
+      </w:r>
+    </w:p>
+    <w:p>
+      <w:pPr>
+        <w:pStyle w:val="Compact"/>
+        <w:numPr>
+          <w:ilvl w:val="0"/>
+          <w:numId w:val="1018"/>
+        </w:numPr>
+      </w:pPr>
+      <w:r>
+        <w:t xml:space="preserve">Wenn dich jemand fragt „Was machst du?” — wie antwortest du in einem Satz?</w:t>
+      </w:r>
+    </w:p>
+    <w:p>
+      <w:pPr>
+        <w:pStyle w:val="FirstParagraph"/>
+      </w:pPr>
+      <w:r>
+        <w:t xml:space="preserve">→</w:t>
+      </w:r>
+    </w:p>
+    <w:p>
+      <w:pPr>
+        <w:pStyle w:val="Compact"/>
+        <w:numPr>
+          <w:ilvl w:val="0"/>
+          <w:numId w:val="1019"/>
+        </w:numPr>
+      </w:pPr>
+      <w:r>
+        <w:t xml:space="preserve">Wie willst du auf keinen Fall beschrieben werden?</w:t>
+      </w:r>
+    </w:p>
+    <w:p>
+      <w:pPr>
+        <w:pStyle w:val="FirstParagraph"/>
+      </w:pPr>
+      <w:r>
+        <w:t xml:space="preserve">→</w:t>
+      </w:r>
+    </w:p>
+    <w:bookmarkEnd w:id="19"/>
+    <w:bookmarkStart w:id="20" w:name="für-wen-und-welches-gefühl"/>
+    <w:p>
+      <w:pPr>
+        <w:pStyle w:val="Heading2"/>
+      </w:pPr>
+      <w:r>
+        <w:t xml:space="preserve">3.2 · Für wen und welches Gefühl</w:t>
+      </w:r>
+    </w:p>
+    <w:p>
+      <w:pPr>
+        <w:pStyle w:val="Compact"/>
+        <w:numPr>
+          <w:ilvl w:val="0"/>
+          <w:numId w:val="1020"/>
+        </w:numPr>
+      </w:pPr>
+      <w:r>
+        <w:t xml:space="preserve">Für wen ist dieser Ort? Wer soll sich hier wiederfinden?</w:t>
+      </w:r>
+    </w:p>
+    <w:p>
+      <w:pPr>
+        <w:pStyle w:val="FirstParagraph"/>
+      </w:pPr>
+      <w:r>
+        <w:t xml:space="preserve">→</w:t>
+      </w:r>
+    </w:p>
+    <w:p>
+      <w:pPr>
+        <w:pStyle w:val="Compact"/>
+        <w:numPr>
+          <w:ilvl w:val="0"/>
+          <w:numId w:val="1021"/>
+        </w:numPr>
+      </w:pPr>
+      <w:r>
         <w:t xml:space="preserve">Was sollen Leute mitnehmen, wenn sie die Seite besucht haben?</w:t>
       </w:r>
       <w:r>
@@ -238,14 +1437,22 @@
         <w:t xml:space="preserve">→</w:t>
       </w:r>
     </w:p>
-    <w:bookmarkEnd w:id="10"/>
-    <w:bookmarkStart w:id="11" w:name="für-wen-ist-das-hier"/>
+    <w:bookmarkEnd w:id="20"/>
+    <w:bookmarkStart w:id="21" w:name="material-das-du-schon-hast"/>
     <w:p>
       <w:pPr>
         <w:pStyle w:val="Heading2"/>
       </w:pPr>
       <w:r>
-        <w:t xml:space="preserve">1.2 · Für wen ist das hier?</w:t>
+        <w:t xml:space="preserve">3.3 · Material, das du schon hast</w:t>
+      </w:r>
+    </w:p>
+    <w:p>
+      <w:pPr>
+        <w:pStyle w:val="FirstParagraph"/>
+      </w:pPr>
+      <w:r>
+        <w:t xml:space="preserve">Grobe Übersicht reicht.</w:t>
       </w:r>
     </w:p>
     <w:p>
@@ -253,11 +1460,11 @@
         <w:pStyle w:val="Compact"/>
         <w:numPr>
           <w:ilvl w:val="0"/>
-          <w:numId w:val="1004"/>
+          <w:numId w:val="1022"/>
         </w:numPr>
       </w:pPr>
       <w:r>
-        <w:t xml:space="preserve">Wer soll sich auf dieser Seite wiederfinden?</w:t>
+        <w:t xml:space="preserve">Texte, Reise-Tagebücher, Notizen — wo, ungefähr wie viel?</w:t>
       </w:r>
     </w:p>
     <w:p>
@@ -273,11 +1480,11 @@
         <w:pStyle w:val="Compact"/>
         <w:numPr>
           <w:ilvl w:val="0"/>
-          <w:numId w:val="1005"/>
+          <w:numId w:val="1023"/>
         </w:numPr>
       </w:pPr>
       <w:r>
-        <w:t xml:space="preserve">Was sollen Besucher konkret tun können — lesen, schreiben, anfragen, an etwas teilnehmen, wiederkommen?</w:t>
+        <w:t xml:space="preserve">Photos — wo, ungefähre Anzahl?</w:t>
       </w:r>
     </w:p>
     <w:p>
@@ -286,16 +1493,6 @@
       </w:pPr>
       <w:r>
         <w:t xml:space="preserve">→</w:t>
-      </w:r>
-    </w:p>
-    <w:bookmarkEnd w:id="11"/>
-    <w:bookmarkStart w:id="12" w:name="du-selbst"/>
-    <w:p>
-      <w:pPr>
-        <w:pStyle w:val="Heading2"/>
-      </w:pPr>
-      <w:r>
-        <w:t xml:space="preserve">1.3 · Du selbst</w:t>
       </w:r>
     </w:p>
     <w:p>
@@ -303,51 +1500,11 @@
         <w:pStyle w:val="Compact"/>
         <w:numPr>
           <w:ilvl w:val="0"/>
-          <w:numId w:val="1006"/>
+          <w:numId w:val="1024"/>
         </w:numPr>
       </w:pPr>
       <w:r>
-        <w:t xml:space="preserve">Welche Erfahrungen haben dich glaubwürdig gemacht? Was hat dich geprägt?</w:t>
-      </w:r>
-    </w:p>
-    <w:p>
-      <w:pPr>
-        <w:pStyle w:val="FirstParagraph"/>
-      </w:pPr>
-      <w:r>
-        <w:t xml:space="preserve">→</w:t>
-      </w:r>
-    </w:p>
-    <w:p>
-      <w:pPr>
-        <w:pStyle w:val="Compact"/>
-        <w:numPr>
-          <w:ilvl w:val="0"/>
-          <w:numId w:val="1007"/>
-        </w:numPr>
-      </w:pPr>
-      <w:r>
-        <w:t xml:space="preserve">Wenn dich jemand fragt „Was machst du?” — wie antwortest du in einem Satz?</w:t>
-      </w:r>
-    </w:p>
-    <w:p>
-      <w:pPr>
-        <w:pStyle w:val="FirstParagraph"/>
-      </w:pPr>
-      <w:r>
-        <w:t xml:space="preserve">→</w:t>
-      </w:r>
-    </w:p>
-    <w:p>
-      <w:pPr>
-        <w:pStyle w:val="Compact"/>
-        <w:numPr>
-          <w:ilvl w:val="0"/>
-          <w:numId w:val="1008"/>
-        </w:numPr>
-      </w:pPr>
-      <w:r>
-        <w:t xml:space="preserve">Wie willst du auf keinen Fall beschrieben werden?</w:t>
+        <w:t xml:space="preserve">Andere Plattformen, auf denen du aktiv bist — YouTube, Instagram, Substack, Blog, andere?</w:t>
       </w:r>
       <w:r>
         <w:t xml:space="preserve"> </w:t>
@@ -357,7 +1514,7 @@
           <w:i/>
           <w:iCs/>
         </w:rPr>
-        <w:t xml:space="preserve">(damit wir Floskeln vermeiden, die nicht zu dir passen)</w:t>
+        <w:t xml:space="preserve">(ich kann sie auf der Seite einbinden, damit Besucher dich nicht überall suchen müssen)</w:t>
       </w:r>
     </w:p>
     <w:p>
@@ -368,14 +1525,14 @@
         <w:t xml:space="preserve">→</w:t>
       </w:r>
     </w:p>
-    <w:bookmarkEnd w:id="12"/>
-    <w:bookmarkStart w:id="13" w:name="sprache-und-ton"/>
+    <w:bookmarkEnd w:id="21"/>
+    <w:bookmarkStart w:id="22" w:name="bildsprache"/>
     <w:p>
       <w:pPr>
         <w:pStyle w:val="Heading2"/>
       </w:pPr>
       <w:r>
-        <w:t xml:space="preserve">1.4 · Sprache und Ton</w:t>
+        <w:t xml:space="preserve">3.4 · Bildsprache</w:t>
       </w:r>
     </w:p>
     <w:p>
@@ -383,422 +1540,7 @@
         <w:pStyle w:val="Compact"/>
         <w:numPr>
           <w:ilvl w:val="0"/>
-          <w:numId w:val="1009"/>
-        </w:numPr>
-      </w:pPr>
-      <w:r>
-        <w:t xml:space="preserve">Welche Sprache fühlt sich nach dir an? Welche stößt dich ab?</w:t>
-      </w:r>
-    </w:p>
-    <w:p>
-      <w:pPr>
-        <w:pStyle w:val="FirstParagraph"/>
-      </w:pPr>
-      <w:r>
-        <w:t xml:space="preserve">→</w:t>
-      </w:r>
-    </w:p>
-    <w:p>
-      <w:pPr>
-        <w:pStyle w:val="Compact"/>
-        <w:numPr>
-          <w:ilvl w:val="0"/>
-          <w:numId w:val="1010"/>
-        </w:numPr>
-      </w:pPr>
-      <w:r>
-        <w:t xml:space="preserve">Sprichst du Besucher mit</w:t>
-      </w:r>
-      <w:r>
-        <w:t xml:space="preserve"> </w:t>
-      </w:r>
-      <w:r>
-        <w:rPr>
-          <w:b/>
-          <w:bCs/>
-        </w:rPr>
-        <w:t xml:space="preserve">du</w:t>
-      </w:r>
-      <w:r>
-        <w:t xml:space="preserve"> </w:t>
-      </w:r>
-      <w:r>
-        <w:t xml:space="preserve">oder</w:t>
-      </w:r>
-      <w:r>
-        <w:t xml:space="preserve"> </w:t>
-      </w:r>
-      <w:r>
-        <w:rPr>
-          <w:b/>
-          <w:bCs/>
-        </w:rPr>
-        <w:t xml:space="preserve">Sie</w:t>
-      </w:r>
-      <w:r>
-        <w:t xml:space="preserve"> </w:t>
-      </w:r>
-      <w:r>
-        <w:t xml:space="preserve">an?</w:t>
-      </w:r>
-    </w:p>
-    <w:p>
-      <w:pPr>
-        <w:pStyle w:val="FirstParagraph"/>
-      </w:pPr>
-      <w:r>
-        <w:t xml:space="preserve">→</w:t>
-      </w:r>
-    </w:p>
-    <w:p>
-      <w:pPr>
-        <w:pStyle w:val="Compact"/>
-        <w:numPr>
-          <w:ilvl w:val="0"/>
-          <w:numId w:val="1011"/>
-        </w:numPr>
-      </w:pPr>
-      <w:r>
-        <w:t xml:space="preserve">Sagst du</w:t>
-      </w:r>
-      <w:r>
-        <w:t xml:space="preserve"> </w:t>
-      </w:r>
-      <w:r>
-        <w:rPr>
-          <w:b/>
-          <w:bCs/>
-        </w:rPr>
-        <w:t xml:space="preserve">ich</w:t>
-      </w:r>
-      <w:r>
-        <w:t xml:space="preserve"> </w:t>
-      </w:r>
-      <w:r>
-        <w:t xml:space="preserve">oder</w:t>
-      </w:r>
-      <w:r>
-        <w:t xml:space="preserve"> </w:t>
-      </w:r>
-      <w:r>
-        <w:rPr>
-          <w:b/>
-          <w:bCs/>
-        </w:rPr>
-        <w:t xml:space="preserve">wir</w:t>
-      </w:r>
-      <w:r>
-        <w:t xml:space="preserve"> </w:t>
-      </w:r>
-      <w:r>
-        <w:t xml:space="preserve">in den Texten?</w:t>
-      </w:r>
-    </w:p>
-    <w:p>
-      <w:pPr>
-        <w:pStyle w:val="FirstParagraph"/>
-      </w:pPr>
-      <w:r>
-        <w:t xml:space="preserve">→</w:t>
-      </w:r>
-    </w:p>
-    <w:p>
-      <w:r>
-        <w:pict>
-          <v:rect style="width:0;height:1.5pt" o:hralign="center" o:hrstd="t" o:hr="t"/>
-        </w:pict>
-      </w:r>
-    </w:p>
-    <w:bookmarkEnd w:id="13"/>
-    <w:bookmarkEnd w:id="14"/>
-    <w:bookmarkStart w:id="19" w:name="abschnitt-2-die-seite"/>
-    <w:p>
-      <w:pPr>
-        <w:pStyle w:val="Heading1"/>
-      </w:pPr>
-      <w:r>
-        <w:t xml:space="preserve">Abschnitt 2 — Die Seite</w:t>
-      </w:r>
-    </w:p>
-    <w:bookmarkStart w:id="15" w:name="hauptbereiche-menüpunkte-oben"/>
-    <w:p>
-      <w:pPr>
-        <w:pStyle w:val="Heading2"/>
-      </w:pPr>
-      <w:r>
-        <w:t xml:space="preserve">2.1 · Hauptbereiche (= Menüpunkte oben)</w:t>
-      </w:r>
-    </w:p>
-    <w:p>
-      <w:pPr>
-        <w:pStyle w:val="FirstParagraph"/>
-      </w:pPr>
-      <w:r>
-        <w:t xml:space="preserve">Aktueller Vorschlag in dieser Reihenfolge:</w:t>
-      </w:r>
-      <w:r>
-        <w:t xml:space="preserve"> </w:t>
-      </w:r>
-      <w:r>
-        <w:rPr>
-          <w:b/>
-          <w:bCs/>
-        </w:rPr>
-        <w:t xml:space="preserve">Hero · Über · Notizen · Reisen · Werkstatt · Bibliothek · Podcast · Mitkommen</w:t>
-      </w:r>
-    </w:p>
-    <w:p>
-      <w:pPr>
-        <w:pStyle w:val="Compact"/>
-        <w:numPr>
-          <w:ilvl w:val="0"/>
-          <w:numId w:val="1012"/>
-        </w:numPr>
-      </w:pPr>
-      <w:r>
-        <w:t xml:space="preserve">Passt das? Fehlt ein Bereich, soll einer raus oder anders heißen?</w:t>
-      </w:r>
-    </w:p>
-    <w:p>
-      <w:pPr>
-        <w:pStyle w:val="FirstParagraph"/>
-      </w:pPr>
-      <w:r>
-        <w:t xml:space="preserve">→</w:t>
-      </w:r>
-    </w:p>
-    <w:p>
-      <w:pPr>
-        <w:pStyle w:val="Compact"/>
-        <w:numPr>
-          <w:ilvl w:val="0"/>
-          <w:numId w:val="1013"/>
-        </w:numPr>
-      </w:pPr>
-      <w:r>
-        <w:t xml:space="preserve">Welche</w:t>
-      </w:r>
-      <w:r>
-        <w:t xml:space="preserve"> </w:t>
-      </w:r>
-      <w:r>
-        <w:rPr>
-          <w:b/>
-          <w:bCs/>
-        </w:rPr>
-        <w:t xml:space="preserve">zwei Bereiche müssen sofort sichtbar sein</w:t>
-      </w:r>
-      <w:r>
-        <w:t xml:space="preserve">, wenn jemand auf die Seite kommt?</w:t>
-      </w:r>
-    </w:p>
-    <w:p>
-      <w:pPr>
-        <w:pStyle w:val="FirstParagraph"/>
-      </w:pPr>
-      <w:r>
-        <w:t xml:space="preserve">→</w:t>
-      </w:r>
-    </w:p>
-    <w:p>
-      <w:pPr>
-        <w:pStyle w:val="Compact"/>
-        <w:numPr>
-          <w:ilvl w:val="0"/>
-          <w:numId w:val="1014"/>
-        </w:numPr>
-      </w:pPr>
-      <w:r>
-        <w:rPr>
-          <w:b/>
-          <w:bCs/>
-        </w:rPr>
-        <w:t xml:space="preserve">Welcher Bereich ist dein Hauptbereich</w:t>
-      </w:r>
-      <w:r>
-        <w:t xml:space="preserve"> </w:t>
-      </w:r>
-      <w:r>
-        <w:t xml:space="preserve">— wo du am meisten lebst und am häufigsten neue Inhalte einstellst?</w:t>
-      </w:r>
-    </w:p>
-    <w:p>
-      <w:pPr>
-        <w:pStyle w:val="FirstParagraph"/>
-      </w:pPr>
-      <w:r>
-        <w:t xml:space="preserve">→</w:t>
-      </w:r>
-    </w:p>
-    <w:p>
-      <w:pPr>
-        <w:pStyle w:val="Compact"/>
-        <w:numPr>
-          <w:ilvl w:val="0"/>
-          <w:numId w:val="1015"/>
-        </w:numPr>
-      </w:pPr>
-      <w:r>
-        <w:t xml:space="preserve">Sollen die Menüpunkte eher</w:t>
-      </w:r>
-      <w:r>
-        <w:t xml:space="preserve"> </w:t>
-      </w:r>
-      <w:r>
-        <w:rPr>
-          <w:b/>
-          <w:bCs/>
-        </w:rPr>
-        <w:t xml:space="preserve">poetisch</w:t>
-      </w:r>
-      <w:r>
-        <w:t xml:space="preserve"> </w:t>
-      </w:r>
-      <w:r>
-        <w:t xml:space="preserve">sein</w:t>
-      </w:r>
-      <w:r>
-        <w:t xml:space="preserve"> </w:t>
-      </w:r>
-      <w:r>
-        <w:rPr>
-          <w:i/>
-          <w:iCs/>
-        </w:rPr>
-        <w:t xml:space="preserve">(„Mitkommen”, „Reisen”)</w:t>
-      </w:r>
-      <w:r>
-        <w:t xml:space="preserve"> </w:t>
-      </w:r>
-      <w:r>
-        <w:t xml:space="preserve">oder</w:t>
-      </w:r>
-      <w:r>
-        <w:t xml:space="preserve"> </w:t>
-      </w:r>
-      <w:r>
-        <w:rPr>
-          <w:b/>
-          <w:bCs/>
-        </w:rPr>
-        <w:t xml:space="preserve">direkter</w:t>
-      </w:r>
-      <w:r>
-        <w:t xml:space="preserve"> </w:t>
-      </w:r>
-      <w:r>
-        <w:rPr>
-          <w:i/>
-          <w:iCs/>
-        </w:rPr>
-        <w:t xml:space="preserve">(„Kontakt”, „Stationen”)</w:t>
-      </w:r>
-      <w:r>
-        <w:t xml:space="preserve">?</w:t>
-      </w:r>
-    </w:p>
-    <w:p>
-      <w:pPr>
-        <w:pStyle w:val="FirstParagraph"/>
-      </w:pPr>
-      <w:r>
-        <w:t xml:space="preserve">→</w:t>
-      </w:r>
-    </w:p>
-    <w:bookmarkEnd w:id="15"/>
-    <w:bookmarkStart w:id="16" w:name="notizen-der-laufende-strom"/>
-    <w:p>
-      <w:pPr>
-        <w:pStyle w:val="Heading2"/>
-      </w:pPr>
-      <w:r>
-        <w:t xml:space="preserve">2.2 · Notizen — der laufende Strom</w:t>
-      </w:r>
-    </w:p>
-    <w:p>
-      <w:pPr>
-        <w:pStyle w:val="FirstParagraph"/>
-      </w:pPr>
-      <w:r>
-        <w:t xml:space="preserve">Das ist der Bereich, in dem du datierte Einträge sammelst — Reisenotizen, Werkstattberichte, Lektüren, Stimmen, Photos.</w:t>
-      </w:r>
-    </w:p>
-    <w:p>
-      <w:pPr>
-        <w:pStyle w:val="Compact"/>
-        <w:numPr>
-          <w:ilvl w:val="0"/>
-          <w:numId w:val="1016"/>
-        </w:numPr>
-      </w:pPr>
-      <w:r>
-        <w:t xml:space="preserve">Wie oft wirst du ungefähr etwas posten?</w:t>
-      </w:r>
-      <w:r>
-        <w:t xml:space="preserve"> </w:t>
-      </w:r>
-      <w:r>
-        <w:rPr>
-          <w:i/>
-          <w:iCs/>
-        </w:rPr>
-        <w:t xml:space="preserve">(täglich · wöchentlich · unregelmäßig)</w:t>
-      </w:r>
-    </w:p>
-    <w:p>
-      <w:pPr>
-        <w:pStyle w:val="FirstParagraph"/>
-      </w:pPr>
-      <w:r>
-        <w:t xml:space="preserve">→</w:t>
-      </w:r>
-    </w:p>
-    <w:p>
-      <w:pPr>
-        <w:pStyle w:val="Compact"/>
-        <w:numPr>
-          <w:ilvl w:val="0"/>
-          <w:numId w:val="1017"/>
-        </w:numPr>
-      </w:pPr>
-      <w:r>
-        <w:t xml:space="preserve">Welche Kategorien sollen vorkommen? Vorschlag:</w:t>
-      </w:r>
-      <w:r>
-        <w:t xml:space="preserve"> </w:t>
-      </w:r>
-      <w:r>
-        <w:rPr>
-          <w:i/>
-          <w:iCs/>
-        </w:rPr>
-        <w:t xml:space="preserve">Reise · Werkstatt · Lesen · Stimme · Foto</w:t>
-      </w:r>
-    </w:p>
-    <w:p>
-      <w:pPr>
-        <w:pStyle w:val="FirstParagraph"/>
-      </w:pPr>
-      <w:r>
-        <w:t xml:space="preserve">→</w:t>
-      </w:r>
-    </w:p>
-    <w:bookmarkEnd w:id="16"/>
-    <w:bookmarkStart w:id="17" w:name="bildsprache"/>
-    <w:p>
-      <w:pPr>
-        <w:pStyle w:val="Heading2"/>
-      </w:pPr>
-      <w:r>
-        <w:t xml:space="preserve">2.3 · Bildsprache</w:t>
-      </w:r>
-    </w:p>
-    <w:p>
-      <w:pPr>
-        <w:pStyle w:val="Compact"/>
-        <w:numPr>
-          <w:ilvl w:val="0"/>
-          <w:numId w:val="1018"/>
+          <w:numId w:val="1025"/>
         </w:numPr>
       </w:pPr>
       <w:r>
@@ -828,27 +1570,11 @@
         <w:pStyle w:val="Compact"/>
         <w:numPr>
           <w:ilvl w:val="0"/>
-          <w:numId w:val="1019"/>
+          <w:numId w:val="1026"/>
         </w:numPr>
       </w:pPr>
       <w:r>
-        <w:t xml:space="preserve">Welche Bilder sollen</w:t>
-      </w:r>
-      <w:r>
-        <w:t xml:space="preserve"> </w:t>
-      </w:r>
-      <w:r>
-        <w:rPr>
-          <w:b/>
-          <w:bCs/>
-        </w:rPr>
-        <w:t xml:space="preserve">auf keinen Fall</w:t>
-      </w:r>
-      <w:r>
-        <w:t xml:space="preserve"> </w:t>
-      </w:r>
-      <w:r>
-        <w:t xml:space="preserve">entstehen?</w:t>
+        <w:t xml:space="preserve">Welche Bilder sollen auf keinen Fall entstehen?</w:t>
       </w:r>
       <w:r>
         <w:t xml:space="preserve"> </w:t>
@@ -858,7 +1584,7 @@
           <w:i/>
           <w:iCs/>
         </w:rPr>
-        <w:t xml:space="preserve">(z.B. Stockfoto-Spiritualität, zu süß, zu glatt, zu warm-werbend)</w:t>
+        <w:t xml:space="preserve">(z.B. Stockfoto-Spiritualität, zu süß, zu glatt)</w:t>
       </w:r>
     </w:p>
     <w:p>
@@ -874,7 +1600,7 @@
         <w:pStyle w:val="Compact"/>
         <w:numPr>
           <w:ilvl w:val="0"/>
-          <w:numId w:val="1020"/>
+          <w:numId w:val="1027"/>
         </w:numPr>
       </w:pPr>
       <w:r>
@@ -915,14 +1641,14 @@
         <w:t xml:space="preserve">→</w:t>
       </w:r>
     </w:p>
-    <w:bookmarkEnd w:id="17"/>
-    <w:bookmarkStart w:id="18" w:name="material-das-du-schon-hast"/>
+    <w:bookmarkEnd w:id="22"/>
+    <w:bookmarkStart w:id="23" w:name="einladungen-an-dich"/>
     <w:p>
       <w:pPr>
         <w:pStyle w:val="Heading2"/>
       </w:pPr>
       <w:r>
-        <w:t xml:space="preserve">2.4 · Material, das du schon hast</w:t>
+        <w:t xml:space="preserve">3.5 · Einladungen an dich</w:t>
       </w:r>
     </w:p>
     <w:p>
@@ -930,7 +1656,7 @@
         <w:pStyle w:val="FirstParagraph"/>
       </w:pPr>
       <w:r>
-        <w:t xml:space="preserve">Grobe Übersicht reicht — wir wollen nur wissen, was wir hier zentralisieren können.</w:t>
+        <w:t xml:space="preserve">Die Seite ist deine zentrale Anlaufstelle. Leute können dich hier gezielt für verschiedene Dinge ansprechen.</w:t>
       </w:r>
     </w:p>
     <w:p>
@@ -938,51 +1664,11 @@
         <w:pStyle w:val="Compact"/>
         <w:numPr>
           <w:ilvl w:val="0"/>
-          <w:numId w:val="1021"/>
+          <w:numId w:val="1028"/>
         </w:numPr>
       </w:pPr>
       <w:r>
-        <w:t xml:space="preserve">Texte, Reise-Tagebücher, Notizen — wo liegen sie, ungefähr wie viel?</w:t>
-      </w:r>
-    </w:p>
-    <w:p>
-      <w:pPr>
-        <w:pStyle w:val="FirstParagraph"/>
-      </w:pPr>
-      <w:r>
-        <w:t xml:space="preserve">→</w:t>
-      </w:r>
-    </w:p>
-    <w:p>
-      <w:pPr>
-        <w:pStyle w:val="Compact"/>
-        <w:numPr>
-          <w:ilvl w:val="0"/>
-          <w:numId w:val="1022"/>
-        </w:numPr>
-      </w:pPr>
-      <w:r>
-        <w:t xml:space="preserve">Photos — wo, ungefähre Anzahl?</w:t>
-      </w:r>
-    </w:p>
-    <w:p>
-      <w:pPr>
-        <w:pStyle w:val="FirstParagraph"/>
-      </w:pPr>
-      <w:r>
-        <w:t xml:space="preserve">→</w:t>
-      </w:r>
-    </w:p>
-    <w:p>
-      <w:pPr>
-        <w:pStyle w:val="Compact"/>
-        <w:numPr>
-          <w:ilvl w:val="0"/>
-          <w:numId w:val="1023"/>
-        </w:numPr>
-      </w:pPr>
-      <w:r>
-        <w:t xml:space="preserve">Andere Plattformen, auf denen du bereits aktiv bist — YouTube, Instagram, Substack, Blog, andere?</w:t>
+        <w:t xml:space="preserve">Welche Anfragen möchtest du annehmen?</w:t>
       </w:r>
       <w:r>
         <w:t xml:space="preserve"> </w:t>
@@ -992,42 +1678,7 @@
           <w:i/>
           <w:iCs/>
         </w:rPr>
-        <w:t xml:space="preserve">(Wir können sie auf der Website einbinden, damit Besucher nicht über mehrere Plattformen suchen müssen.)</w:t>
-      </w:r>
-    </w:p>
-    <w:p>
-      <w:pPr>
-        <w:pStyle w:val="FirstParagraph"/>
-      </w:pPr>
-      <w:r>
-        <w:t xml:space="preserve">→</w:t>
-      </w:r>
-    </w:p>
-    <w:p>
-      <w:r>
-        <w:pict>
-          <v:rect style="width:0;height:1.5pt" o:hralign="center" o:hrstd="t" o:hr="t"/>
-        </w:pict>
-      </w:r>
-    </w:p>
-    <w:bookmarkEnd w:id="18"/>
-    <w:bookmarkEnd w:id="19"/>
-    <w:bookmarkStart w:id="27" w:name="abschnitt-3-begegnung-und-wachstum"/>
-    <w:p>
-      <w:pPr>
-        <w:pStyle w:val="Heading1"/>
-      </w:pPr>
-      <w:r>
-        <w:t xml:space="preserve">Abschnitt 3 — Begegnung und Wachstum</w:t>
-      </w:r>
-    </w:p>
-    <w:bookmarkStart w:id="20" w:name="werkstatt-termine"/>
-    <w:p>
-      <w:pPr>
-        <w:pStyle w:val="Heading2"/>
-      </w:pPr>
-      <w:r>
-        <w:t xml:space="preserve">3.1 · Werkstatt-Termine</w:t>
+        <w:t xml:space="preserve">(mehrere möglich)</w:t>
       </w:r>
     </w:p>
     <w:p>
@@ -1035,148 +1686,6 @@
         <w:pStyle w:val="Compact"/>
         <w:numPr>
           <w:ilvl w:val="0"/>
-          <w:numId w:val="1024"/>
-        </w:numPr>
-      </w:pPr>
-      <w:r>
-        <w:t xml:space="preserve">Welche eigenen Termine planst du?</w:t>
-      </w:r>
-      <w:r>
-        <w:t xml:space="preserve"> </w:t>
-      </w:r>
-      <w:r>
-        <w:rPr>
-          <w:i/>
-          <w:iCs/>
-        </w:rPr>
-        <w:t xml:space="preserve">(z.B. „Filzen mit Dreigliederung als Wochenende”)</w:t>
-      </w:r>
-    </w:p>
-    <w:p>
-      <w:pPr>
-        <w:pStyle w:val="FirstParagraph"/>
-      </w:pPr>
-      <w:r>
-        <w:t xml:space="preserve">→</w:t>
-      </w:r>
-    </w:p>
-    <w:p>
-      <w:pPr>
-        <w:pStyle w:val="Compact"/>
-        <w:numPr>
-          <w:ilvl w:val="0"/>
-          <w:numId w:val="1025"/>
-        </w:numPr>
-      </w:pPr>
-      <w:r>
-        <w:t xml:space="preserve">Wie viele Termine pro Jahr realistisch?</w:t>
-      </w:r>
-    </w:p>
-    <w:p>
-      <w:pPr>
-        <w:pStyle w:val="FirstParagraph"/>
-      </w:pPr>
-      <w:r>
-        <w:t xml:space="preserve">→</w:t>
-      </w:r>
-    </w:p>
-    <w:p>
-      <w:pPr>
-        <w:pStyle w:val="Compact"/>
-        <w:numPr>
-          <w:ilvl w:val="0"/>
-          <w:numId w:val="1026"/>
-        </w:numPr>
-      </w:pPr>
-      <w:r>
-        <w:t xml:space="preserve">Möchtest du auch fremde Termine zeigen</w:t>
-      </w:r>
-      <w:r>
-        <w:t xml:space="preserve"> </w:t>
-      </w:r>
-      <w:r>
-        <w:rPr>
-          <w:i/>
-          <w:iCs/>
-        </w:rPr>
-        <w:t xml:space="preserve">(z.B. Tag der offenen Tür am Tempelhof)</w:t>
-      </w:r>
-      <w:r>
-        <w:t xml:space="preserve">?</w:t>
-      </w:r>
-    </w:p>
-    <w:p>
-      <w:pPr>
-        <w:pStyle w:val="FirstParagraph"/>
-      </w:pPr>
-      <w:r>
-        <w:t xml:space="preserve">→</w:t>
-      </w:r>
-    </w:p>
-    <w:p>
-      <w:pPr>
-        <w:pStyle w:val="Compact"/>
-        <w:numPr>
-          <w:ilvl w:val="0"/>
-          <w:numId w:val="1027"/>
-        </w:numPr>
-      </w:pPr>
-      <w:r>
-        <w:t xml:space="preserve">Wie sollen sich Leute anmelden — über Mail an dich, ein einfaches Formular, oder einen externen Link?</w:t>
-      </w:r>
-    </w:p>
-    <w:p>
-      <w:pPr>
-        <w:pStyle w:val="FirstParagraph"/>
-      </w:pPr>
-      <w:r>
-        <w:t xml:space="preserve">→</w:t>
-      </w:r>
-    </w:p>
-    <w:bookmarkEnd w:id="20"/>
-    <w:bookmarkStart w:id="21" w:name="einladungen-an-dich"/>
-    <w:p>
-      <w:pPr>
-        <w:pStyle w:val="Heading2"/>
-      </w:pPr>
-      <w:r>
-        <w:t xml:space="preserve">3.2 · Einladungen an dich</w:t>
-      </w:r>
-    </w:p>
-    <w:p>
-      <w:pPr>
-        <w:pStyle w:val="FirstParagraph"/>
-      </w:pPr>
-      <w:r>
-        <w:t xml:space="preserve">Die Seite ist deine zentrale Anlaufstelle. Leute können dich hier gezielt für verschiedene Dinge ansprechen.</w:t>
-      </w:r>
-    </w:p>
-    <w:p>
-      <w:pPr>
-        <w:numPr>
-          <w:ilvl w:val="0"/>
-          <w:numId w:val="1028"/>
-        </w:numPr>
-      </w:pPr>
-      <w:r>
-        <w:t xml:space="preserve">Welche Anfragen möchtest du annehmen?</w:t>
-      </w:r>
-      <w:r>
-        <w:t xml:space="preserve"> </w:t>
-      </w:r>
-      <w:r>
-        <w:rPr>
-          <w:i/>
-          <w:iCs/>
-        </w:rPr>
-        <w:t xml:space="preserve">(Mehrere möglich, ergänze frei)</w:t>
-      </w:r>
-    </w:p>
-    <w:p>
-      <w:pPr>
-        <w:pStyle w:val="Compact"/>
-        <w:numPr>
-          <w:ilvl w:val="1"/>
           <w:numId w:val="1029"/>
         </w:numPr>
       </w:pPr>
@@ -1198,7 +1707,7 @@
       <w:pPr>
         <w:pStyle w:val="Compact"/>
         <w:numPr>
-          <w:ilvl w:val="1"/>
+          <w:ilvl w:val="0"/>
           <w:numId w:val="1029"/>
         </w:numPr>
       </w:pPr>
@@ -1220,7 +1729,7 @@
       <w:pPr>
         <w:pStyle w:val="Compact"/>
         <w:numPr>
-          <w:ilvl w:val="1"/>
+          <w:ilvl w:val="0"/>
           <w:numId w:val="1029"/>
         </w:numPr>
       </w:pPr>
@@ -1232,41 +1741,31 @@
       <w:pPr>
         <w:pStyle w:val="Compact"/>
         <w:numPr>
-          <w:ilvl w:val="1"/>
+          <w:ilvl w:val="0"/>
           <w:numId w:val="1029"/>
         </w:numPr>
       </w:pPr>
       <w:r>
-        <w:t xml:space="preserve">Beratung beim Aufbau einer eigenen Gemeinschaft</w:t>
+        <w:t xml:space="preserve">Beratung beim Aufbau einer Gemeinschaft</w:t>
       </w:r>
     </w:p>
     <w:p>
       <w:pPr>
         <w:pStyle w:val="Compact"/>
         <w:numPr>
-          <w:ilvl w:val="1"/>
+          <w:ilvl w:val="0"/>
           <w:numId w:val="1029"/>
         </w:numPr>
       </w:pPr>
       <w:r>
         <w:t xml:space="preserve">Interview für andere Medien</w:t>
       </w:r>
-      <w:r>
-        <w:t xml:space="preserve"> </w:t>
-      </w:r>
-      <w:r>
-        <w:rPr>
-          <w:i/>
-          <w:iCs/>
-        </w:rPr>
-        <w:t xml:space="preserve">(Podcast, Magazin, Dokumentation)</w:t>
-      </w:r>
     </w:p>
     <w:p>
       <w:pPr>
         <w:pStyle w:val="Compact"/>
         <w:numPr>
-          <w:ilvl w:val="1"/>
+          <w:ilvl w:val="0"/>
           <w:numId w:val="1029"/>
         </w:numPr>
       </w:pPr>
@@ -1278,12 +1777,12 @@
       <w:pPr>
         <w:pStyle w:val="Compact"/>
         <w:numPr>
-          <w:ilvl w:val="1"/>
+          <w:ilvl w:val="0"/>
           <w:numId w:val="1029"/>
         </w:numPr>
       </w:pPr>
       <w:r>
-        <w:t xml:space="preserve">Andere: ________</w:t>
+        <w:t xml:space="preserve">Andere: ____</w:t>
       </w:r>
     </w:p>
     <w:p>
@@ -1303,7 +1802,17 @@
         </w:numPr>
       </w:pPr>
       <w:r>
-        <w:t xml:space="preserve">Wie sollen Leute Kontakt aufnehmen — Mail, Online-Formular, Telefon?</w:t>
+        <w:t xml:space="preserve">Wie sollen Leute Kontakt aufnehmen?</w:t>
+      </w:r>
+      <w:r>
+        <w:t xml:space="preserve"> </w:t>
+      </w:r>
+      <w:r>
+        <w:rPr>
+          <w:i/>
+          <w:iCs/>
+        </w:rPr>
+        <w:t xml:space="preserve">(Mail · Online-Formular · Telefon)</w:t>
       </w:r>
     </w:p>
     <w:p>
@@ -1333,7 +1842,7 @@
           <w:i/>
           <w:iCs/>
         </w:rPr>
-        <w:t xml:space="preserve">(Honorar, Reisekostenregelung, Mindestgruppengröße)</w:t>
+        <w:t xml:space="preserve">(Honorar, Reisekosten, Mindestgruppe)</w:t>
       </w:r>
       <w:r>
         <w:t xml:space="preserve"> </w:t>
@@ -1350,14 +1859,14 @@
         <w:t xml:space="preserve">→</w:t>
       </w:r>
     </w:p>
-    <w:bookmarkEnd w:id="21"/>
-    <w:bookmarkStart w:id="22" w:name="bibliothek"/>
+    <w:bookmarkEnd w:id="23"/>
+    <w:bookmarkStart w:id="24" w:name="sprachen"/>
     <w:p>
       <w:pPr>
         <w:pStyle w:val="Heading2"/>
       </w:pPr>
       <w:r>
-        <w:t xml:space="preserve">3.3 · Bibliothek</w:t>
+        <w:t xml:space="preserve">3.6 · Sprachen</w:t>
       </w:r>
     </w:p>
     <w:p>
@@ -1365,7 +1874,41 @@
         <w:pStyle w:val="FirstParagraph"/>
       </w:pPr>
       <w:r>
-        <w:t xml:space="preserve">Welche Quellen-Arten möchtest du dort sammeln und teilen?</w:t>
+        <w:t xml:space="preserve">Die Seite wird ab Start für</w:t>
+      </w:r>
+      <w:r>
+        <w:t xml:space="preserve"> </w:t>
+      </w:r>
+      <w:r>
+        <w:rPr>
+          <w:b/>
+          <w:bCs/>
+        </w:rPr>
+        <w:t xml:space="preserve">Deutsch, Französisch, Englisch</w:t>
+      </w:r>
+      <w:r>
+        <w:t xml:space="preserve"> </w:t>
+      </w:r>
+      <w:r>
+        <w:t xml:space="preserve">vorbereitet. Im Backend bekommst du pro Eintrag drei Sprach-Blöcke. Du füllst aus, was du möchtest — die deutschen Felder zuerst, die anderen wenn du soweit bist.</w:t>
+      </w:r>
+    </w:p>
+    <w:p>
+      <w:pPr>
+        <w:pStyle w:val="BodyText"/>
+      </w:pPr>
+      <w:r>
+        <w:t xml:space="preserve">Wenn du magst, kann ich eine</w:t>
+      </w:r>
+      <w:r>
+        <w:t xml:space="preserve"> </w:t>
+      </w:r>
+      <w:r>
+        <w:rPr>
+          <w:b/>
+          <w:bCs/>
+        </w:rPr>
+        <w:t xml:space="preserve">automatische Vor-Übersetzung</w:t>
       </w:r>
       <w:r>
         <w:t xml:space="preserve"> </w:t>
@@ -1375,25 +1918,13 @@
           <w:i/>
           <w:iCs/>
         </w:rPr>
-        <w:t xml:space="preserve">(Bücher · Webseiten · Aufsätze · Filme · Podcasts · Gespräche · andere)</w:t>
-      </w:r>
-    </w:p>
-    <w:p>
-      <w:pPr>
-        <w:pStyle w:val="BodyText"/>
-      </w:pPr>
-      <w:r>
-        <w:t xml:space="preserve">→</w:t>
-      </w:r>
-    </w:p>
-    <w:bookmarkEnd w:id="22"/>
-    <w:bookmarkStart w:id="23" w:name="podcast-und-video"/>
-    <w:p>
-      <w:pPr>
-        <w:pStyle w:val="Heading2"/>
-      </w:pPr>
-      <w:r>
-        <w:t xml:space="preserve">3.4 · Podcast und Video</w:t>
+        <w:t xml:space="preserve">(KI-gestützt)</w:t>
+      </w:r>
+      <w:r>
+        <w:t xml:space="preserve"> </w:t>
+      </w:r>
+      <w:r>
+        <w:t xml:space="preserve">einbauen, die dir einen ersten Entwurf in FR/EN liefert. Du kannst ihn dann korrigieren oder verwerfen — kein Muss.</w:t>
       </w:r>
     </w:p>
     <w:p>
@@ -1405,7 +1936,7 @@
         </w:numPr>
       </w:pPr>
       <w:r>
-        <w:t xml:space="preserve">Klar geplant, vage Idee, oder eher nicht?</w:t>
+        <w:t xml:space="preserve">Möchtest du eine automatische Vor-Übersetzung als Hilfe — oder schreibst du lieber alles selbst?</w:t>
       </w:r>
     </w:p>
     <w:p>
@@ -1425,17 +1956,7 @@
         </w:numPr>
       </w:pPr>
       <w:r>
-        <w:t xml:space="preserve">Falls ja: über welche Plattform?</w:t>
-      </w:r>
-      <w:r>
-        <w:t xml:space="preserve"> </w:t>
-      </w:r>
-      <w:r>
-        <w:rPr>
-          <w:i/>
-          <w:iCs/>
-        </w:rPr>
-        <w:t xml:space="preserve">(YouTube — Folgen können wir direkt auf der Seite einbetten · Spotify · Vimeo · eigener Audio-Hoster · gemischt)</w:t>
+        <w:t xml:space="preserve">Sonst etwas zur Mehrsprachigkeit, das ich wissen sollte?</w:t>
       </w:r>
     </w:p>
     <w:p>
@@ -1446,16 +1967,14 @@
         <w:t xml:space="preserve">→</w:t>
       </w:r>
     </w:p>
+    <w:bookmarkEnd w:id="24"/>
+    <w:bookmarkStart w:id="25" w:name="frei-für-dich"/>
     <w:p>
       <w:pPr>
-        <w:pStyle w:val="Compact"/>
-        <w:numPr>
-          <w:ilvl w:val="0"/>
-          <w:numId w:val="1034"/>
-        </w:numPr>
-      </w:pPr>
-      <w:r>
-        <w:t xml:space="preserve">Format, Rhythmus, mögliche Gäste?</w:t>
+        <w:pStyle w:val="Heading2"/>
+      </w:pPr>
+      <w:r>
+        <w:t xml:space="preserve">3.7 · Frei für dich</w:t>
       </w:r>
     </w:p>
     <w:p>
@@ -1463,313 +1982,12 @@
         <w:pStyle w:val="FirstParagraph"/>
       </w:pPr>
       <w:r>
-        <w:t xml:space="preserve">→</w:t>
-      </w:r>
-    </w:p>
-    <w:bookmarkEnd w:id="23"/>
-    <w:bookmarkStart w:id="24" w:name="sprachen"/>
-    <w:p>
-      <w:pPr>
-        <w:pStyle w:val="Heading2"/>
-      </w:pPr>
-      <w:r>
-        <w:t xml:space="preserve">3.5 · Sprachen</w:t>
+        <w:t xml:space="preserve">Hier ist Platz für alles, was nicht gefragt wurde, aber für dich wichtig ist — Vorbilder, Sorgen, Begeisterungen, offene Fragen.</w:t>
       </w:r>
     </w:p>
     <w:p>
       <w:pPr>
-        <w:pStyle w:val="FirstParagraph"/>
-      </w:pPr>
-      <w:r>
-        <w:t xml:space="preserve">Die Seite wird ab Tag 1 für</w:t>
-      </w:r>
-      <w:r>
-        <w:t xml:space="preserve"> </w:t>
-      </w:r>
-      <w:r>
-        <w:rPr>
-          <w:b/>
-          <w:bCs/>
-        </w:rPr>
-        <w:t xml:space="preserve">Deutsch, Französisch, Englisch</w:t>
-      </w:r>
-      <w:r>
-        <w:t xml:space="preserve"> </w:t>
-      </w:r>
-      <w:r>
-        <w:t xml:space="preserve">vorbereitet. Du musst nicht alles sofort übersetzen.</w:t>
-      </w:r>
-    </w:p>
-    <w:p>
-      <w:pPr>
-        <w:pStyle w:val="Compact"/>
-        <w:numPr>
-          <w:ilvl w:val="0"/>
-          <w:numId w:val="1035"/>
-        </w:numPr>
-      </w:pPr>
-      <w:r>
-        <w:t xml:space="preserve">Welche Inhalte sollen zuerst dreisprachig sein?</w:t>
-      </w:r>
-      <w:r>
-        <w:t xml:space="preserve"> </w:t>
-      </w:r>
-      <w:r>
-        <w:rPr>
-          <w:i/>
-          <w:iCs/>
-        </w:rPr>
-        <w:t xml:space="preserve">(Über · Werkstatt · Notizen · alles?)</w:t>
-      </w:r>
-    </w:p>
-    <w:p>
-      <w:pPr>
-        <w:pStyle w:val="FirstParagraph"/>
-      </w:pPr>
-      <w:r>
-        <w:t xml:space="preserve">→</w:t>
-      </w:r>
-    </w:p>
-    <w:p>
-      <w:pPr>
-        <w:pStyle w:val="Compact"/>
-        <w:numPr>
-          <w:ilvl w:val="0"/>
-          <w:numId w:val="1036"/>
-        </w:numPr>
-      </w:pPr>
-      <w:r>
-        <w:t xml:space="preserve">Wer übersetzt?</w:t>
-      </w:r>
-      <w:r>
-        <w:t xml:space="preserve"> </w:t>
-      </w:r>
-      <w:r>
-        <w:rPr>
-          <w:i/>
-          <w:iCs/>
-        </w:rPr>
-        <w:t xml:space="preserve">(du selbst · KI mit deiner Korrektur · bezahlte Übersetzer:in)</w:t>
-      </w:r>
-    </w:p>
-    <w:p>
-      <w:pPr>
-        <w:pStyle w:val="FirstParagraph"/>
-      </w:pPr>
-      <w:r>
-        <w:t xml:space="preserve">→</w:t>
-      </w:r>
-    </w:p>
-    <w:bookmarkEnd w:id="24"/>
-    <w:bookmarkStart w:id="25" w:name="untertitel-und-launch"/>
-    <w:p>
-      <w:pPr>
-        <w:pStyle w:val="Heading2"/>
-      </w:pPr>
-      <w:r>
-        <w:t xml:space="preserve">3.6 · Untertitel und Launch</w:t>
-      </w:r>
-    </w:p>
-    <w:p>
-      <w:pPr>
-        <w:pStyle w:val="Compact"/>
-        <w:numPr>
-          <w:ilvl w:val="0"/>
-          <w:numId w:val="1037"/>
-        </w:numPr>
-      </w:pPr>
-      <w:r>
-        <w:t xml:space="preserve">Soll es einen kurzen Untertitel unter dem Namen geben?</w:t>
-      </w:r>
-      <w:r>
-        <w:t xml:space="preserve"> </w:t>
-      </w:r>
-      <w:r>
-        <w:rPr>
-          <w:i/>
-          <w:iCs/>
-        </w:rPr>
-        <w:t xml:space="preserve">(z.B. „Reisen, Notizen, Begegnungen” — kann auch leer bleiben)</w:t>
-      </w:r>
-    </w:p>
-    <w:p>
-      <w:pPr>
-        <w:pStyle w:val="FirstParagraph"/>
-      </w:pPr>
-      <w:r>
-        <w:t xml:space="preserve">→</w:t>
-      </w:r>
-    </w:p>
-    <w:p>
-      <w:pPr>
-        <w:pStyle w:val="Compact"/>
-        <w:numPr>
-          <w:ilvl w:val="0"/>
-          <w:numId w:val="1038"/>
-        </w:numPr>
-      </w:pPr>
-      <w:r>
-        <w:t xml:space="preserve">Wann soll die deutsche Version</w:t>
-      </w:r>
-      <w:r>
-        <w:t xml:space="preserve"> </w:t>
-      </w:r>
-      <w:r>
-        <w:rPr>
-          <w:b/>
-          <w:bCs/>
-        </w:rPr>
-        <w:t xml:space="preserve">familienreif</w:t>
-      </w:r>
-      <w:r>
-        <w:t xml:space="preserve"> </w:t>
-      </w:r>
-      <w:r>
-        <w:t xml:space="preserve">sein</w:t>
-      </w:r>
-      <w:r>
-        <w:t xml:space="preserve"> </w:t>
-      </w:r>
-      <w:r>
-        <w:rPr>
-          <w:i/>
-          <w:iCs/>
-        </w:rPr>
-        <w:t xml:space="preserve">(für Familie und Freunde zum Zeigen)</w:t>
-      </w:r>
-      <w:r>
-        <w:t xml:space="preserve">?</w:t>
-      </w:r>
-    </w:p>
-    <w:p>
-      <w:pPr>
-        <w:pStyle w:val="FirstParagraph"/>
-      </w:pPr>
-      <w:r>
-        <w:t xml:space="preserve">→</w:t>
-      </w:r>
-    </w:p>
-    <w:p>
-      <w:pPr>
-        <w:pStyle w:val="Compact"/>
-        <w:numPr>
-          <w:ilvl w:val="0"/>
-          <w:numId w:val="1039"/>
-        </w:numPr>
-      </w:pPr>
-      <w:r>
-        <w:t xml:space="preserve">Wann soll der</w:t>
-      </w:r>
-      <w:r>
-        <w:t xml:space="preserve"> </w:t>
-      </w:r>
-      <w:r>
-        <w:rPr>
-          <w:b/>
-          <w:bCs/>
-        </w:rPr>
-        <w:t xml:space="preserve">öffentliche Launch</w:t>
-      </w:r>
-      <w:r>
-        <w:t xml:space="preserve"> </w:t>
-      </w:r>
-      <w:r>
-        <w:t xml:space="preserve">erfolgen?</w:t>
-      </w:r>
-    </w:p>
-    <w:p>
-      <w:pPr>
-        <w:pStyle w:val="FirstParagraph"/>
-      </w:pPr>
-      <w:r>
-        <w:t xml:space="preserve">→</w:t>
-      </w:r>
-    </w:p>
-    <w:bookmarkEnd w:id="25"/>
-    <w:bookmarkStart w:id="26" w:name="sonstiges"/>
-    <w:p>
-      <w:pPr>
-        <w:pStyle w:val="Heading2"/>
-      </w:pPr>
-      <w:r>
-        <w:t xml:space="preserve">3.7 · Sonstiges</w:t>
-      </w:r>
-    </w:p>
-    <w:p>
-      <w:pPr>
-        <w:pStyle w:val="Compact"/>
-        <w:numPr>
-          <w:ilvl w:val="0"/>
-          <w:numId w:val="1040"/>
-        </w:numPr>
-      </w:pPr>
-      <w:r>
-        <w:t xml:space="preserve">Gibt es Webseiten oder Magazine, die dir gut gefallen — als visuelles Vorbild oder Stimmungsanker?</w:t>
-      </w:r>
-    </w:p>
-    <w:p>
-      <w:pPr>
-        <w:pStyle w:val="FirstParagraph"/>
-      </w:pPr>
-      <w:r>
-        <w:t xml:space="preserve">→</w:t>
-      </w:r>
-    </w:p>
-    <w:p>
-      <w:pPr>
-        <w:pStyle w:val="Compact"/>
-        <w:numPr>
-          <w:ilvl w:val="0"/>
-          <w:numId w:val="1041"/>
-        </w:numPr>
-      </w:pPr>
-      <w:r>
-        <w:t xml:space="preserve">Welche Sorgen hast du beim Gedanken an die Website?</w:t>
-      </w:r>
-    </w:p>
-    <w:p>
-      <w:pPr>
-        <w:pStyle w:val="FirstParagraph"/>
-      </w:pPr>
-      <w:r>
-        <w:t xml:space="preserve">→</w:t>
-      </w:r>
-    </w:p>
-    <w:p>
-      <w:pPr>
-        <w:pStyle w:val="Compact"/>
-        <w:numPr>
-          <w:ilvl w:val="0"/>
-          <w:numId w:val="1042"/>
-        </w:numPr>
-      </w:pPr>
-      <w:r>
-        <w:t xml:space="preserve">Was begeistert dich besonders an diesem Projekt?</w:t>
-      </w:r>
-    </w:p>
-    <w:p>
-      <w:pPr>
-        <w:pStyle w:val="FirstParagraph"/>
-      </w:pPr>
-      <w:r>
-        <w:t xml:space="preserve">→</w:t>
-      </w:r>
-    </w:p>
-    <w:p>
-      <w:pPr>
-        <w:pStyle w:val="Compact"/>
-        <w:numPr>
-          <w:ilvl w:val="0"/>
-          <w:numId w:val="1043"/>
-        </w:numPr>
-      </w:pPr>
-      <w:r>
-        <w:t xml:space="preserve">Gibt es etwas, das wir nicht gefragt haben, was aber wichtig wäre?</w:t>
-      </w:r>
-    </w:p>
-    <w:p>
-      <w:pPr>
-        <w:pStyle w:val="FirstParagraph"/>
+        <w:pStyle w:val="BodyText"/>
       </w:pPr>
       <w:r>
         <w:t xml:space="preserve">→</w:t>
@@ -1787,7 +2005,7 @@
         <w:pStyle w:val="FirstParagraph"/>
       </w:pPr>
       <w:r>
-        <w:t xml:space="preserve">Danke. Schick uns deine Antworten zurück — alle auf einmal oder Abschnitt für Abschnitt, ganz wie es dir passt.</w:t>
+        <w:t xml:space="preserve">Danke. Schick mir deine Antworten zurück — alles auf einmal oder Abschnitt für Abschnitt, wie es dir passt.</w:t>
       </w:r>
     </w:p>
     <w:p>
@@ -1795,11 +2013,19 @@
         <w:pStyle w:val="BodyText"/>
       </w:pPr>
       <w:r>
+        <w:t xml:space="preserve">Die deutsche Version starten wir in den nächsten Wochen. Französisch und Englisch folgen, wenn du soweit bist.</w:t>
+      </w:r>
+    </w:p>
+    <w:p>
+      <w:pPr>
+        <w:pStyle w:val="BodyText"/>
+      </w:pPr>
+      <w:r>
         <w:t xml:space="preserve">— Frühjahr 2026</w:t>
       </w:r>
     </w:p>
+    <w:bookmarkEnd w:id="25"/>
     <w:bookmarkEnd w:id="26"/>
-    <w:bookmarkEnd w:id="27"/>
     <w:sectPr>
       <w:pgSz w:h="15840" w:w="12240"/>
       <w:pgMar w:bottom="1361" w:footer="720" w:gutter="0" w:header="720" w:left="1417" w:right="1417" w:top="1361"/>
@@ -2731,63 +2957,63 @@
     </w:lvlOverride>
   </w:num>
   <w:num w:numId="1004">
-    <w:abstractNumId w:val="99721"/>
+    <w:abstractNumId w:val="99723"/>
     <w:lvlOverride w:ilvl="0">
-      <w:startOverride w:val="1"/>
+      <w:startOverride w:val="3"/>
     </w:lvlOverride>
     <w:lvlOverride w:ilvl="1">
-      <w:startOverride w:val="1"/>
+      <w:startOverride w:val="3"/>
     </w:lvlOverride>
     <w:lvlOverride w:ilvl="2">
-      <w:startOverride w:val="1"/>
+      <w:startOverride w:val="3"/>
     </w:lvlOverride>
     <w:lvlOverride w:ilvl="3">
-      <w:startOverride w:val="1"/>
+      <w:startOverride w:val="3"/>
     </w:lvlOverride>
     <w:lvlOverride w:ilvl="4">
-      <w:startOverride w:val="1"/>
+      <w:startOverride w:val="3"/>
     </w:lvlOverride>
     <w:lvlOverride w:ilvl="5">
-      <w:startOverride w:val="1"/>
+      <w:startOverride w:val="3"/>
     </w:lvlOverride>
     <w:lvlOverride w:ilvl="6">
-      <w:startOverride w:val="1"/>
+      <w:startOverride w:val="3"/>
     </w:lvlOverride>
     <w:lvlOverride w:ilvl="7">
-      <w:startOverride w:val="1"/>
+      <w:startOverride w:val="3"/>
     </w:lvlOverride>
     <w:lvlOverride w:ilvl="8">
-      <w:startOverride w:val="1"/>
+      <w:startOverride w:val="3"/>
     </w:lvlOverride>
   </w:num>
   <w:num w:numId="1005">
-    <w:abstractNumId w:val="99722"/>
+    <w:abstractNumId w:val="99724"/>
     <w:lvlOverride w:ilvl="0">
-      <w:startOverride w:val="2"/>
+      <w:startOverride w:val="4"/>
     </w:lvlOverride>
     <w:lvlOverride w:ilvl="1">
-      <w:startOverride w:val="2"/>
+      <w:startOverride w:val="4"/>
     </w:lvlOverride>
     <w:lvlOverride w:ilvl="2">
-      <w:startOverride w:val="2"/>
+      <w:startOverride w:val="4"/>
     </w:lvlOverride>
     <w:lvlOverride w:ilvl="3">
-      <w:startOverride w:val="2"/>
+      <w:startOverride w:val="4"/>
     </w:lvlOverride>
     <w:lvlOverride w:ilvl="4">
-      <w:startOverride w:val="2"/>
+      <w:startOverride w:val="4"/>
     </w:lvlOverride>
     <w:lvlOverride w:ilvl="5">
-      <w:startOverride w:val="2"/>
+      <w:startOverride w:val="4"/>
     </w:lvlOverride>
     <w:lvlOverride w:ilvl="6">
-      <w:startOverride w:val="2"/>
+      <w:startOverride w:val="4"/>
     </w:lvlOverride>
     <w:lvlOverride w:ilvl="7">
-      <w:startOverride w:val="2"/>
+      <w:startOverride w:val="4"/>
     </w:lvlOverride>
     <w:lvlOverride w:ilvl="8">
-      <w:startOverride w:val="2"/>
+      <w:startOverride w:val="4"/>
     </w:lvlOverride>
   </w:num>
   <w:num w:numId="1006">
@@ -2941,33 +3167,33 @@
     </w:lvlOverride>
   </w:num>
   <w:num w:numId="1011">
-    <w:abstractNumId w:val="99723"/>
+    <w:abstractNumId w:val="99721"/>
     <w:lvlOverride w:ilvl="0">
-      <w:startOverride w:val="3"/>
+      <w:startOverride w:val="1"/>
     </w:lvlOverride>
     <w:lvlOverride w:ilvl="1">
-      <w:startOverride w:val="3"/>
+      <w:startOverride w:val="1"/>
     </w:lvlOverride>
     <w:lvlOverride w:ilvl="2">
-      <w:startOverride w:val="3"/>
+      <w:startOverride w:val="1"/>
     </w:lvlOverride>
     <w:lvlOverride w:ilvl="3">
-      <w:startOverride w:val="3"/>
+      <w:startOverride w:val="1"/>
     </w:lvlOverride>
     <w:lvlOverride w:ilvl="4">
-      <w:startOverride w:val="3"/>
+      <w:startOverride w:val="1"/>
     </w:lvlOverride>
     <w:lvlOverride w:ilvl="5">
-      <w:startOverride w:val="3"/>
+      <w:startOverride w:val="1"/>
     </w:lvlOverride>
     <w:lvlOverride w:ilvl="6">
-      <w:startOverride w:val="3"/>
+      <w:startOverride w:val="1"/>
     </w:lvlOverride>
     <w:lvlOverride w:ilvl="7">
-      <w:startOverride w:val="3"/>
+      <w:startOverride w:val="1"/>
     </w:lvlOverride>
     <w:lvlOverride w:ilvl="8">
-      <w:startOverride w:val="3"/>
+      <w:startOverride w:val="1"/>
     </w:lvlOverride>
   </w:num>
   <w:num w:numId="1012">
@@ -3001,6 +3227,66 @@
     </w:lvlOverride>
   </w:num>
   <w:num w:numId="1013">
+    <w:abstractNumId w:val="99721"/>
+    <w:lvlOverride w:ilvl="0">
+      <w:startOverride w:val="1"/>
+    </w:lvlOverride>
+    <w:lvlOverride w:ilvl="1">
+      <w:startOverride w:val="1"/>
+    </w:lvlOverride>
+    <w:lvlOverride w:ilvl="2">
+      <w:startOverride w:val="1"/>
+    </w:lvlOverride>
+    <w:lvlOverride w:ilvl="3">
+      <w:startOverride w:val="1"/>
+    </w:lvlOverride>
+    <w:lvlOverride w:ilvl="4">
+      <w:startOverride w:val="1"/>
+    </w:lvlOverride>
+    <w:lvlOverride w:ilvl="5">
+      <w:startOverride w:val="1"/>
+    </w:lvlOverride>
+    <w:lvlOverride w:ilvl="6">
+      <w:startOverride w:val="1"/>
+    </w:lvlOverride>
+    <w:lvlOverride w:ilvl="7">
+      <w:startOverride w:val="1"/>
+    </w:lvlOverride>
+    <w:lvlOverride w:ilvl="8">
+      <w:startOverride w:val="1"/>
+    </w:lvlOverride>
+  </w:num>
+  <w:num w:numId="1014">
+    <w:abstractNumId w:val="99721"/>
+    <w:lvlOverride w:ilvl="0">
+      <w:startOverride w:val="1"/>
+    </w:lvlOverride>
+    <w:lvlOverride w:ilvl="1">
+      <w:startOverride w:val="1"/>
+    </w:lvlOverride>
+    <w:lvlOverride w:ilvl="2">
+      <w:startOverride w:val="1"/>
+    </w:lvlOverride>
+    <w:lvlOverride w:ilvl="3">
+      <w:startOverride w:val="1"/>
+    </w:lvlOverride>
+    <w:lvlOverride w:ilvl="4">
+      <w:startOverride w:val="1"/>
+    </w:lvlOverride>
+    <w:lvlOverride w:ilvl="5">
+      <w:startOverride w:val="1"/>
+    </w:lvlOverride>
+    <w:lvlOverride w:ilvl="6">
+      <w:startOverride w:val="1"/>
+    </w:lvlOverride>
+    <w:lvlOverride w:ilvl="7">
+      <w:startOverride w:val="1"/>
+    </w:lvlOverride>
+    <w:lvlOverride w:ilvl="8">
+      <w:startOverride w:val="1"/>
+    </w:lvlOverride>
+  </w:num>
+  <w:num w:numId="1015">
     <w:abstractNumId w:val="99722"/>
     <w:lvlOverride w:ilvl="0">
       <w:startOverride w:val="2"/>
@@ -3028,66 +3314,6 @@
     </w:lvlOverride>
     <w:lvlOverride w:ilvl="8">
       <w:startOverride w:val="2"/>
-    </w:lvlOverride>
-  </w:num>
-  <w:num w:numId="1014">
-    <w:abstractNumId w:val="99723"/>
-    <w:lvlOverride w:ilvl="0">
-      <w:startOverride w:val="3"/>
-    </w:lvlOverride>
-    <w:lvlOverride w:ilvl="1">
-      <w:startOverride w:val="3"/>
-    </w:lvlOverride>
-    <w:lvlOverride w:ilvl="2">
-      <w:startOverride w:val="3"/>
-    </w:lvlOverride>
-    <w:lvlOverride w:ilvl="3">
-      <w:startOverride w:val="3"/>
-    </w:lvlOverride>
-    <w:lvlOverride w:ilvl="4">
-      <w:startOverride w:val="3"/>
-    </w:lvlOverride>
-    <w:lvlOverride w:ilvl="5">
-      <w:startOverride w:val="3"/>
-    </w:lvlOverride>
-    <w:lvlOverride w:ilvl="6">
-      <w:startOverride w:val="3"/>
-    </w:lvlOverride>
-    <w:lvlOverride w:ilvl="7">
-      <w:startOverride w:val="3"/>
-    </w:lvlOverride>
-    <w:lvlOverride w:ilvl="8">
-      <w:startOverride w:val="3"/>
-    </w:lvlOverride>
-  </w:num>
-  <w:num w:numId="1015">
-    <w:abstractNumId w:val="99724"/>
-    <w:lvlOverride w:ilvl="0">
-      <w:startOverride w:val="4"/>
-    </w:lvlOverride>
-    <w:lvlOverride w:ilvl="1">
-      <w:startOverride w:val="4"/>
-    </w:lvlOverride>
-    <w:lvlOverride w:ilvl="2">
-      <w:startOverride w:val="4"/>
-    </w:lvlOverride>
-    <w:lvlOverride w:ilvl="3">
-      <w:startOverride w:val="4"/>
-    </w:lvlOverride>
-    <w:lvlOverride w:ilvl="4">
-      <w:startOverride w:val="4"/>
-    </w:lvlOverride>
-    <w:lvlOverride w:ilvl="5">
-      <w:startOverride w:val="4"/>
-    </w:lvlOverride>
-    <w:lvlOverride w:ilvl="6">
-      <w:startOverride w:val="4"/>
-    </w:lvlOverride>
-    <w:lvlOverride w:ilvl="7">
-      <w:startOverride w:val="4"/>
-    </w:lvlOverride>
-    <w:lvlOverride w:ilvl="8">
-      <w:startOverride w:val="4"/>
     </w:lvlOverride>
   </w:num>
   <w:num w:numId="1016">
@@ -3151,6 +3377,66 @@
     </w:lvlOverride>
   </w:num>
   <w:num w:numId="1018">
+    <w:abstractNumId w:val="99723"/>
+    <w:lvlOverride w:ilvl="0">
+      <w:startOverride w:val="3"/>
+    </w:lvlOverride>
+    <w:lvlOverride w:ilvl="1">
+      <w:startOverride w:val="3"/>
+    </w:lvlOverride>
+    <w:lvlOverride w:ilvl="2">
+      <w:startOverride w:val="3"/>
+    </w:lvlOverride>
+    <w:lvlOverride w:ilvl="3">
+      <w:startOverride w:val="3"/>
+    </w:lvlOverride>
+    <w:lvlOverride w:ilvl="4">
+      <w:startOverride w:val="3"/>
+    </w:lvlOverride>
+    <w:lvlOverride w:ilvl="5">
+      <w:startOverride w:val="3"/>
+    </w:lvlOverride>
+    <w:lvlOverride w:ilvl="6">
+      <w:startOverride w:val="3"/>
+    </w:lvlOverride>
+    <w:lvlOverride w:ilvl="7">
+      <w:startOverride w:val="3"/>
+    </w:lvlOverride>
+    <w:lvlOverride w:ilvl="8">
+      <w:startOverride w:val="3"/>
+    </w:lvlOverride>
+  </w:num>
+  <w:num w:numId="1019">
+    <w:abstractNumId w:val="99724"/>
+    <w:lvlOverride w:ilvl="0">
+      <w:startOverride w:val="4"/>
+    </w:lvlOverride>
+    <w:lvlOverride w:ilvl="1">
+      <w:startOverride w:val="4"/>
+    </w:lvlOverride>
+    <w:lvlOverride w:ilvl="2">
+      <w:startOverride w:val="4"/>
+    </w:lvlOverride>
+    <w:lvlOverride w:ilvl="3">
+      <w:startOverride w:val="4"/>
+    </w:lvlOverride>
+    <w:lvlOverride w:ilvl="4">
+      <w:startOverride w:val="4"/>
+    </w:lvlOverride>
+    <w:lvlOverride w:ilvl="5">
+      <w:startOverride w:val="4"/>
+    </w:lvlOverride>
+    <w:lvlOverride w:ilvl="6">
+      <w:startOverride w:val="4"/>
+    </w:lvlOverride>
+    <w:lvlOverride w:ilvl="7">
+      <w:startOverride w:val="4"/>
+    </w:lvlOverride>
+    <w:lvlOverride w:ilvl="8">
+      <w:startOverride w:val="4"/>
+    </w:lvlOverride>
+  </w:num>
+  <w:num w:numId="1020">
     <w:abstractNumId w:val="99721"/>
     <w:lvlOverride w:ilvl="0">
       <w:startOverride w:val="1"/>
@@ -3180,7 +3466,7 @@
       <w:startOverride w:val="1"/>
     </w:lvlOverride>
   </w:num>
-  <w:num w:numId="1019">
+  <w:num w:numId="1021">
     <w:abstractNumId w:val="99722"/>
     <w:lvlOverride w:ilvl="0">
       <w:startOverride w:val="2"/>
@@ -3210,7 +3496,67 @@
       <w:startOverride w:val="2"/>
     </w:lvlOverride>
   </w:num>
-  <w:num w:numId="1020">
+  <w:num w:numId="1022">
+    <w:abstractNumId w:val="99721"/>
+    <w:lvlOverride w:ilvl="0">
+      <w:startOverride w:val="1"/>
+    </w:lvlOverride>
+    <w:lvlOverride w:ilvl="1">
+      <w:startOverride w:val="1"/>
+    </w:lvlOverride>
+    <w:lvlOverride w:ilvl="2">
+      <w:startOverride w:val="1"/>
+    </w:lvlOverride>
+    <w:lvlOverride w:ilvl="3">
+      <w:startOverride w:val="1"/>
+    </w:lvlOverride>
+    <w:lvlOverride w:ilvl="4">
+      <w:startOverride w:val="1"/>
+    </w:lvlOverride>
+    <w:lvlOverride w:ilvl="5">
+      <w:startOverride w:val="1"/>
+    </w:lvlOverride>
+    <w:lvlOverride w:ilvl="6">
+      <w:startOverride w:val="1"/>
+    </w:lvlOverride>
+    <w:lvlOverride w:ilvl="7">
+      <w:startOverride w:val="1"/>
+    </w:lvlOverride>
+    <w:lvlOverride w:ilvl="8">
+      <w:startOverride w:val="1"/>
+    </w:lvlOverride>
+  </w:num>
+  <w:num w:numId="1023">
+    <w:abstractNumId w:val="99722"/>
+    <w:lvlOverride w:ilvl="0">
+      <w:startOverride w:val="2"/>
+    </w:lvlOverride>
+    <w:lvlOverride w:ilvl="1">
+      <w:startOverride w:val="2"/>
+    </w:lvlOverride>
+    <w:lvlOverride w:ilvl="2">
+      <w:startOverride w:val="2"/>
+    </w:lvlOverride>
+    <w:lvlOverride w:ilvl="3">
+      <w:startOverride w:val="2"/>
+    </w:lvlOverride>
+    <w:lvlOverride w:ilvl="4">
+      <w:startOverride w:val="2"/>
+    </w:lvlOverride>
+    <w:lvlOverride w:ilvl="5">
+      <w:startOverride w:val="2"/>
+    </w:lvlOverride>
+    <w:lvlOverride w:ilvl="6">
+      <w:startOverride w:val="2"/>
+    </w:lvlOverride>
+    <w:lvlOverride w:ilvl="7">
+      <w:startOverride w:val="2"/>
+    </w:lvlOverride>
+    <w:lvlOverride w:ilvl="8">
+      <w:startOverride w:val="2"/>
+    </w:lvlOverride>
+  </w:num>
+  <w:num w:numId="1024">
     <w:abstractNumId w:val="99723"/>
     <w:lvlOverride w:ilvl="0">
       <w:startOverride w:val="3"/>
@@ -3240,7 +3586,7 @@
       <w:startOverride w:val="3"/>
     </w:lvlOverride>
   </w:num>
-  <w:num w:numId="1021">
+  <w:num w:numId="1025">
     <w:abstractNumId w:val="99721"/>
     <w:lvlOverride w:ilvl="0">
       <w:startOverride w:val="1"/>
@@ -3270,7 +3616,7 @@
       <w:startOverride w:val="1"/>
     </w:lvlOverride>
   </w:num>
-  <w:num w:numId="1022">
+  <w:num w:numId="1026">
     <w:abstractNumId w:val="99722"/>
     <w:lvlOverride w:ilvl="0">
       <w:startOverride w:val="2"/>
@@ -3300,7 +3646,7 @@
       <w:startOverride w:val="2"/>
     </w:lvlOverride>
   </w:num>
-  <w:num w:numId="1023">
+  <w:num w:numId="1027">
     <w:abstractNumId w:val="99723"/>
     <w:lvlOverride w:ilvl="0">
       <w:startOverride w:val="3"/>
@@ -3328,126 +3674,6 @@
     </w:lvlOverride>
     <w:lvlOverride w:ilvl="8">
       <w:startOverride w:val="3"/>
-    </w:lvlOverride>
-  </w:num>
-  <w:num w:numId="1024">
-    <w:abstractNumId w:val="99721"/>
-    <w:lvlOverride w:ilvl="0">
-      <w:startOverride w:val="1"/>
-    </w:lvlOverride>
-    <w:lvlOverride w:ilvl="1">
-      <w:startOverride w:val="1"/>
-    </w:lvlOverride>
-    <w:lvlOverride w:ilvl="2">
-      <w:startOverride w:val="1"/>
-    </w:lvlOverride>
-    <w:lvlOverride w:ilvl="3">
-      <w:startOverride w:val="1"/>
-    </w:lvlOverride>
-    <w:lvlOverride w:ilvl="4">
-      <w:startOverride w:val="1"/>
-    </w:lvlOverride>
-    <w:lvlOverride w:ilvl="5">
-      <w:startOverride w:val="1"/>
-    </w:lvlOverride>
-    <w:lvlOverride w:ilvl="6">
-      <w:startOverride w:val="1"/>
-    </w:lvlOverride>
-    <w:lvlOverride w:ilvl="7">
-      <w:startOverride w:val="1"/>
-    </w:lvlOverride>
-    <w:lvlOverride w:ilvl="8">
-      <w:startOverride w:val="1"/>
-    </w:lvlOverride>
-  </w:num>
-  <w:num w:numId="1025">
-    <w:abstractNumId w:val="99722"/>
-    <w:lvlOverride w:ilvl="0">
-      <w:startOverride w:val="2"/>
-    </w:lvlOverride>
-    <w:lvlOverride w:ilvl="1">
-      <w:startOverride w:val="2"/>
-    </w:lvlOverride>
-    <w:lvlOverride w:ilvl="2">
-      <w:startOverride w:val="2"/>
-    </w:lvlOverride>
-    <w:lvlOverride w:ilvl="3">
-      <w:startOverride w:val="2"/>
-    </w:lvlOverride>
-    <w:lvlOverride w:ilvl="4">
-      <w:startOverride w:val="2"/>
-    </w:lvlOverride>
-    <w:lvlOverride w:ilvl="5">
-      <w:startOverride w:val="2"/>
-    </w:lvlOverride>
-    <w:lvlOverride w:ilvl="6">
-      <w:startOverride w:val="2"/>
-    </w:lvlOverride>
-    <w:lvlOverride w:ilvl="7">
-      <w:startOverride w:val="2"/>
-    </w:lvlOverride>
-    <w:lvlOverride w:ilvl="8">
-      <w:startOverride w:val="2"/>
-    </w:lvlOverride>
-  </w:num>
-  <w:num w:numId="1026">
-    <w:abstractNumId w:val="99723"/>
-    <w:lvlOverride w:ilvl="0">
-      <w:startOverride w:val="3"/>
-    </w:lvlOverride>
-    <w:lvlOverride w:ilvl="1">
-      <w:startOverride w:val="3"/>
-    </w:lvlOverride>
-    <w:lvlOverride w:ilvl="2">
-      <w:startOverride w:val="3"/>
-    </w:lvlOverride>
-    <w:lvlOverride w:ilvl="3">
-      <w:startOverride w:val="3"/>
-    </w:lvlOverride>
-    <w:lvlOverride w:ilvl="4">
-      <w:startOverride w:val="3"/>
-    </w:lvlOverride>
-    <w:lvlOverride w:ilvl="5">
-      <w:startOverride w:val="3"/>
-    </w:lvlOverride>
-    <w:lvlOverride w:ilvl="6">
-      <w:startOverride w:val="3"/>
-    </w:lvlOverride>
-    <w:lvlOverride w:ilvl="7">
-      <w:startOverride w:val="3"/>
-    </w:lvlOverride>
-    <w:lvlOverride w:ilvl="8">
-      <w:startOverride w:val="3"/>
-    </w:lvlOverride>
-  </w:num>
-  <w:num w:numId="1027">
-    <w:abstractNumId w:val="99724"/>
-    <w:lvlOverride w:ilvl="0">
-      <w:startOverride w:val="4"/>
-    </w:lvlOverride>
-    <w:lvlOverride w:ilvl="1">
-      <w:startOverride w:val="4"/>
-    </w:lvlOverride>
-    <w:lvlOverride w:ilvl="2">
-      <w:startOverride w:val="4"/>
-    </w:lvlOverride>
-    <w:lvlOverride w:ilvl="3">
-      <w:startOverride w:val="4"/>
-    </w:lvlOverride>
-    <w:lvlOverride w:ilvl="4">
-      <w:startOverride w:val="4"/>
-    </w:lvlOverride>
-    <w:lvlOverride w:ilvl="5">
-      <w:startOverride w:val="4"/>
-    </w:lvlOverride>
-    <w:lvlOverride w:ilvl="6">
-      <w:startOverride w:val="4"/>
-    </w:lvlOverride>
-    <w:lvlOverride w:ilvl="7">
-      <w:startOverride w:val="4"/>
-    </w:lvlOverride>
-    <w:lvlOverride w:ilvl="8">
-      <w:startOverride w:val="4"/>
     </w:lvlOverride>
   </w:num>
   <w:num w:numId="1028">
@@ -3601,306 +3827,6 @@
     </w:lvlOverride>
     <w:lvlOverride w:ilvl="8">
       <w:startOverride w:val="2"/>
-    </w:lvlOverride>
-  </w:num>
-  <w:num w:numId="1034">
-    <w:abstractNumId w:val="99723"/>
-    <w:lvlOverride w:ilvl="0">
-      <w:startOverride w:val="3"/>
-    </w:lvlOverride>
-    <w:lvlOverride w:ilvl="1">
-      <w:startOverride w:val="3"/>
-    </w:lvlOverride>
-    <w:lvlOverride w:ilvl="2">
-      <w:startOverride w:val="3"/>
-    </w:lvlOverride>
-    <w:lvlOverride w:ilvl="3">
-      <w:startOverride w:val="3"/>
-    </w:lvlOverride>
-    <w:lvlOverride w:ilvl="4">
-      <w:startOverride w:val="3"/>
-    </w:lvlOverride>
-    <w:lvlOverride w:ilvl="5">
-      <w:startOverride w:val="3"/>
-    </w:lvlOverride>
-    <w:lvlOverride w:ilvl="6">
-      <w:startOverride w:val="3"/>
-    </w:lvlOverride>
-    <w:lvlOverride w:ilvl="7">
-      <w:startOverride w:val="3"/>
-    </w:lvlOverride>
-    <w:lvlOverride w:ilvl="8">
-      <w:startOverride w:val="3"/>
-    </w:lvlOverride>
-  </w:num>
-  <w:num w:numId="1035">
-    <w:abstractNumId w:val="99721"/>
-    <w:lvlOverride w:ilvl="0">
-      <w:startOverride w:val="1"/>
-    </w:lvlOverride>
-    <w:lvlOverride w:ilvl="1">
-      <w:startOverride w:val="1"/>
-    </w:lvlOverride>
-    <w:lvlOverride w:ilvl="2">
-      <w:startOverride w:val="1"/>
-    </w:lvlOverride>
-    <w:lvlOverride w:ilvl="3">
-      <w:startOverride w:val="1"/>
-    </w:lvlOverride>
-    <w:lvlOverride w:ilvl="4">
-      <w:startOverride w:val="1"/>
-    </w:lvlOverride>
-    <w:lvlOverride w:ilvl="5">
-      <w:startOverride w:val="1"/>
-    </w:lvlOverride>
-    <w:lvlOverride w:ilvl="6">
-      <w:startOverride w:val="1"/>
-    </w:lvlOverride>
-    <w:lvlOverride w:ilvl="7">
-      <w:startOverride w:val="1"/>
-    </w:lvlOverride>
-    <w:lvlOverride w:ilvl="8">
-      <w:startOverride w:val="1"/>
-    </w:lvlOverride>
-  </w:num>
-  <w:num w:numId="1036">
-    <w:abstractNumId w:val="99722"/>
-    <w:lvlOverride w:ilvl="0">
-      <w:startOverride w:val="2"/>
-    </w:lvlOverride>
-    <w:lvlOverride w:ilvl="1">
-      <w:startOverride w:val="2"/>
-    </w:lvlOverride>
-    <w:lvlOverride w:ilvl="2">
-      <w:startOverride w:val="2"/>
-    </w:lvlOverride>
-    <w:lvlOverride w:ilvl="3">
-      <w:startOverride w:val="2"/>
-    </w:lvlOverride>
-    <w:lvlOverride w:ilvl="4">
-      <w:startOverride w:val="2"/>
-    </w:lvlOverride>
-    <w:lvlOverride w:ilvl="5">
-      <w:startOverride w:val="2"/>
-    </w:lvlOverride>
-    <w:lvlOverride w:ilvl="6">
-      <w:startOverride w:val="2"/>
-    </w:lvlOverride>
-    <w:lvlOverride w:ilvl="7">
-      <w:startOverride w:val="2"/>
-    </w:lvlOverride>
-    <w:lvlOverride w:ilvl="8">
-      <w:startOverride w:val="2"/>
-    </w:lvlOverride>
-  </w:num>
-  <w:num w:numId="1037">
-    <w:abstractNumId w:val="99721"/>
-    <w:lvlOverride w:ilvl="0">
-      <w:startOverride w:val="1"/>
-    </w:lvlOverride>
-    <w:lvlOverride w:ilvl="1">
-      <w:startOverride w:val="1"/>
-    </w:lvlOverride>
-    <w:lvlOverride w:ilvl="2">
-      <w:startOverride w:val="1"/>
-    </w:lvlOverride>
-    <w:lvlOverride w:ilvl="3">
-      <w:startOverride w:val="1"/>
-    </w:lvlOverride>
-    <w:lvlOverride w:ilvl="4">
-      <w:startOverride w:val="1"/>
-    </w:lvlOverride>
-    <w:lvlOverride w:ilvl="5">
-      <w:startOverride w:val="1"/>
-    </w:lvlOverride>
-    <w:lvlOverride w:ilvl="6">
-      <w:startOverride w:val="1"/>
-    </w:lvlOverride>
-    <w:lvlOverride w:ilvl="7">
-      <w:startOverride w:val="1"/>
-    </w:lvlOverride>
-    <w:lvlOverride w:ilvl="8">
-      <w:startOverride w:val="1"/>
-    </w:lvlOverride>
-  </w:num>
-  <w:num w:numId="1038">
-    <w:abstractNumId w:val="99722"/>
-    <w:lvlOverride w:ilvl="0">
-      <w:startOverride w:val="2"/>
-    </w:lvlOverride>
-    <w:lvlOverride w:ilvl="1">
-      <w:startOverride w:val="2"/>
-    </w:lvlOverride>
-    <w:lvlOverride w:ilvl="2">
-      <w:startOverride w:val="2"/>
-    </w:lvlOverride>
-    <w:lvlOverride w:ilvl="3">
-      <w:startOverride w:val="2"/>
-    </w:lvlOverride>
-    <w:lvlOverride w:ilvl="4">
-      <w:startOverride w:val="2"/>
-    </w:lvlOverride>
-    <w:lvlOverride w:ilvl="5">
-      <w:startOverride w:val="2"/>
-    </w:lvlOverride>
-    <w:lvlOverride w:ilvl="6">
-      <w:startOverride w:val="2"/>
-    </w:lvlOverride>
-    <w:lvlOverride w:ilvl="7">
-      <w:startOverride w:val="2"/>
-    </w:lvlOverride>
-    <w:lvlOverride w:ilvl="8">
-      <w:startOverride w:val="2"/>
-    </w:lvlOverride>
-  </w:num>
-  <w:num w:numId="1039">
-    <w:abstractNumId w:val="99723"/>
-    <w:lvlOverride w:ilvl="0">
-      <w:startOverride w:val="3"/>
-    </w:lvlOverride>
-    <w:lvlOverride w:ilvl="1">
-      <w:startOverride w:val="3"/>
-    </w:lvlOverride>
-    <w:lvlOverride w:ilvl="2">
-      <w:startOverride w:val="3"/>
-    </w:lvlOverride>
-    <w:lvlOverride w:ilvl="3">
-      <w:startOverride w:val="3"/>
-    </w:lvlOverride>
-    <w:lvlOverride w:ilvl="4">
-      <w:startOverride w:val="3"/>
-    </w:lvlOverride>
-    <w:lvlOverride w:ilvl="5">
-      <w:startOverride w:val="3"/>
-    </w:lvlOverride>
-    <w:lvlOverride w:ilvl="6">
-      <w:startOverride w:val="3"/>
-    </w:lvlOverride>
-    <w:lvlOverride w:ilvl="7">
-      <w:startOverride w:val="3"/>
-    </w:lvlOverride>
-    <w:lvlOverride w:ilvl="8">
-      <w:startOverride w:val="3"/>
-    </w:lvlOverride>
-  </w:num>
-  <w:num w:numId="1040">
-    <w:abstractNumId w:val="99721"/>
-    <w:lvlOverride w:ilvl="0">
-      <w:startOverride w:val="1"/>
-    </w:lvlOverride>
-    <w:lvlOverride w:ilvl="1">
-      <w:startOverride w:val="1"/>
-    </w:lvlOverride>
-    <w:lvlOverride w:ilvl="2">
-      <w:startOverride w:val="1"/>
-    </w:lvlOverride>
-    <w:lvlOverride w:ilvl="3">
-      <w:startOverride w:val="1"/>
-    </w:lvlOverride>
-    <w:lvlOverride w:ilvl="4">
-      <w:startOverride w:val="1"/>
-    </w:lvlOverride>
-    <w:lvlOverride w:ilvl="5">
-      <w:startOverride w:val="1"/>
-    </w:lvlOverride>
-    <w:lvlOverride w:ilvl="6">
-      <w:startOverride w:val="1"/>
-    </w:lvlOverride>
-    <w:lvlOverride w:ilvl="7">
-      <w:startOverride w:val="1"/>
-    </w:lvlOverride>
-    <w:lvlOverride w:ilvl="8">
-      <w:startOverride w:val="1"/>
-    </w:lvlOverride>
-  </w:num>
-  <w:num w:numId="1041">
-    <w:abstractNumId w:val="99722"/>
-    <w:lvlOverride w:ilvl="0">
-      <w:startOverride w:val="2"/>
-    </w:lvlOverride>
-    <w:lvlOverride w:ilvl="1">
-      <w:startOverride w:val="2"/>
-    </w:lvlOverride>
-    <w:lvlOverride w:ilvl="2">
-      <w:startOverride w:val="2"/>
-    </w:lvlOverride>
-    <w:lvlOverride w:ilvl="3">
-      <w:startOverride w:val="2"/>
-    </w:lvlOverride>
-    <w:lvlOverride w:ilvl="4">
-      <w:startOverride w:val="2"/>
-    </w:lvlOverride>
-    <w:lvlOverride w:ilvl="5">
-      <w:startOverride w:val="2"/>
-    </w:lvlOverride>
-    <w:lvlOverride w:ilvl="6">
-      <w:startOverride w:val="2"/>
-    </w:lvlOverride>
-    <w:lvlOverride w:ilvl="7">
-      <w:startOverride w:val="2"/>
-    </w:lvlOverride>
-    <w:lvlOverride w:ilvl="8">
-      <w:startOverride w:val="2"/>
-    </w:lvlOverride>
-  </w:num>
-  <w:num w:numId="1042">
-    <w:abstractNumId w:val="99723"/>
-    <w:lvlOverride w:ilvl="0">
-      <w:startOverride w:val="3"/>
-    </w:lvlOverride>
-    <w:lvlOverride w:ilvl="1">
-      <w:startOverride w:val="3"/>
-    </w:lvlOverride>
-    <w:lvlOverride w:ilvl="2">
-      <w:startOverride w:val="3"/>
-    </w:lvlOverride>
-    <w:lvlOverride w:ilvl="3">
-      <w:startOverride w:val="3"/>
-    </w:lvlOverride>
-    <w:lvlOverride w:ilvl="4">
-      <w:startOverride w:val="3"/>
-    </w:lvlOverride>
-    <w:lvlOverride w:ilvl="5">
-      <w:startOverride w:val="3"/>
-    </w:lvlOverride>
-    <w:lvlOverride w:ilvl="6">
-      <w:startOverride w:val="3"/>
-    </w:lvlOverride>
-    <w:lvlOverride w:ilvl="7">
-      <w:startOverride w:val="3"/>
-    </w:lvlOverride>
-    <w:lvlOverride w:ilvl="8">
-      <w:startOverride w:val="3"/>
-    </w:lvlOverride>
-  </w:num>
-  <w:num w:numId="1043">
-    <w:abstractNumId w:val="99724"/>
-    <w:lvlOverride w:ilvl="0">
-      <w:startOverride w:val="4"/>
-    </w:lvlOverride>
-    <w:lvlOverride w:ilvl="1">
-      <w:startOverride w:val="4"/>
-    </w:lvlOverride>
-    <w:lvlOverride w:ilvl="2">
-      <w:startOverride w:val="4"/>
-    </w:lvlOverride>
-    <w:lvlOverride w:ilvl="3">
-      <w:startOverride w:val="4"/>
-    </w:lvlOverride>
-    <w:lvlOverride w:ilvl="4">
-      <w:startOverride w:val="4"/>
-    </w:lvlOverride>
-    <w:lvlOverride w:ilvl="5">
-      <w:startOverride w:val="4"/>
-    </w:lvlOverride>
-    <w:lvlOverride w:ilvl="6">
-      <w:startOverride w:val="4"/>
-    </w:lvlOverride>
-    <w:lvlOverride w:ilvl="7">
-      <w:startOverride w:val="4"/>
-    </w:lvlOverride>
-    <w:lvlOverride w:ilvl="8">
-      <w:startOverride w:val="4"/>
     </w:lvlOverride>
   </w:num>
 </w:numbering>

--- a/FRAGEBOGEN-KATHARINA.docx
+++ b/FRAGEBOGEN-KATHARINA.docx
@@ -24,12 +24,106 @@
         <w:pStyle w:val="BodyText"/>
       </w:pPr>
       <w:r>
-        <w:t xml:space="preserve">du hast die erste Version der Seite gesehen — schön, dass dir die Richtung gefällt. Jetzt geht’s darum, die Struktur und Ansprache abzustimmen, damit ich das Backend in Sanity passend für deine Arbeitsweise anlegen kann.</w:t>
+        <w:t xml:space="preserve">du hast die erste Version der Seite gesehen — schön, dass dir die Richtung gefällt. Jetzt geht’s darum, Struktur und Ansprache abzustimmen, damit ich den Hintergrund</w:t>
+      </w:r>
+      <w:r>
+        <w:t xml:space="preserve"> </w:t>
+      </w:r>
+      <w:r>
+        <w:rPr>
+          <w:i/>
+          <w:iCs/>
+        </w:rPr>
+        <w:t xml:space="preserve">(das Backend)</w:t>
+      </w:r>
+      <w:r>
+        <w:t xml:space="preserve"> </w:t>
+      </w:r>
+      <w:r>
+        <w:t xml:space="preserve">so anlege, dass du leicht damit arbeiten kannst.</w:t>
       </w:r>
     </w:p>
     <w:p>
       <w:pPr>
         <w:pStyle w:val="BodyText"/>
+      </w:pPr>
+      <w:r>
+        <w:t xml:space="preserve">Stell dir die Website als</w:t>
+      </w:r>
+      <w:r>
+        <w:t xml:space="preserve"> </w:t>
+      </w:r>
+      <w:r>
+        <w:rPr>
+          <w:b/>
+          <w:bCs/>
+        </w:rPr>
+        <w:t xml:space="preserve">interaktives Schaufenster</w:t>
+      </w:r>
+      <w:r>
+        <w:t xml:space="preserve"> </w:t>
+      </w:r>
+      <w:r>
+        <w:t xml:space="preserve">vor:</w:t>
+      </w:r>
+    </w:p>
+    <w:p>
+      <w:pPr>
+        <w:pStyle w:val="Compact"/>
+        <w:numPr>
+          <w:ilvl w:val="0"/>
+          <w:numId w:val="1001"/>
+        </w:numPr>
+      </w:pPr>
+      <w:r>
+        <w:rPr>
+          <w:b/>
+          <w:bCs/>
+        </w:rPr>
+        <w:t xml:space="preserve">Vorne</w:t>
+      </w:r>
+      <w:r>
+        <w:t xml:space="preserve"> </w:t>
+      </w:r>
+      <w:r>
+        <w:t xml:space="preserve">sehen Besucher dein Werk — und können lesen, klicken, anfragen, sich anmelden.</w:t>
+      </w:r>
+    </w:p>
+    <w:p>
+      <w:pPr>
+        <w:pStyle w:val="Compact"/>
+        <w:numPr>
+          <w:ilvl w:val="0"/>
+          <w:numId w:val="1001"/>
+        </w:numPr>
+      </w:pPr>
+      <w:r>
+        <w:rPr>
+          <w:b/>
+          <w:bCs/>
+        </w:rPr>
+        <w:t xml:space="preserve">Hinten</w:t>
+      </w:r>
+      <w:r>
+        <w:t xml:space="preserve"> </w:t>
+      </w:r>
+      <w:r>
+        <w:rPr>
+          <w:i/>
+          <w:iCs/>
+        </w:rPr>
+        <w:t xml:space="preserve">(im Backend)</w:t>
+      </w:r>
+      <w:r>
+        <w:t xml:space="preserve"> </w:t>
+      </w:r>
+      <w:r>
+        <w:t xml:space="preserve">legst du Einträge an, ordnest sie in die Bereiche, hängst Bilder oder PDFs an.</w:t>
+      </w:r>
+    </w:p>
+    <w:p>
+      <w:pPr>
+        <w:pStyle w:val="FirstParagraph"/>
       </w:pPr>
       <w:r>
         <w:t xml:space="preserve">Das Dokument hat</w:t>
@@ -53,7 +147,7 @@
         <w:pStyle w:val="Compact"/>
         <w:numPr>
           <w:ilvl w:val="0"/>
-          <w:numId w:val="1001"/>
+          <w:numId w:val="1002"/>
         </w:numPr>
       </w:pPr>
       <w:r>
@@ -65,7 +159,7 @@
         <w:pStyle w:val="Compact"/>
         <w:numPr>
           <w:ilvl w:val="0"/>
-          <w:numId w:val="1001"/>
+          <w:numId w:val="1002"/>
         </w:numPr>
       </w:pPr>
       <w:r>
@@ -79,7 +173,7 @@
           <w:i/>
           <w:iCs/>
         </w:rPr>
-        <w:t xml:space="preserve">(für’s Backend)</w:t>
+        <w:t xml:space="preserve">(wie ein Eintrag aufgebaut ist)</w:t>
       </w:r>
     </w:p>
     <w:p>
@@ -87,7 +181,7 @@
         <w:pStyle w:val="Compact"/>
         <w:numPr>
           <w:ilvl w:val="0"/>
-          <w:numId w:val="1001"/>
+          <w:numId w:val="1002"/>
         </w:numPr>
       </w:pPr>
       <w:r>
@@ -119,18 +213,42 @@
         <w:t xml:space="preserve">Abschnitt 1 — Struktur und Ansprache</w:t>
       </w:r>
     </w:p>
-    <w:bookmarkStart w:id="10" w:name="hauptbereiche-menüpunkte-oben"/>
+    <w:bookmarkStart w:id="10" w:name="hauptbereiche"/>
     <w:p>
       <w:pPr>
         <w:pStyle w:val="Heading2"/>
       </w:pPr>
       <w:r>
-        <w:t xml:space="preserve">1.1 · Hauptbereiche (= Menüpunkte oben)</w:t>
+        <w:t xml:space="preserve">1.1 · Hauptbereiche</w:t>
       </w:r>
     </w:p>
     <w:p>
       <w:pPr>
         <w:pStyle w:val="FirstParagraph"/>
+      </w:pPr>
+      <w:r>
+        <w:t xml:space="preserve">Die Hauptbereiche sind die</w:t>
+      </w:r>
+      <w:r>
+        <w:t xml:space="preserve"> </w:t>
+      </w:r>
+      <w:r>
+        <w:rPr>
+          <w:b/>
+          <w:bCs/>
+        </w:rPr>
+        <w:t xml:space="preserve">Kästen im Regal</w:t>
+      </w:r>
+      <w:r>
+        <w:t xml:space="preserve"> </w:t>
+      </w:r>
+      <w:r>
+        <w:t xml:space="preserve">— vorne die Menüpunkte, hinten die Schubladen, in denen du Einträge sammelst.</w:t>
+      </w:r>
+    </w:p>
+    <w:p>
+      <w:pPr>
+        <w:pStyle w:val="BodyText"/>
       </w:pPr>
       <w:r>
         <w:t xml:space="preserve">Aktueller Vorschlag in dieser Reihenfolge:</w:t>
@@ -151,7 +269,7 @@
         <w:pStyle w:val="Compact"/>
         <w:numPr>
           <w:ilvl w:val="0"/>
-          <w:numId w:val="1002"/>
+          <w:numId w:val="1003"/>
         </w:numPr>
       </w:pPr>
       <w:r>
@@ -171,7 +289,7 @@
         <w:pStyle w:val="Compact"/>
         <w:numPr>
           <w:ilvl w:val="0"/>
-          <w:numId w:val="1003"/>
+          <w:numId w:val="1004"/>
         </w:numPr>
       </w:pPr>
       <w:r>
@@ -207,7 +325,7 @@
         <w:pStyle w:val="Compact"/>
         <w:numPr>
           <w:ilvl w:val="0"/>
-          <w:numId w:val="1004"/>
+          <w:numId w:val="1005"/>
         </w:numPr>
       </w:pPr>
       <w:r>
@@ -243,7 +361,7 @@
         <w:pStyle w:val="Compact"/>
         <w:numPr>
           <w:ilvl w:val="0"/>
-          <w:numId w:val="1005"/>
+          <w:numId w:val="1006"/>
         </w:numPr>
       </w:pPr>
       <w:r>
@@ -328,7 +446,7 @@
         <w:pStyle w:val="Compact"/>
         <w:numPr>
           <w:ilvl w:val="0"/>
-          <w:numId w:val="1006"/>
+          <w:numId w:val="1007"/>
         </w:numPr>
       </w:pPr>
       <w:r>
@@ -380,7 +498,7 @@
         <w:pStyle w:val="Compact"/>
         <w:numPr>
           <w:ilvl w:val="0"/>
-          <w:numId w:val="1007"/>
+          <w:numId w:val="1008"/>
         </w:numPr>
       </w:pPr>
       <w:r>
@@ -432,7 +550,7 @@
         <w:pStyle w:val="Compact"/>
         <w:numPr>
           <w:ilvl w:val="0"/>
-          <w:numId w:val="1008"/>
+          <w:numId w:val="1009"/>
         </w:numPr>
       </w:pPr>
       <w:r>
@@ -456,13 +574,13 @@
     </w:p>
     <w:bookmarkEnd w:id="11"/>
     <w:bookmarkEnd w:id="12"/>
-    <w:bookmarkStart w:id="18" w:name="X098ff8cc2f8109a94d9232aa04ce85999014763"/>
+    <w:bookmarkStart w:id="18" w:name="Xe31eabc1a7c800be630bb3a8f6f3668ac49ac67"/>
     <w:p>
       <w:pPr>
         <w:pStyle w:val="Heading1"/>
       </w:pPr>
       <w:r>
-        <w:t xml:space="preserve">Abschnitt 2 — Was in jedem Bereich liegen wird</w:t>
+        <w:t xml:space="preserve">Abschnitt 2 — Wie die Einträge in den Bereichen aufgebaut sind</w:t>
       </w:r>
     </w:p>
     <w:p>
@@ -470,56 +588,72 @@
         <w:pStyle w:val="FirstParagraph"/>
       </w:pPr>
       <w:r>
-        <w:t xml:space="preserve">Für das Backend lege ich dir pro Bereich ein Eingabeformular im Sanity-Studio an. Damit das zu deinen Inhalten passt, hier kurz für jeden Bereich: was ein typischer Eintrag enthält, welche Felder du dafür brauchst.</w:t>
-      </w:r>
-    </w:p>
-    <w:p>
-      <w:pPr>
-        <w:pStyle w:val="BodyText"/>
-      </w:pPr>
-      <w:r>
-        <w:t xml:space="preserve">Wenn das Backend gut zu deiner Arbeitsweise passt, ist alles spätere Pflegen leicht.</w:t>
-      </w:r>
-    </w:p>
-    <w:bookmarkStart w:id="13" w:name="notizen"/>
-    <w:p>
-      <w:pPr>
-        <w:pStyle w:val="Heading2"/>
-      </w:pPr>
-      <w:r>
-        <w:t xml:space="preserve">2.1 · Notizen</w:t>
-      </w:r>
-    </w:p>
-    <w:p>
-      <w:pPr>
-        <w:pStyle w:val="FirstParagraph"/>
-      </w:pPr>
-      <w:r>
-        <w:t xml:space="preserve">Beispiel-Einträge: eine Reisenotiz vom Lebensgarten, eine Stimme aus einem Gespräch, eine Lesefrucht aus einem Buch, ein Photo mit Caption.</w:t>
-      </w:r>
-    </w:p>
-    <w:p>
-      <w:pPr>
-        <w:pStyle w:val="BodyText"/>
-      </w:pPr>
+        <w:t xml:space="preserve">Jeder Bereich ist ein Kasten im Regal.</w:t>
+      </w:r>
+      <w:r>
+        <w:t xml:space="preserve"> </w:t>
+      </w:r>
       <w:r>
         <w:rPr>
           <w:b/>
           <w:bCs/>
         </w:rPr>
-        <w:t xml:space="preserve">Vorgeschlagene Felder</w:t>
+        <w:t xml:space="preserve">Innerhalb</w:t>
       </w:r>
       <w:r>
         <w:t xml:space="preserve"> </w:t>
       </w:r>
       <w:r>
-        <w:t xml:space="preserve">pro Eintrag:</w:t>
-      </w:r>
-      <w:r>
-        <w:t xml:space="preserve"> </w:t>
-      </w:r>
-      <w:r>
-        <w:t xml:space="preserve">- Datum</w:t>
+        <w:t xml:space="preserve">des Kastens sammelst du Einträge — und jeder Eintrag hat eine kleine, immer gleiche Aufteilung: ein Platz für den Titel, einer für den Text, eine Stelle für ein Bild, vielleicht ein Anhang.</w:t>
+      </w:r>
+    </w:p>
+    <w:p>
+      <w:pPr>
+        <w:pStyle w:val="BodyText"/>
+      </w:pPr>
+      <w:r>
+        <w:t xml:space="preserve">So bleibt die Struktur konsistent, und beim Eintragen musst du nichts neu erfinden. Hier pro Bereich ein Vorschlag — du sagst, ob das passt oder ergänzt werden soll.</w:t>
+      </w:r>
+    </w:p>
+    <w:bookmarkStart w:id="13" w:name="notizen"/>
+    <w:p>
+      <w:pPr>
+        <w:pStyle w:val="Heading2"/>
+      </w:pPr>
+      <w:r>
+        <w:t xml:space="preserve">2.1 · Notizen</w:t>
+      </w:r>
+    </w:p>
+    <w:p>
+      <w:pPr>
+        <w:pStyle w:val="FirstParagraph"/>
+      </w:pPr>
+      <w:r>
+        <w:t xml:space="preserve">Hier sammelst du datierte Einträge — Reisenotizen, Stimmen aus Gesprächen, Lesefrüchte, Photos mit Caption.</w:t>
+      </w:r>
+    </w:p>
+    <w:p>
+      <w:pPr>
+        <w:pStyle w:val="BodyText"/>
+      </w:pPr>
+      <w:r>
+        <w:rPr>
+          <w:b/>
+          <w:bCs/>
+        </w:rPr>
+        <w:t xml:space="preserve">Was zu einem Eintrag gehört:</w:t>
+      </w:r>
+    </w:p>
+    <w:p>
+      <w:pPr>
+        <w:pStyle w:val="Compact"/>
+        <w:numPr>
+          <w:ilvl w:val="0"/>
+          <w:numId w:val="1010"/>
+        </w:numPr>
+      </w:pPr>
+      <w:r>
+        <w:t xml:space="preserve">Datum</w:t>
       </w:r>
       <w:r>
         <w:t xml:space="preserve"> </w:t>
@@ -531,17 +665,29 @@
         </w:rPr>
         <w:t xml:space="preserve">(automatisch)</w:t>
       </w:r>
-      <w:r>
-        <w:t xml:space="preserve"> </w:t>
-      </w:r>
-      <w:r>
-        <w:t xml:space="preserve">- Titel</w:t>
-      </w:r>
-      <w:r>
-        <w:t xml:space="preserve"> </w:t>
-      </w:r>
-      <w:r>
-        <w:t xml:space="preserve">- Tag / Kategorie</w:t>
+    </w:p>
+    <w:p>
+      <w:pPr>
+        <w:pStyle w:val="Compact"/>
+        <w:numPr>
+          <w:ilvl w:val="0"/>
+          <w:numId w:val="1010"/>
+        </w:numPr>
+      </w:pPr>
+      <w:r>
+        <w:t xml:space="preserve">Titel</w:t>
+      </w:r>
+    </w:p>
+    <w:p>
+      <w:pPr>
+        <w:pStyle w:val="Compact"/>
+        <w:numPr>
+          <w:ilvl w:val="0"/>
+          <w:numId w:val="1010"/>
+        </w:numPr>
+      </w:pPr>
+      <w:r>
+        <w:t xml:space="preserve">Tag / Kategorie</w:t>
       </w:r>
       <w:r>
         <w:t xml:space="preserve"> </w:t>
@@ -553,33 +699,29 @@
         </w:rPr>
         <w:t xml:space="preserve">(Reise · Werkstatt · Lesen · Stimme · Foto)</w:t>
       </w:r>
-      <w:r>
-        <w:t xml:space="preserve"> </w:t>
-      </w:r>
-      <w:r>
-        <w:t xml:space="preserve">- Haupttext</w:t>
-      </w:r>
-      <w:r>
-        <w:t xml:space="preserve"> </w:t>
-      </w:r>
-      <w:r>
-        <w:t xml:space="preserve">-</w:t>
-      </w:r>
-      <w:r>
-        <w:t xml:space="preserve"> </w:t>
-      </w:r>
-      <w:r>
-        <w:rPr>
-          <w:i/>
-          <w:iCs/>
-        </w:rPr>
-        <w:t xml:space="preserve">Optional:</w:t>
-      </w:r>
-      <w:r>
-        <w:t xml:space="preserve"> </w:t>
-      </w:r>
-      <w:r>
-        <w:t xml:space="preserve">Bild</w:t>
+    </w:p>
+    <w:p>
+      <w:pPr>
+        <w:pStyle w:val="Compact"/>
+        <w:numPr>
+          <w:ilvl w:val="0"/>
+          <w:numId w:val="1010"/>
+        </w:numPr>
+      </w:pPr>
+      <w:r>
+        <w:t xml:space="preserve">Haupttext</w:t>
+      </w:r>
+    </w:p>
+    <w:p>
+      <w:pPr>
+        <w:pStyle w:val="Compact"/>
+        <w:numPr>
+          <w:ilvl w:val="0"/>
+          <w:numId w:val="1010"/>
+        </w:numPr>
+      </w:pPr>
+      <w:r>
+        <w:t xml:space="preserve">Optional: Bild</w:t>
       </w:r>
       <w:r>
         <w:t xml:space="preserve"> </w:t>
@@ -591,27 +733,17 @@
         </w:rPr>
         <w:t xml:space="preserve">(eines oder mehrere)</w:t>
       </w:r>
-      <w:r>
-        <w:t xml:space="preserve"> </w:t>
-      </w:r>
-      <w:r>
-        <w:t xml:space="preserve">-</w:t>
-      </w:r>
-      <w:r>
-        <w:t xml:space="preserve"> </w:t>
-      </w:r>
-      <w:r>
-        <w:rPr>
-          <w:i/>
-          <w:iCs/>
-        </w:rPr>
-        <w:t xml:space="preserve">Optional:</w:t>
-      </w:r>
-      <w:r>
-        <w:t xml:space="preserve"> </w:t>
-      </w:r>
-      <w:r>
-        <w:t xml:space="preserve">Audio- oder Video-Link</w:t>
+    </w:p>
+    <w:p>
+      <w:pPr>
+        <w:pStyle w:val="Compact"/>
+        <w:numPr>
+          <w:ilvl w:val="0"/>
+          <w:numId w:val="1010"/>
+        </w:numPr>
+      </w:pPr>
+      <w:r>
+        <w:t xml:space="preserve">Optional: Audio- oder Video-Link</w:t>
       </w:r>
       <w:r>
         <w:t xml:space="preserve"> </w:t>
@@ -623,70 +755,6 @@
         </w:rPr>
         <w:t xml:space="preserve">(YouTube, Spotify)</w:t>
       </w:r>
-      <w:r>
-        <w:t xml:space="preserve"> </w:t>
-      </w:r>
-      <w:r>
-        <w:t xml:space="preserve">-</w:t>
-      </w:r>
-      <w:r>
-        <w:t xml:space="preserve"> </w:t>
-      </w:r>
-      <w:r>
-        <w:rPr>
-          <w:i/>
-          <w:iCs/>
-        </w:rPr>
-        <w:t xml:space="preserve">Optional:</w:t>
-      </w:r>
-      <w:r>
-        <w:t xml:space="preserve"> </w:t>
-      </w:r>
-      <w:r>
-        <w:t xml:space="preserve">PDF-Anhang</w:t>
-      </w:r>
-      <w:r>
-        <w:t xml:space="preserve"> </w:t>
-      </w:r>
-      <w:r>
-        <w:t xml:space="preserve">-</w:t>
-      </w:r>
-      <w:r>
-        <w:t xml:space="preserve"> </w:t>
-      </w:r>
-      <w:r>
-        <w:rPr>
-          <w:i/>
-          <w:iCs/>
-        </w:rPr>
-        <w:t xml:space="preserve">Optional:</w:t>
-      </w:r>
-      <w:r>
-        <w:t xml:space="preserve"> </w:t>
-      </w:r>
-      <w:r>
-        <w:t xml:space="preserve">externer Link</w:t>
-      </w:r>
-    </w:p>
-    <w:p>
-      <w:pPr>
-        <w:pStyle w:val="Compact"/>
-        <w:numPr>
-          <w:ilvl w:val="0"/>
-          <w:numId w:val="1009"/>
-        </w:numPr>
-      </w:pPr>
-      <w:r>
-        <w:t xml:space="preserve">Passt das? Brauchst du noch andere Felder?</w:t>
-      </w:r>
-    </w:p>
-    <w:p>
-      <w:pPr>
-        <w:pStyle w:val="FirstParagraph"/>
-      </w:pPr>
-      <w:r>
-        <w:t xml:space="preserve">→</w:t>
-      </w:r>
     </w:p>
     <w:p>
       <w:pPr>
@@ -697,7 +765,51 @@
         </w:numPr>
       </w:pPr>
       <w:r>
-        <w:t xml:space="preserve">Möchtest du zusätzliche Tag-Kategorien neben den fünf?</w:t>
+        <w:t xml:space="preserve">Optional: PDF-Anhang</w:t>
+      </w:r>
+    </w:p>
+    <w:p>
+      <w:pPr>
+        <w:pStyle w:val="Compact"/>
+        <w:numPr>
+          <w:ilvl w:val="0"/>
+          <w:numId w:val="1010"/>
+        </w:numPr>
+      </w:pPr>
+      <w:r>
+        <w:t xml:space="preserve">Optional: externer Link</w:t>
+      </w:r>
+    </w:p>
+    <w:p>
+      <w:pPr>
+        <w:pStyle w:val="Compact"/>
+        <w:numPr>
+          <w:ilvl w:val="0"/>
+          <w:numId w:val="1011"/>
+        </w:numPr>
+      </w:pPr>
+      <w:r>
+        <w:t xml:space="preserve">Passt das? Möchtest du etwas dazu oder rausnehmen?</w:t>
+      </w:r>
+    </w:p>
+    <w:p>
+      <w:pPr>
+        <w:pStyle w:val="FirstParagraph"/>
+      </w:pPr>
+      <w:r>
+        <w:t xml:space="preserve">→</w:t>
+      </w:r>
+    </w:p>
+    <w:p>
+      <w:pPr>
+        <w:pStyle w:val="Compact"/>
+        <w:numPr>
+          <w:ilvl w:val="0"/>
+          <w:numId w:val="1012"/>
+        </w:numPr>
+      </w:pPr>
+      <w:r>
+        <w:t xml:space="preserve">Möchtest du andere oder zusätzliche Tag-Kategorien?</w:t>
       </w:r>
     </w:p>
     <w:p>
@@ -723,7 +835,7 @@
         <w:pStyle w:val="FirstParagraph"/>
       </w:pPr>
       <w:r>
-        <w:t xml:space="preserve">Beispiel-Eintrag: dein Besuch im Tempelhof — Bild, Ort, deine Reflexion.</w:t>
+        <w:t xml:space="preserve">Hier sammelst du die Orte, die du besucht hast — mit Bild, Eindruck, Reflexion.</w:t>
       </w:r>
     </w:p>
     <w:p>
@@ -735,31 +847,43 @@
           <w:b/>
           <w:bCs/>
         </w:rPr>
-        <w:t xml:space="preserve">Vorgeschlagene Felder</w:t>
-      </w:r>
-      <w:r>
-        <w:t xml:space="preserve"> </w:t>
-      </w:r>
-      <w:r>
-        <w:t xml:space="preserve">pro Eintrag:</w:t>
-      </w:r>
-      <w:r>
-        <w:t xml:space="preserve"> </w:t>
-      </w:r>
-      <w:r>
-        <w:t xml:space="preserve">- Name des Ortes</w:t>
-      </w:r>
-      <w:r>
-        <w:t xml:space="preserve"> </w:t>
-      </w:r>
-      <w:r>
-        <w:t xml:space="preserve">- Region und Land</w:t>
-      </w:r>
-      <w:r>
-        <w:t xml:space="preserve"> </w:t>
-      </w:r>
-      <w:r>
-        <w:t xml:space="preserve">- Datum besucht</w:t>
+        <w:t xml:space="preserve">Was zu einem Eintrag gehört:</w:t>
+      </w:r>
+    </w:p>
+    <w:p>
+      <w:pPr>
+        <w:pStyle w:val="Compact"/>
+        <w:numPr>
+          <w:ilvl w:val="0"/>
+          <w:numId w:val="1013"/>
+        </w:numPr>
+      </w:pPr>
+      <w:r>
+        <w:t xml:space="preserve">Name des Ortes</w:t>
+      </w:r>
+    </w:p>
+    <w:p>
+      <w:pPr>
+        <w:pStyle w:val="Compact"/>
+        <w:numPr>
+          <w:ilvl w:val="0"/>
+          <w:numId w:val="1013"/>
+        </w:numPr>
+      </w:pPr>
+      <w:r>
+        <w:t xml:space="preserve">Region und Land</w:t>
+      </w:r>
+    </w:p>
+    <w:p>
+      <w:pPr>
+        <w:pStyle w:val="Compact"/>
+        <w:numPr>
+          <w:ilvl w:val="0"/>
+          <w:numId w:val="1013"/>
+        </w:numPr>
+      </w:pPr>
+      <w:r>
+        <w:t xml:space="preserve">Datum besucht</w:t>
       </w:r>
       <w:r>
         <w:t xml:space="preserve"> </w:t>
@@ -771,11 +895,17 @@
         </w:rPr>
         <w:t xml:space="preserve">(oder Zeitraum)</w:t>
       </w:r>
-      <w:r>
-        <w:t xml:space="preserve"> </w:t>
-      </w:r>
-      <w:r>
-        <w:t xml:space="preserve">- Bild</w:t>
+    </w:p>
+    <w:p>
+      <w:pPr>
+        <w:pStyle w:val="Compact"/>
+        <w:numPr>
+          <w:ilvl w:val="0"/>
+          <w:numId w:val="1013"/>
+        </w:numPr>
+      </w:pPr>
+      <w:r>
+        <w:t xml:space="preserve">Bild</w:t>
       </w:r>
       <w:r>
         <w:t xml:space="preserve"> </w:t>
@@ -787,17 +917,29 @@
         </w:rPr>
         <w:t xml:space="preserve">(eines oder mehrere)</w:t>
       </w:r>
-      <w:r>
-        <w:t xml:space="preserve"> </w:t>
-      </w:r>
-      <w:r>
-        <w:t xml:space="preserve">- Beschreibung / Reflexion</w:t>
-      </w:r>
-      <w:r>
-        <w:t xml:space="preserve"> </w:t>
-      </w:r>
-      <w:r>
-        <w:t xml:space="preserve">- Tags</w:t>
+    </w:p>
+    <w:p>
+      <w:pPr>
+        <w:pStyle w:val="Compact"/>
+        <w:numPr>
+          <w:ilvl w:val="0"/>
+          <w:numId w:val="1013"/>
+        </w:numPr>
+      </w:pPr>
+      <w:r>
+        <w:t xml:space="preserve">Beschreibung / Reflexion</w:t>
+      </w:r>
+    </w:p>
+    <w:p>
+      <w:pPr>
+        <w:pStyle w:val="Compact"/>
+        <w:numPr>
+          <w:ilvl w:val="0"/>
+          <w:numId w:val="1013"/>
+        </w:numPr>
+      </w:pPr>
+      <w:r>
+        <w:t xml:space="preserve">Tags</w:t>
       </w:r>
       <w:r>
         <w:t xml:space="preserve"> </w:t>
@@ -809,49 +951,29 @@
         </w:rPr>
         <w:t xml:space="preserve">(z.B. Ökodorf · Cohousing · Spirituell)</w:t>
       </w:r>
-      <w:r>
-        <w:t xml:space="preserve"> </w:t>
-      </w:r>
-      <w:r>
-        <w:t xml:space="preserve">-</w:t>
-      </w:r>
-      <w:r>
-        <w:t xml:space="preserve"> </w:t>
-      </w:r>
-      <w:r>
-        <w:rPr>
-          <w:i/>
-          <w:iCs/>
-        </w:rPr>
-        <w:t xml:space="preserve">Optional:</w:t>
-      </w:r>
-      <w:r>
-        <w:t xml:space="preserve"> </w:t>
-      </w:r>
-      <w:r>
-        <w:t xml:space="preserve">externer Link zur Gemeinschaft</w:t>
-      </w:r>
-      <w:r>
-        <w:t xml:space="preserve"> </w:t>
-      </w:r>
-      <w:r>
-        <w:t xml:space="preserve">-</w:t>
-      </w:r>
-      <w:r>
-        <w:t xml:space="preserve"> </w:t>
-      </w:r>
-      <w:r>
-        <w:rPr>
-          <w:i/>
-          <w:iCs/>
-        </w:rPr>
-        <w:t xml:space="preserve">Optional:</w:t>
-      </w:r>
-      <w:r>
-        <w:t xml:space="preserve"> </w:t>
-      </w:r>
-      <w:r>
-        <w:t xml:space="preserve">PDF-Anhang</w:t>
+    </w:p>
+    <w:p>
+      <w:pPr>
+        <w:pStyle w:val="Compact"/>
+        <w:numPr>
+          <w:ilvl w:val="0"/>
+          <w:numId w:val="1013"/>
+        </w:numPr>
+      </w:pPr>
+      <w:r>
+        <w:t xml:space="preserve">Optional: externer Link zur Gemeinschaft</w:t>
+      </w:r>
+    </w:p>
+    <w:p>
+      <w:pPr>
+        <w:pStyle w:val="Compact"/>
+        <w:numPr>
+          <w:ilvl w:val="0"/>
+          <w:numId w:val="1013"/>
+        </w:numPr>
+      </w:pPr>
+      <w:r>
+        <w:t xml:space="preserve">Optional: PDF-Anhang</w:t>
       </w:r>
       <w:r>
         <w:t xml:space="preserve"> </w:t>
@@ -869,11 +991,11 @@
         <w:pStyle w:val="Compact"/>
         <w:numPr>
           <w:ilvl w:val="0"/>
-          <w:numId w:val="1011"/>
+          <w:numId w:val="1014"/>
         </w:numPr>
       </w:pPr>
       <w:r>
-        <w:t xml:space="preserve">Passt das? Brauchst du noch andere Felder?</w:t>
+        <w:t xml:space="preserve">Passt das? Möchtest du etwas dazu oder rausnehmen?</w:t>
       </w:r>
     </w:p>
     <w:p>
@@ -899,7 +1021,7 @@
         <w:pStyle w:val="FirstParagraph"/>
       </w:pPr>
       <w:r>
-        <w:t xml:space="preserve">Beispiel-Eintrag: dein Filz-Wochenende am 14. Juni.</w:t>
+        <w:t xml:space="preserve">Hier sammelst du Werkstätten — eigene und solche, an denen du teilnimmst.</w:t>
       </w:r>
     </w:p>
     <w:p>
@@ -911,19 +1033,19 @@
           <w:b/>
           <w:bCs/>
         </w:rPr>
-        <w:t xml:space="preserve">Vorgeschlagene Felder</w:t>
-      </w:r>
-      <w:r>
-        <w:t xml:space="preserve"> </w:t>
-      </w:r>
-      <w:r>
-        <w:t xml:space="preserve">pro Eintrag:</w:t>
-      </w:r>
-      <w:r>
-        <w:t xml:space="preserve"> </w:t>
-      </w:r>
-      <w:r>
-        <w:t xml:space="preserve">- Datum</w:t>
+        <w:t xml:space="preserve">Was zu einem Eintrag gehört:</w:t>
+      </w:r>
+    </w:p>
+    <w:p>
+      <w:pPr>
+        <w:pStyle w:val="Compact"/>
+        <w:numPr>
+          <w:ilvl w:val="0"/>
+          <w:numId w:val="1015"/>
+        </w:numPr>
+      </w:pPr>
+      <w:r>
+        <w:t xml:space="preserve">Datum</w:t>
       </w:r>
       <w:r>
         <w:t xml:space="preserve"> </w:t>
@@ -935,113 +1057,113 @@
         </w:rPr>
         <w:t xml:space="preserve">(und Endzeit, falls mehrtägig)</w:t>
       </w:r>
-      <w:r>
-        <w:t xml:space="preserve"> </w:t>
-      </w:r>
-      <w:r>
-        <w:t xml:space="preserve">- Titel</w:t>
-      </w:r>
-      <w:r>
-        <w:t xml:space="preserve"> </w:t>
-      </w:r>
-      <w:r>
-        <w:t xml:space="preserve">- Ort</w:t>
-      </w:r>
-      <w:r>
-        <w:t xml:space="preserve"> </w:t>
-      </w:r>
-      <w:r>
-        <w:t xml:space="preserve">- Beschreibung</w:t>
-      </w:r>
-      <w:r>
-        <w:t xml:space="preserve"> </w:t>
-      </w:r>
-      <w:r>
-        <w:t xml:space="preserve">- Anmelde-Link oder Mail</w:t>
-      </w:r>
-      <w:r>
-        <w:t xml:space="preserve"> </w:t>
-      </w:r>
-      <w:r>
-        <w:t xml:space="preserve">- Markierung „eigener Termin / fremder Termin”</w:t>
-      </w:r>
-      <w:r>
-        <w:t xml:space="preserve"> </w:t>
-      </w:r>
-      <w:r>
-        <w:t xml:space="preserve">-</w:t>
-      </w:r>
-      <w:r>
-        <w:t xml:space="preserve"> </w:t>
-      </w:r>
-      <w:r>
-        <w:rPr>
-          <w:i/>
-          <w:iCs/>
-        </w:rPr>
-        <w:t xml:space="preserve">Optional:</w:t>
-      </w:r>
-      <w:r>
-        <w:t xml:space="preserve"> </w:t>
-      </w:r>
-      <w:r>
-        <w:t xml:space="preserve">Foto</w:t>
-      </w:r>
-      <w:r>
-        <w:t xml:space="preserve"> </w:t>
-      </w:r>
-      <w:r>
-        <w:t xml:space="preserve">-</w:t>
-      </w:r>
-      <w:r>
-        <w:t xml:space="preserve"> </w:t>
-      </w:r>
-      <w:r>
-        <w:rPr>
-          <w:i/>
-          <w:iCs/>
-        </w:rPr>
-        <w:t xml:space="preserve">Optional:</w:t>
-      </w:r>
-      <w:r>
-        <w:t xml:space="preserve"> </w:t>
-      </w:r>
-      <w:r>
-        <w:t xml:space="preserve">PDF mit Detail-Programm</w:t>
-      </w:r>
-      <w:r>
-        <w:t xml:space="preserve"> </w:t>
-      </w:r>
-      <w:r>
-        <w:t xml:space="preserve">-</w:t>
-      </w:r>
-      <w:r>
-        <w:t xml:space="preserve"> </w:t>
-      </w:r>
-      <w:r>
-        <w:rPr>
-          <w:i/>
-          <w:iCs/>
-        </w:rPr>
-        <w:t xml:space="preserve">Optional:</w:t>
-      </w:r>
-      <w:r>
-        <w:t xml:space="preserve"> </w:t>
-      </w:r>
-      <w:r>
-        <w:t xml:space="preserve">Honorar-/Kosten-Hinweis</w:t>
-      </w:r>
     </w:p>
     <w:p>
       <w:pPr>
         <w:pStyle w:val="Compact"/>
         <w:numPr>
           <w:ilvl w:val="0"/>
-          <w:numId w:val="1012"/>
+          <w:numId w:val="1015"/>
         </w:numPr>
       </w:pPr>
       <w:r>
-        <w:t xml:space="preserve">Passt das? Brauchst du noch andere Felder?</w:t>
+        <w:t xml:space="preserve">Titel</w:t>
+      </w:r>
+    </w:p>
+    <w:p>
+      <w:pPr>
+        <w:pStyle w:val="Compact"/>
+        <w:numPr>
+          <w:ilvl w:val="0"/>
+          <w:numId w:val="1015"/>
+        </w:numPr>
+      </w:pPr>
+      <w:r>
+        <w:t xml:space="preserve">Ort</w:t>
+      </w:r>
+    </w:p>
+    <w:p>
+      <w:pPr>
+        <w:pStyle w:val="Compact"/>
+        <w:numPr>
+          <w:ilvl w:val="0"/>
+          <w:numId w:val="1015"/>
+        </w:numPr>
+      </w:pPr>
+      <w:r>
+        <w:t xml:space="preserve">Beschreibung</w:t>
+      </w:r>
+    </w:p>
+    <w:p>
+      <w:pPr>
+        <w:pStyle w:val="Compact"/>
+        <w:numPr>
+          <w:ilvl w:val="0"/>
+          <w:numId w:val="1015"/>
+        </w:numPr>
+      </w:pPr>
+      <w:r>
+        <w:t xml:space="preserve">Anmelde-Link oder Mail</w:t>
+      </w:r>
+    </w:p>
+    <w:p>
+      <w:pPr>
+        <w:pStyle w:val="Compact"/>
+        <w:numPr>
+          <w:ilvl w:val="0"/>
+          <w:numId w:val="1015"/>
+        </w:numPr>
+      </w:pPr>
+      <w:r>
+        <w:t xml:space="preserve">Markierung „eigener Termin / fremder Termin”</w:t>
+      </w:r>
+    </w:p>
+    <w:p>
+      <w:pPr>
+        <w:pStyle w:val="Compact"/>
+        <w:numPr>
+          <w:ilvl w:val="0"/>
+          <w:numId w:val="1015"/>
+        </w:numPr>
+      </w:pPr>
+      <w:r>
+        <w:t xml:space="preserve">Optional: Foto</w:t>
+      </w:r>
+    </w:p>
+    <w:p>
+      <w:pPr>
+        <w:pStyle w:val="Compact"/>
+        <w:numPr>
+          <w:ilvl w:val="0"/>
+          <w:numId w:val="1015"/>
+        </w:numPr>
+      </w:pPr>
+      <w:r>
+        <w:t xml:space="preserve">Optional: PDF mit Detail-Programm</w:t>
+      </w:r>
+    </w:p>
+    <w:p>
+      <w:pPr>
+        <w:pStyle w:val="Compact"/>
+        <w:numPr>
+          <w:ilvl w:val="0"/>
+          <w:numId w:val="1015"/>
+        </w:numPr>
+      </w:pPr>
+      <w:r>
+        <w:t xml:space="preserve">Optional: Honorar-/Kosten-Hinweis</w:t>
+      </w:r>
+    </w:p>
+    <w:p>
+      <w:pPr>
+        <w:pStyle w:val="Compact"/>
+        <w:numPr>
+          <w:ilvl w:val="0"/>
+          <w:numId w:val="1016"/>
+        </w:numPr>
+      </w:pPr>
+      <w:r>
+        <w:t xml:space="preserve">Passt das? Möchtest du etwas dazu oder rausnehmen?</w:t>
       </w:r>
     </w:p>
     <w:p>
@@ -1067,7 +1189,7 @@
         <w:pStyle w:val="FirstParagraph"/>
       </w:pPr>
       <w:r>
-        <w:t xml:space="preserve">Beispiel-Eintrag: das Buch von Cynthia Tina, mit deiner Notiz dazu.</w:t>
+        <w:t xml:space="preserve">Hier sammelst du Lesefrüchte — Bücher, Webseiten, Filme, Podcasts, mit deiner Notiz dazu.</w:t>
       </w:r>
     </w:p>
     <w:p>
@@ -1079,19 +1201,19 @@
           <w:b/>
           <w:bCs/>
         </w:rPr>
-        <w:t xml:space="preserve">Vorgeschlagene Felder</w:t>
-      </w:r>
-      <w:r>
-        <w:t xml:space="preserve"> </w:t>
-      </w:r>
-      <w:r>
-        <w:t xml:space="preserve">pro Eintrag:</w:t>
-      </w:r>
-      <w:r>
-        <w:t xml:space="preserve"> </w:t>
-      </w:r>
-      <w:r>
-        <w:t xml:space="preserve">- Typ</w:t>
+        <w:t xml:space="preserve">Was zu einem Eintrag gehört:</w:t>
+      </w:r>
+    </w:p>
+    <w:p>
+      <w:pPr>
+        <w:pStyle w:val="Compact"/>
+        <w:numPr>
+          <w:ilvl w:val="0"/>
+          <w:numId w:val="1017"/>
+        </w:numPr>
+      </w:pPr>
+      <w:r>
+        <w:t xml:space="preserve">Typ</w:t>
       </w:r>
       <w:r>
         <w:t xml:space="preserve"> </w:t>
@@ -1103,23 +1225,41 @@
         </w:rPr>
         <w:t xml:space="preserve">(Buch · Webseite · Aufsatz · Film · Podcast · Gespräch)</w:t>
       </w:r>
-      <w:r>
-        <w:t xml:space="preserve"> </w:t>
-      </w:r>
-      <w:r>
-        <w:t xml:space="preserve">- Titel</w:t>
-      </w:r>
-      <w:r>
-        <w:t xml:space="preserve"> </w:t>
-      </w:r>
-      <w:r>
-        <w:t xml:space="preserve">- Autor / Quelle</w:t>
-      </w:r>
-      <w:r>
-        <w:t xml:space="preserve"> </w:t>
-      </w:r>
-      <w:r>
-        <w:t xml:space="preserve">- Deine Notiz</w:t>
+    </w:p>
+    <w:p>
+      <w:pPr>
+        <w:pStyle w:val="Compact"/>
+        <w:numPr>
+          <w:ilvl w:val="0"/>
+          <w:numId w:val="1017"/>
+        </w:numPr>
+      </w:pPr>
+      <w:r>
+        <w:t xml:space="preserve">Titel</w:t>
+      </w:r>
+    </w:p>
+    <w:p>
+      <w:pPr>
+        <w:pStyle w:val="Compact"/>
+        <w:numPr>
+          <w:ilvl w:val="0"/>
+          <w:numId w:val="1017"/>
+        </w:numPr>
+      </w:pPr>
+      <w:r>
+        <w:t xml:space="preserve">Autor / Quelle</w:t>
+      </w:r>
+    </w:p>
+    <w:p>
+      <w:pPr>
+        <w:pStyle w:val="Compact"/>
+        <w:numPr>
+          <w:ilvl w:val="0"/>
+          <w:numId w:val="1017"/>
+        </w:numPr>
+      </w:pPr>
+      <w:r>
+        <w:t xml:space="preserve">Deine Notiz</w:t>
       </w:r>
       <w:r>
         <w:t xml:space="preserve"> </w:t>
@@ -1131,67 +1271,53 @@
         </w:rPr>
         <w:t xml:space="preserve">(was bringt es dir, warum hier)</w:t>
       </w:r>
-      <w:r>
-        <w:t xml:space="preserve"> </w:t>
-      </w:r>
-      <w:r>
-        <w:t xml:space="preserve">- Link</w:t>
-      </w:r>
-      <w:r>
-        <w:t xml:space="preserve"> </w:t>
-      </w:r>
-      <w:r>
-        <w:t xml:space="preserve">-</w:t>
-      </w:r>
-      <w:r>
-        <w:t xml:space="preserve"> </w:t>
-      </w:r>
-      <w:r>
-        <w:rPr>
-          <w:i/>
-          <w:iCs/>
-        </w:rPr>
-        <w:t xml:space="preserve">Optional:</w:t>
-      </w:r>
-      <w:r>
-        <w:t xml:space="preserve"> </w:t>
-      </w:r>
-      <w:r>
-        <w:t xml:space="preserve">Bild / Cover</w:t>
-      </w:r>
-      <w:r>
-        <w:t xml:space="preserve"> </w:t>
-      </w:r>
-      <w:r>
-        <w:t xml:space="preserve">-</w:t>
-      </w:r>
-      <w:r>
-        <w:t xml:space="preserve"> </w:t>
-      </w:r>
-      <w:r>
-        <w:rPr>
-          <w:i/>
-          <w:iCs/>
-        </w:rPr>
-        <w:t xml:space="preserve">Optional:</w:t>
-      </w:r>
-      <w:r>
-        <w:t xml:space="preserve"> </w:t>
-      </w:r>
-      <w:r>
-        <w:t xml:space="preserve">PDF-Anhang</w:t>
-      </w:r>
     </w:p>
     <w:p>
       <w:pPr>
         <w:pStyle w:val="Compact"/>
         <w:numPr>
           <w:ilvl w:val="0"/>
-          <w:numId w:val="1013"/>
+          <w:numId w:val="1017"/>
         </w:numPr>
       </w:pPr>
       <w:r>
-        <w:t xml:space="preserve">Passt das? Brauchst du noch andere Felder?</w:t>
+        <w:t xml:space="preserve">Link</w:t>
+      </w:r>
+    </w:p>
+    <w:p>
+      <w:pPr>
+        <w:pStyle w:val="Compact"/>
+        <w:numPr>
+          <w:ilvl w:val="0"/>
+          <w:numId w:val="1017"/>
+        </w:numPr>
+      </w:pPr>
+      <w:r>
+        <w:t xml:space="preserve">Optional: Bild / Cover</w:t>
+      </w:r>
+    </w:p>
+    <w:p>
+      <w:pPr>
+        <w:pStyle w:val="Compact"/>
+        <w:numPr>
+          <w:ilvl w:val="0"/>
+          <w:numId w:val="1017"/>
+        </w:numPr>
+      </w:pPr>
+      <w:r>
+        <w:t xml:space="preserve">Optional: PDF-Anhang</w:t>
+      </w:r>
+    </w:p>
+    <w:p>
+      <w:pPr>
+        <w:pStyle w:val="Compact"/>
+        <w:numPr>
+          <w:ilvl w:val="0"/>
+          <w:numId w:val="1018"/>
+        </w:numPr>
+      </w:pPr>
+      <w:r>
+        <w:t xml:space="preserve">Passt das? Möchtest du etwas dazu oder rausnehmen?</w:t>
       </w:r>
     </w:p>
     <w:p>
@@ -1225,7 +1351,7 @@
         <w:pStyle w:val="Compact"/>
         <w:numPr>
           <w:ilvl w:val="0"/>
-          <w:numId w:val="1014"/>
+          <w:numId w:val="1019"/>
         </w:numPr>
       </w:pPr>
       <w:r>
@@ -1245,7 +1371,7 @@
         <w:pStyle w:val="Compact"/>
         <w:numPr>
           <w:ilvl w:val="0"/>
-          <w:numId w:val="1015"/>
+          <w:numId w:val="1020"/>
         </w:numPr>
       </w:pPr>
       <w:r>
@@ -1302,7 +1428,7 @@
         <w:pStyle w:val="Compact"/>
         <w:numPr>
           <w:ilvl w:val="0"/>
-          <w:numId w:val="1016"/>
+          <w:numId w:val="1021"/>
         </w:numPr>
       </w:pPr>
       <w:r>
@@ -1322,7 +1448,7 @@
         <w:pStyle w:val="Compact"/>
         <w:numPr>
           <w:ilvl w:val="0"/>
-          <w:numId w:val="1017"/>
+          <w:numId w:val="1022"/>
         </w:numPr>
       </w:pPr>
       <w:r>
@@ -1342,7 +1468,7 @@
         <w:pStyle w:val="Compact"/>
         <w:numPr>
           <w:ilvl w:val="0"/>
-          <w:numId w:val="1018"/>
+          <w:numId w:val="1023"/>
         </w:numPr>
       </w:pPr>
       <w:r>
@@ -1362,7 +1488,7 @@
         <w:pStyle w:val="Compact"/>
         <w:numPr>
           <w:ilvl w:val="0"/>
-          <w:numId w:val="1019"/>
+          <w:numId w:val="1024"/>
         </w:numPr>
       </w:pPr>
       <w:r>
@@ -1392,7 +1518,7 @@
         <w:pStyle w:val="Compact"/>
         <w:numPr>
           <w:ilvl w:val="0"/>
-          <w:numId w:val="1020"/>
+          <w:numId w:val="1025"/>
         </w:numPr>
       </w:pPr>
       <w:r>
@@ -1412,7 +1538,7 @@
         <w:pStyle w:val="Compact"/>
         <w:numPr>
           <w:ilvl w:val="0"/>
-          <w:numId w:val="1021"/>
+          <w:numId w:val="1026"/>
         </w:numPr>
       </w:pPr>
       <w:r>
@@ -1460,7 +1586,7 @@
         <w:pStyle w:val="Compact"/>
         <w:numPr>
           <w:ilvl w:val="0"/>
-          <w:numId w:val="1022"/>
+          <w:numId w:val="1027"/>
         </w:numPr>
       </w:pPr>
       <w:r>
@@ -1480,7 +1606,7 @@
         <w:pStyle w:val="Compact"/>
         <w:numPr>
           <w:ilvl w:val="0"/>
-          <w:numId w:val="1023"/>
+          <w:numId w:val="1028"/>
         </w:numPr>
       </w:pPr>
       <w:r>
@@ -1500,7 +1626,7 @@
         <w:pStyle w:val="Compact"/>
         <w:numPr>
           <w:ilvl w:val="0"/>
-          <w:numId w:val="1024"/>
+          <w:numId w:val="1029"/>
         </w:numPr>
       </w:pPr>
       <w:r>
@@ -1526,82 +1652,26 @@
       </w:r>
     </w:p>
     <w:bookmarkEnd w:id="21"/>
-    <w:bookmarkStart w:id="22" w:name="bildsprache"/>
+    <w:bookmarkStart w:id="22" w:name="foto-von-dir"/>
     <w:p>
       <w:pPr>
         <w:pStyle w:val="Heading2"/>
       </w:pPr>
       <w:r>
-        <w:t xml:space="preserve">3.4 · Bildsprache</w:t>
+        <w:t xml:space="preserve">3.4 · Foto von dir</w:t>
       </w:r>
     </w:p>
     <w:p>
       <w:pPr>
-        <w:pStyle w:val="Compact"/>
-        <w:numPr>
-          <w:ilvl w:val="0"/>
-          <w:numId w:val="1025"/>
-        </w:numPr>
-      </w:pPr>
-      <w:r>
-        <w:t xml:space="preserve">Welche Bildsprache passt zu dir?</w:t>
-      </w:r>
-      <w:r>
-        <w:t xml:space="preserve"> </w:t>
-      </w:r>
-      <w:r>
-        <w:rPr>
-          <w:i/>
-          <w:iCs/>
-        </w:rPr>
-        <w:t xml:space="preserve">(z.B. dokumentarisch · poetisch · reduziert · nah · rau · hell · naturbezogen · urban)</w:t>
+        <w:pStyle w:val="FirstParagraph"/>
+      </w:pPr>
+      <w:r>
+        <w:t xml:space="preserve">Für den ersten Wurf nehme ich passende allgemeine Bilder ins Layout — die können wir später durch deine eigenen austauschen. Ein Element ist aber heute schon zu klären:</w:t>
       </w:r>
     </w:p>
     <w:p>
       <w:pPr>
-        <w:pStyle w:val="FirstParagraph"/>
-      </w:pPr>
-      <w:r>
-        <w:t xml:space="preserve">→</w:t>
-      </w:r>
-    </w:p>
-    <w:p>
-      <w:pPr>
-        <w:pStyle w:val="Compact"/>
-        <w:numPr>
-          <w:ilvl w:val="0"/>
-          <w:numId w:val="1026"/>
-        </w:numPr>
-      </w:pPr>
-      <w:r>
-        <w:t xml:space="preserve">Welche Bilder sollen auf keinen Fall entstehen?</w:t>
-      </w:r>
-      <w:r>
-        <w:t xml:space="preserve"> </w:t>
-      </w:r>
-      <w:r>
-        <w:rPr>
-          <w:i/>
-          <w:iCs/>
-        </w:rPr>
-        <w:t xml:space="preserve">(z.B. Stockfoto-Spiritualität, zu süß, zu glatt)</w:t>
-      </w:r>
-    </w:p>
-    <w:p>
-      <w:pPr>
-        <w:pStyle w:val="FirstParagraph"/>
-      </w:pPr>
-      <w:r>
-        <w:t xml:space="preserve">→</w:t>
-      </w:r>
-    </w:p>
-    <w:p>
-      <w:pPr>
-        <w:pStyle w:val="Compact"/>
-        <w:numPr>
-          <w:ilvl w:val="0"/>
-          <w:numId w:val="1027"/>
-        </w:numPr>
+        <w:pStyle w:val="BodyText"/>
       </w:pPr>
       <w:r>
         <w:t xml:space="preserve">Möchtest du ein</w:t>
@@ -1620,17 +1690,55 @@
         <w:t xml:space="preserve"> </w:t>
       </w:r>
       <w:r>
-        <w:t xml:space="preserve">auf der Seite?</w:t>
-      </w:r>
-      <w:r>
-        <w:t xml:space="preserve"> </w:t>
-      </w:r>
-      <w:r>
-        <w:rPr>
-          <w:i/>
-          <w:iCs/>
-        </w:rPr>
-        <w:t xml:space="preserve">(Porträt · Hände bei der Arbeit · draußen unterwegs · kein Foto)</w:t>
+        <w:t xml:space="preserve">auf der Seite — und in welcher Art?</w:t>
+      </w:r>
+    </w:p>
+    <w:p>
+      <w:pPr>
+        <w:pStyle w:val="Compact"/>
+        <w:numPr>
+          <w:ilvl w:val="0"/>
+          <w:numId w:val="1030"/>
+        </w:numPr>
+      </w:pPr>
+      <w:r>
+        <w:t xml:space="preserve">Porträt</w:t>
+      </w:r>
+    </w:p>
+    <w:p>
+      <w:pPr>
+        <w:pStyle w:val="Compact"/>
+        <w:numPr>
+          <w:ilvl w:val="0"/>
+          <w:numId w:val="1030"/>
+        </w:numPr>
+      </w:pPr>
+      <w:r>
+        <w:t xml:space="preserve">Hände bei der Arbeit</w:t>
+      </w:r>
+    </w:p>
+    <w:p>
+      <w:pPr>
+        <w:pStyle w:val="Compact"/>
+        <w:numPr>
+          <w:ilvl w:val="0"/>
+          <w:numId w:val="1030"/>
+        </w:numPr>
+      </w:pPr>
+      <w:r>
+        <w:t xml:space="preserve">Draußen unterwegs</w:t>
+      </w:r>
+    </w:p>
+    <w:p>
+      <w:pPr>
+        <w:pStyle w:val="Compact"/>
+        <w:numPr>
+          <w:ilvl w:val="0"/>
+          <w:numId w:val="1030"/>
+        </w:numPr>
+      </w:pPr>
+      <w:r>
+        <w:t xml:space="preserve">Andere Idee: ____</w:t>
       </w:r>
     </w:p>
     <w:p>
@@ -1664,7 +1772,7 @@
         <w:pStyle w:val="Compact"/>
         <w:numPr>
           <w:ilvl w:val="0"/>
-          <w:numId w:val="1028"/>
+          <w:numId w:val="1031"/>
         </w:numPr>
       </w:pPr>
       <w:r>
@@ -1686,7 +1794,7 @@
         <w:pStyle w:val="Compact"/>
         <w:numPr>
           <w:ilvl w:val="0"/>
-          <w:numId w:val="1029"/>
+          <w:numId w:val="1032"/>
         </w:numPr>
       </w:pPr>
       <w:r>
@@ -1708,7 +1816,7 @@
         <w:pStyle w:val="Compact"/>
         <w:numPr>
           <w:ilvl w:val="0"/>
-          <w:numId w:val="1029"/>
+          <w:numId w:val="1032"/>
         </w:numPr>
       </w:pPr>
       <w:r>
@@ -1730,7 +1838,7 @@
         <w:pStyle w:val="Compact"/>
         <w:numPr>
           <w:ilvl w:val="0"/>
-          <w:numId w:val="1029"/>
+          <w:numId w:val="1032"/>
         </w:numPr>
       </w:pPr>
       <w:r>
@@ -1742,7 +1850,7 @@
         <w:pStyle w:val="Compact"/>
         <w:numPr>
           <w:ilvl w:val="0"/>
-          <w:numId w:val="1029"/>
+          <w:numId w:val="1032"/>
         </w:numPr>
       </w:pPr>
       <w:r>
@@ -1754,7 +1862,7 @@
         <w:pStyle w:val="Compact"/>
         <w:numPr>
           <w:ilvl w:val="0"/>
-          <w:numId w:val="1029"/>
+          <w:numId w:val="1032"/>
         </w:numPr>
       </w:pPr>
       <w:r>
@@ -1766,7 +1874,7 @@
         <w:pStyle w:val="Compact"/>
         <w:numPr>
           <w:ilvl w:val="0"/>
-          <w:numId w:val="1029"/>
+          <w:numId w:val="1032"/>
         </w:numPr>
       </w:pPr>
       <w:r>
@@ -1778,7 +1886,7 @@
         <w:pStyle w:val="Compact"/>
         <w:numPr>
           <w:ilvl w:val="0"/>
-          <w:numId w:val="1029"/>
+          <w:numId w:val="1032"/>
         </w:numPr>
       </w:pPr>
       <w:r>
@@ -1798,7 +1906,7 @@
         <w:pStyle w:val="Compact"/>
         <w:numPr>
           <w:ilvl w:val="0"/>
-          <w:numId w:val="1030"/>
+          <w:numId w:val="1033"/>
         </w:numPr>
       </w:pPr>
       <w:r>
@@ -1828,7 +1936,7 @@
         <w:pStyle w:val="Compact"/>
         <w:numPr>
           <w:ilvl w:val="0"/>
-          <w:numId w:val="1031"/>
+          <w:numId w:val="1034"/>
         </w:numPr>
       </w:pPr>
       <w:r>
@@ -1924,7 +2032,7 @@
         <w:t xml:space="preserve"> </w:t>
       </w:r>
       <w:r>
-        <w:t xml:space="preserve">einbauen, die dir einen ersten Entwurf in FR/EN liefert. Du kannst ihn dann korrigieren oder verwerfen — kein Muss.</w:t>
+        <w:t xml:space="preserve">einbauen, die dir einen ersten Entwurf in FR/EN liefert. Du kannst ihn korrigieren oder verwerfen — kein Muss.</w:t>
       </w:r>
     </w:p>
     <w:p>
@@ -1932,7 +2040,7 @@
         <w:pStyle w:val="Compact"/>
         <w:numPr>
           <w:ilvl w:val="0"/>
-          <w:numId w:val="1032"/>
+          <w:numId w:val="1035"/>
         </w:numPr>
       </w:pPr>
       <w:r>
@@ -1952,7 +2060,7 @@
         <w:pStyle w:val="Compact"/>
         <w:numPr>
           <w:ilvl w:val="0"/>
-          <w:numId w:val="1033"/>
+          <w:numId w:val="1036"/>
         </w:numPr>
       </w:pPr>
       <w:r>
@@ -2014,6 +2122,50 @@
       </w:pPr>
       <w:r>
         <w:t xml:space="preserve">Die deutsche Version starten wir in den nächsten Wochen. Französisch und Englisch folgen, wenn du soweit bist.</w:t>
+      </w:r>
+    </w:p>
+    <w:p>
+      <w:pPr>
+        <w:pStyle w:val="BodyText"/>
+      </w:pPr>
+      <w:r>
+        <w:rPr>
+          <w:b/>
+          <w:bCs/>
+        </w:rPr>
+        <w:t xml:space="preserve">P.S.</w:t>
+      </w:r>
+      <w:r>
+        <w:t xml:space="preserve"> </w:t>
+      </w:r>
+      <w:r>
+        <w:t xml:space="preserve">Eine kleine Hausaufgabe für später: überleg dir, welche</w:t>
+      </w:r>
+      <w:r>
+        <w:t xml:space="preserve"> </w:t>
+      </w:r>
+      <w:r>
+        <w:rPr>
+          <w:b/>
+          <w:bCs/>
+        </w:rPr>
+        <w:t xml:space="preserve">Web-Adresse</w:t>
+      </w:r>
+      <w:r>
+        <w:t xml:space="preserve"> </w:t>
+      </w:r>
+      <w:r>
+        <w:t xml:space="preserve">du gerne hättest. Wir klären das, sobald die Inhalte stehen.</w:t>
+      </w:r>
+      <w:r>
+        <w:t xml:space="preserve"> </w:t>
+      </w:r>
+      <w:r>
+        <w:rPr>
+          <w:i/>
+          <w:iCs/>
+        </w:rPr>
+        <w:t xml:space="preserve">Beispiele: werkstatt-gemeinschaft.de · werkstatt-gemeinschaft.org · katharina-offenborn.de · etwas Eigenes.</w:t>
       </w:r>
     </w:p>
     <w:p>
@@ -2308,6 +2460,109 @@
       </w:pPr>
     </w:lvl>
   </w:abstractNum>
+  <w:abstractNum w:abstractNumId="991">
+    <w:nsid w:val="0000A991"/>
+    <w:multiLevelType w:val="multilevel"/>
+    <w:lvl w:ilvl="0">
+      <w:numFmt w:val="bullet"/>
+      <w:lvlText w:val=""/>
+      <w:lvlJc w:val="left"/>
+      <w:pPr>
+        <w:ind w:left="720" w:hanging="360"/>
+      </w:pPr>
+      <w:rPr>
+        <w:rFonts w:ascii="Symbol" w:hAnsi="Symbol" w:cs="Symbol" w:hint="default"/>
+      </w:rPr>
+    </w:lvl>
+    <w:lvl w:ilvl="1">
+      <w:numFmt w:val="bullet"/>
+      <w:lvlText w:val="o"/>
+      <w:lvlJc w:val="left"/>
+      <w:pPr>
+        <w:ind w:left="1440" w:hanging="360"/>
+      </w:pPr>
+      <w:rPr>
+        <w:rFonts w:ascii="Courier New" w:hAnsi="Courier New" w:cs="Courier New" w:hint="default"/>
+      </w:rPr>
+    </w:lvl>
+    <w:lvl w:ilvl="2">
+      <w:numFmt w:val="bullet"/>
+      <w:lvlText w:val=""/>
+      <w:lvlJc w:val="left"/>
+      <w:pPr>
+        <w:ind w:left="2160" w:hanging="360"/>
+      </w:pPr>
+      <w:rPr>
+        <w:rFonts w:ascii="Wingdings" w:hAnsi="Wingdings" w:cs="Wingdings" w:hint="default"/>
+      </w:rPr>
+    </w:lvl>
+    <w:lvl w:ilvl="3">
+      <w:numFmt w:val="bullet"/>
+      <w:lvlText w:val=""/>
+      <w:lvlJc w:val="left"/>
+      <w:pPr>
+        <w:ind w:left="2880" w:hanging="360"/>
+      </w:pPr>
+      <w:rPr>
+        <w:rFonts w:ascii="Symbol" w:hAnsi="Symbol" w:cs="Symbol" w:hint="default"/>
+      </w:rPr>
+    </w:lvl>
+    <w:lvl w:ilvl="4">
+      <w:numFmt w:val="bullet"/>
+      <w:lvlText w:val="o"/>
+      <w:lvlJc w:val="left"/>
+      <w:pPr>
+        <w:ind w:left="3600" w:hanging="360"/>
+      </w:pPr>
+      <w:rPr>
+        <w:rFonts w:ascii="Courier New" w:hAnsi="Courier New" w:cs="Courier New" w:hint="default"/>
+      </w:rPr>
+    </w:lvl>
+    <w:lvl w:ilvl="5">
+      <w:numFmt w:val="bullet"/>
+      <w:lvlText w:val=""/>
+      <w:lvlJc w:val="left"/>
+      <w:pPr>
+        <w:ind w:left="4320" w:hanging="360"/>
+      </w:pPr>
+      <w:rPr>
+        <w:rFonts w:ascii="Wingdings" w:hAnsi="Wingdings" w:cs="Wingdings" w:hint="default"/>
+      </w:rPr>
+    </w:lvl>
+    <w:lvl w:ilvl="6">
+      <w:numFmt w:val="bullet"/>
+      <w:lvlText w:val=""/>
+      <w:lvlJc w:val="left"/>
+      <w:pPr>
+        <w:ind w:left="5040" w:hanging="360"/>
+      </w:pPr>
+      <w:rPr>
+        <w:rFonts w:ascii="Symbol" w:hAnsi="Symbol" w:cs="Symbol" w:hint="default"/>
+      </w:rPr>
+    </w:lvl>
+    <w:lvl w:ilvl="7">
+      <w:numFmt w:val="bullet"/>
+      <w:lvlText w:val="o"/>
+      <w:lvlJc w:val="left"/>
+      <w:pPr>
+        <w:ind w:left="5760" w:hanging="360"/>
+      </w:pPr>
+      <w:rPr>
+        <w:rFonts w:ascii="Courier New" w:hAnsi="Courier New" w:cs="Courier New" w:hint="default"/>
+      </w:rPr>
+    </w:lvl>
+    <w:lvl w:ilvl="8">
+      <w:numFmt w:val="bullet"/>
+      <w:lvlText w:val=""/>
+      <w:lvlJc w:val="left"/>
+      <w:pPr>
+        <w:ind w:left="6480" w:hanging="360"/>
+      </w:pPr>
+      <w:rPr>
+        <w:rFonts w:ascii="Wingdings" w:hAnsi="Wingdings" w:cs="Wingdings" w:hint="default"/>
+      </w:rPr>
+    </w:lvl>
+  </w:abstractNum>
   <w:abstractNum w:abstractNumId="99411">
     <w:nsid w:val="00A99411"/>
     <w:multiLevelType w:val="multilevel"/>
@@ -2731,109 +2986,6 @@
       <w:pPr>
         <w:ind w:left="6480" w:hanging="360"/>
       </w:pPr>
-    </w:lvl>
-  </w:abstractNum>
-  <w:abstractNum w:abstractNumId="991">
-    <w:nsid w:val="0000A991"/>
-    <w:multiLevelType w:val="multilevel"/>
-    <w:lvl w:ilvl="0">
-      <w:numFmt w:val="bullet"/>
-      <w:lvlText w:val=""/>
-      <w:lvlJc w:val="left"/>
-      <w:pPr>
-        <w:ind w:left="720" w:hanging="360"/>
-      </w:pPr>
-      <w:rPr>
-        <w:rFonts w:ascii="Symbol" w:hAnsi="Symbol" w:cs="Symbol" w:hint="default"/>
-      </w:rPr>
-    </w:lvl>
-    <w:lvl w:ilvl="1">
-      <w:numFmt w:val="bullet"/>
-      <w:lvlText w:val="o"/>
-      <w:lvlJc w:val="left"/>
-      <w:pPr>
-        <w:ind w:left="1440" w:hanging="360"/>
-      </w:pPr>
-      <w:rPr>
-        <w:rFonts w:ascii="Courier New" w:hAnsi="Courier New" w:cs="Courier New" w:hint="default"/>
-      </w:rPr>
-    </w:lvl>
-    <w:lvl w:ilvl="2">
-      <w:numFmt w:val="bullet"/>
-      <w:lvlText w:val=""/>
-      <w:lvlJc w:val="left"/>
-      <w:pPr>
-        <w:ind w:left="2160" w:hanging="360"/>
-      </w:pPr>
-      <w:rPr>
-        <w:rFonts w:ascii="Wingdings" w:hAnsi="Wingdings" w:cs="Wingdings" w:hint="default"/>
-      </w:rPr>
-    </w:lvl>
-    <w:lvl w:ilvl="3">
-      <w:numFmt w:val="bullet"/>
-      <w:lvlText w:val=""/>
-      <w:lvlJc w:val="left"/>
-      <w:pPr>
-        <w:ind w:left="2880" w:hanging="360"/>
-      </w:pPr>
-      <w:rPr>
-        <w:rFonts w:ascii="Symbol" w:hAnsi="Symbol" w:cs="Symbol" w:hint="default"/>
-      </w:rPr>
-    </w:lvl>
-    <w:lvl w:ilvl="4">
-      <w:numFmt w:val="bullet"/>
-      <w:lvlText w:val="o"/>
-      <w:lvlJc w:val="left"/>
-      <w:pPr>
-        <w:ind w:left="3600" w:hanging="360"/>
-      </w:pPr>
-      <w:rPr>
-        <w:rFonts w:ascii="Courier New" w:hAnsi="Courier New" w:cs="Courier New" w:hint="default"/>
-      </w:rPr>
-    </w:lvl>
-    <w:lvl w:ilvl="5">
-      <w:numFmt w:val="bullet"/>
-      <w:lvlText w:val=""/>
-      <w:lvlJc w:val="left"/>
-      <w:pPr>
-        <w:ind w:left="4320" w:hanging="360"/>
-      </w:pPr>
-      <w:rPr>
-        <w:rFonts w:ascii="Wingdings" w:hAnsi="Wingdings" w:cs="Wingdings" w:hint="default"/>
-      </w:rPr>
-    </w:lvl>
-    <w:lvl w:ilvl="6">
-      <w:numFmt w:val="bullet"/>
-      <w:lvlText w:val=""/>
-      <w:lvlJc w:val="left"/>
-      <w:pPr>
-        <w:ind w:left="5040" w:hanging="360"/>
-      </w:pPr>
-      <w:rPr>
-        <w:rFonts w:ascii="Symbol" w:hAnsi="Symbol" w:cs="Symbol" w:hint="default"/>
-      </w:rPr>
-    </w:lvl>
-    <w:lvl w:ilvl="7">
-      <w:numFmt w:val="bullet"/>
-      <w:lvlText w:val="o"/>
-      <w:lvlJc w:val="left"/>
-      <w:pPr>
-        <w:ind w:left="5760" w:hanging="360"/>
-      </w:pPr>
-      <w:rPr>
-        <w:rFonts w:ascii="Courier New" w:hAnsi="Courier New" w:cs="Courier New" w:hint="default"/>
-      </w:rPr>
-    </w:lvl>
-    <w:lvl w:ilvl="8">
-      <w:numFmt w:val="bullet"/>
-      <w:lvlText w:val=""/>
-      <w:lvlJc w:val="left"/>
-      <w:pPr>
-        <w:ind w:left="6480" w:hanging="360"/>
-      </w:pPr>
-      <w:rPr>
-        <w:rFonts w:ascii="Wingdings" w:hAnsi="Wingdings" w:cs="Wingdings" w:hint="default"/>
-      </w:rPr>
     </w:lvl>
   </w:abstractNum>
   <w:num w:numId="1">
@@ -2867,6 +3019,9 @@
     <w:abstractNumId w:val="990"/>
   </w:num>
   <w:num w:numId="1001">
+    <w:abstractNumId w:val="991"/>
+  </w:num>
+  <w:num w:numId="1002">
     <w:abstractNumId w:val="99411"/>
     <w:lvlOverride w:ilvl="0">
       <w:startOverride w:val="1"/>
@@ -2896,7 +3051,7 @@
       <w:startOverride w:val="1"/>
     </w:lvlOverride>
   </w:num>
-  <w:num w:numId="1002">
+  <w:num w:numId="1003">
     <w:abstractNumId w:val="99721"/>
     <w:lvlOverride w:ilvl="0">
       <w:startOverride w:val="1"/>
@@ -2926,7 +3081,7 @@
       <w:startOverride w:val="1"/>
     </w:lvlOverride>
   </w:num>
-  <w:num w:numId="1003">
+  <w:num w:numId="1004">
     <w:abstractNumId w:val="99722"/>
     <w:lvlOverride w:ilvl="0">
       <w:startOverride w:val="2"/>
@@ -2956,7 +3111,7 @@
       <w:startOverride w:val="2"/>
     </w:lvlOverride>
   </w:num>
-  <w:num w:numId="1004">
+  <w:num w:numId="1005">
     <w:abstractNumId w:val="99723"/>
     <w:lvlOverride w:ilvl="0">
       <w:startOverride w:val="3"/>
@@ -2986,7 +3141,7 @@
       <w:startOverride w:val="3"/>
     </w:lvlOverride>
   </w:num>
-  <w:num w:numId="1005">
+  <w:num w:numId="1006">
     <w:abstractNumId w:val="99724"/>
     <w:lvlOverride w:ilvl="0">
       <w:startOverride w:val="4"/>
@@ -3016,7 +3171,7 @@
       <w:startOverride w:val="4"/>
     </w:lvlOverride>
   </w:num>
-  <w:num w:numId="1006">
+  <w:num w:numId="1007">
     <w:abstractNumId w:val="99721"/>
     <w:lvlOverride w:ilvl="0">
       <w:startOverride w:val="1"/>
@@ -3046,7 +3201,7 @@
       <w:startOverride w:val="1"/>
     </w:lvlOverride>
   </w:num>
-  <w:num w:numId="1007">
+  <w:num w:numId="1008">
     <w:abstractNumId w:val="99722"/>
     <w:lvlOverride w:ilvl="0">
       <w:startOverride w:val="2"/>
@@ -3076,7 +3231,7 @@
       <w:startOverride w:val="2"/>
     </w:lvlOverride>
   </w:num>
-  <w:num w:numId="1008">
+  <w:num w:numId="1009">
     <w:abstractNumId w:val="99723"/>
     <w:lvlOverride w:ilvl="0">
       <w:startOverride w:val="3"/>
@@ -3106,65 +3261,8 @@
       <w:startOverride w:val="3"/>
     </w:lvlOverride>
   </w:num>
-  <w:num w:numId="1009">
-    <w:abstractNumId w:val="99721"/>
-    <w:lvlOverride w:ilvl="0">
-      <w:startOverride w:val="1"/>
-    </w:lvlOverride>
-    <w:lvlOverride w:ilvl="1">
-      <w:startOverride w:val="1"/>
-    </w:lvlOverride>
-    <w:lvlOverride w:ilvl="2">
-      <w:startOverride w:val="1"/>
-    </w:lvlOverride>
-    <w:lvlOverride w:ilvl="3">
-      <w:startOverride w:val="1"/>
-    </w:lvlOverride>
-    <w:lvlOverride w:ilvl="4">
-      <w:startOverride w:val="1"/>
-    </w:lvlOverride>
-    <w:lvlOverride w:ilvl="5">
-      <w:startOverride w:val="1"/>
-    </w:lvlOverride>
-    <w:lvlOverride w:ilvl="6">
-      <w:startOverride w:val="1"/>
-    </w:lvlOverride>
-    <w:lvlOverride w:ilvl="7">
-      <w:startOverride w:val="1"/>
-    </w:lvlOverride>
-    <w:lvlOverride w:ilvl="8">
-      <w:startOverride w:val="1"/>
-    </w:lvlOverride>
-  </w:num>
   <w:num w:numId="1010">
-    <w:abstractNumId w:val="99722"/>
-    <w:lvlOverride w:ilvl="0">
-      <w:startOverride w:val="2"/>
-    </w:lvlOverride>
-    <w:lvlOverride w:ilvl="1">
-      <w:startOverride w:val="2"/>
-    </w:lvlOverride>
-    <w:lvlOverride w:ilvl="2">
-      <w:startOverride w:val="2"/>
-    </w:lvlOverride>
-    <w:lvlOverride w:ilvl="3">
-      <w:startOverride w:val="2"/>
-    </w:lvlOverride>
-    <w:lvlOverride w:ilvl="4">
-      <w:startOverride w:val="2"/>
-    </w:lvlOverride>
-    <w:lvlOverride w:ilvl="5">
-      <w:startOverride w:val="2"/>
-    </w:lvlOverride>
-    <w:lvlOverride w:ilvl="6">
-      <w:startOverride w:val="2"/>
-    </w:lvlOverride>
-    <w:lvlOverride w:ilvl="7">
-      <w:startOverride w:val="2"/>
-    </w:lvlOverride>
-    <w:lvlOverride w:ilvl="8">
-      <w:startOverride w:val="2"/>
-    </w:lvlOverride>
+    <w:abstractNumId w:val="991"/>
   </w:num>
   <w:num w:numId="1011">
     <w:abstractNumId w:val="99721"/>
@@ -3197,64 +3295,37 @@
     </w:lvlOverride>
   </w:num>
   <w:num w:numId="1012">
-    <w:abstractNumId w:val="99721"/>
+    <w:abstractNumId w:val="99722"/>
     <w:lvlOverride w:ilvl="0">
-      <w:startOverride w:val="1"/>
+      <w:startOverride w:val="2"/>
     </w:lvlOverride>
     <w:lvlOverride w:ilvl="1">
-      <w:startOverride w:val="1"/>
+      <w:startOverride w:val="2"/>
     </w:lvlOverride>
     <w:lvlOverride w:ilvl="2">
-      <w:startOverride w:val="1"/>
+      <w:startOverride w:val="2"/>
     </w:lvlOverride>
     <w:lvlOverride w:ilvl="3">
-      <w:startOverride w:val="1"/>
+      <w:startOverride w:val="2"/>
     </w:lvlOverride>
     <w:lvlOverride w:ilvl="4">
-      <w:startOverride w:val="1"/>
+      <w:startOverride w:val="2"/>
     </w:lvlOverride>
     <w:lvlOverride w:ilvl="5">
-      <w:startOverride w:val="1"/>
+      <w:startOverride w:val="2"/>
     </w:lvlOverride>
     <w:lvlOverride w:ilvl="6">
-      <w:startOverride w:val="1"/>
+      <w:startOverride w:val="2"/>
     </w:lvlOverride>
     <w:lvlOverride w:ilvl="7">
-      <w:startOverride w:val="1"/>
+      <w:startOverride w:val="2"/>
     </w:lvlOverride>
     <w:lvlOverride w:ilvl="8">
-      <w:startOverride w:val="1"/>
+      <w:startOverride w:val="2"/>
     </w:lvlOverride>
   </w:num>
   <w:num w:numId="1013">
-    <w:abstractNumId w:val="99721"/>
-    <w:lvlOverride w:ilvl="0">
-      <w:startOverride w:val="1"/>
-    </w:lvlOverride>
-    <w:lvlOverride w:ilvl="1">
-      <w:startOverride w:val="1"/>
-    </w:lvlOverride>
-    <w:lvlOverride w:ilvl="2">
-      <w:startOverride w:val="1"/>
-    </w:lvlOverride>
-    <w:lvlOverride w:ilvl="3">
-      <w:startOverride w:val="1"/>
-    </w:lvlOverride>
-    <w:lvlOverride w:ilvl="4">
-      <w:startOverride w:val="1"/>
-    </w:lvlOverride>
-    <w:lvlOverride w:ilvl="5">
-      <w:startOverride w:val="1"/>
-    </w:lvlOverride>
-    <w:lvlOverride w:ilvl="6">
-      <w:startOverride w:val="1"/>
-    </w:lvlOverride>
-    <w:lvlOverride w:ilvl="7">
-      <w:startOverride w:val="1"/>
-    </w:lvlOverride>
-    <w:lvlOverride w:ilvl="8">
-      <w:startOverride w:val="1"/>
-    </w:lvlOverride>
+    <w:abstractNumId w:val="991"/>
   </w:num>
   <w:num w:numId="1014">
     <w:abstractNumId w:val="99721"/>
@@ -3287,34 +3358,7 @@
     </w:lvlOverride>
   </w:num>
   <w:num w:numId="1015">
-    <w:abstractNumId w:val="99722"/>
-    <w:lvlOverride w:ilvl="0">
-      <w:startOverride w:val="2"/>
-    </w:lvlOverride>
-    <w:lvlOverride w:ilvl="1">
-      <w:startOverride w:val="2"/>
-    </w:lvlOverride>
-    <w:lvlOverride w:ilvl="2">
-      <w:startOverride w:val="2"/>
-    </w:lvlOverride>
-    <w:lvlOverride w:ilvl="3">
-      <w:startOverride w:val="2"/>
-    </w:lvlOverride>
-    <w:lvlOverride w:ilvl="4">
-      <w:startOverride w:val="2"/>
-    </w:lvlOverride>
-    <w:lvlOverride w:ilvl="5">
-      <w:startOverride w:val="2"/>
-    </w:lvlOverride>
-    <w:lvlOverride w:ilvl="6">
-      <w:startOverride w:val="2"/>
-    </w:lvlOverride>
-    <w:lvlOverride w:ilvl="7">
-      <w:startOverride w:val="2"/>
-    </w:lvlOverride>
-    <w:lvlOverride w:ilvl="8">
-      <w:startOverride w:val="2"/>
-    </w:lvlOverride>
+    <w:abstractNumId w:val="991"/>
   </w:num>
   <w:num w:numId="1016">
     <w:abstractNumId w:val="99721"/>
@@ -3347,6 +3391,69 @@
     </w:lvlOverride>
   </w:num>
   <w:num w:numId="1017">
+    <w:abstractNumId w:val="991"/>
+  </w:num>
+  <w:num w:numId="1018">
+    <w:abstractNumId w:val="99721"/>
+    <w:lvlOverride w:ilvl="0">
+      <w:startOverride w:val="1"/>
+    </w:lvlOverride>
+    <w:lvlOverride w:ilvl="1">
+      <w:startOverride w:val="1"/>
+    </w:lvlOverride>
+    <w:lvlOverride w:ilvl="2">
+      <w:startOverride w:val="1"/>
+    </w:lvlOverride>
+    <w:lvlOverride w:ilvl="3">
+      <w:startOverride w:val="1"/>
+    </w:lvlOverride>
+    <w:lvlOverride w:ilvl="4">
+      <w:startOverride w:val="1"/>
+    </w:lvlOverride>
+    <w:lvlOverride w:ilvl="5">
+      <w:startOverride w:val="1"/>
+    </w:lvlOverride>
+    <w:lvlOverride w:ilvl="6">
+      <w:startOverride w:val="1"/>
+    </w:lvlOverride>
+    <w:lvlOverride w:ilvl="7">
+      <w:startOverride w:val="1"/>
+    </w:lvlOverride>
+    <w:lvlOverride w:ilvl="8">
+      <w:startOverride w:val="1"/>
+    </w:lvlOverride>
+  </w:num>
+  <w:num w:numId="1019">
+    <w:abstractNumId w:val="99721"/>
+    <w:lvlOverride w:ilvl="0">
+      <w:startOverride w:val="1"/>
+    </w:lvlOverride>
+    <w:lvlOverride w:ilvl="1">
+      <w:startOverride w:val="1"/>
+    </w:lvlOverride>
+    <w:lvlOverride w:ilvl="2">
+      <w:startOverride w:val="1"/>
+    </w:lvlOverride>
+    <w:lvlOverride w:ilvl="3">
+      <w:startOverride w:val="1"/>
+    </w:lvlOverride>
+    <w:lvlOverride w:ilvl="4">
+      <w:startOverride w:val="1"/>
+    </w:lvlOverride>
+    <w:lvlOverride w:ilvl="5">
+      <w:startOverride w:val="1"/>
+    </w:lvlOverride>
+    <w:lvlOverride w:ilvl="6">
+      <w:startOverride w:val="1"/>
+    </w:lvlOverride>
+    <w:lvlOverride w:ilvl="7">
+      <w:startOverride w:val="1"/>
+    </w:lvlOverride>
+    <w:lvlOverride w:ilvl="8">
+      <w:startOverride w:val="1"/>
+    </w:lvlOverride>
+  </w:num>
+  <w:num w:numId="1020">
     <w:abstractNumId w:val="99722"/>
     <w:lvlOverride w:ilvl="0">
       <w:startOverride w:val="2"/>
@@ -3376,7 +3483,67 @@
       <w:startOverride w:val="2"/>
     </w:lvlOverride>
   </w:num>
-  <w:num w:numId="1018">
+  <w:num w:numId="1021">
+    <w:abstractNumId w:val="99721"/>
+    <w:lvlOverride w:ilvl="0">
+      <w:startOverride w:val="1"/>
+    </w:lvlOverride>
+    <w:lvlOverride w:ilvl="1">
+      <w:startOverride w:val="1"/>
+    </w:lvlOverride>
+    <w:lvlOverride w:ilvl="2">
+      <w:startOverride w:val="1"/>
+    </w:lvlOverride>
+    <w:lvlOverride w:ilvl="3">
+      <w:startOverride w:val="1"/>
+    </w:lvlOverride>
+    <w:lvlOverride w:ilvl="4">
+      <w:startOverride w:val="1"/>
+    </w:lvlOverride>
+    <w:lvlOverride w:ilvl="5">
+      <w:startOverride w:val="1"/>
+    </w:lvlOverride>
+    <w:lvlOverride w:ilvl="6">
+      <w:startOverride w:val="1"/>
+    </w:lvlOverride>
+    <w:lvlOverride w:ilvl="7">
+      <w:startOverride w:val="1"/>
+    </w:lvlOverride>
+    <w:lvlOverride w:ilvl="8">
+      <w:startOverride w:val="1"/>
+    </w:lvlOverride>
+  </w:num>
+  <w:num w:numId="1022">
+    <w:abstractNumId w:val="99722"/>
+    <w:lvlOverride w:ilvl="0">
+      <w:startOverride w:val="2"/>
+    </w:lvlOverride>
+    <w:lvlOverride w:ilvl="1">
+      <w:startOverride w:val="2"/>
+    </w:lvlOverride>
+    <w:lvlOverride w:ilvl="2">
+      <w:startOverride w:val="2"/>
+    </w:lvlOverride>
+    <w:lvlOverride w:ilvl="3">
+      <w:startOverride w:val="2"/>
+    </w:lvlOverride>
+    <w:lvlOverride w:ilvl="4">
+      <w:startOverride w:val="2"/>
+    </w:lvlOverride>
+    <w:lvlOverride w:ilvl="5">
+      <w:startOverride w:val="2"/>
+    </w:lvlOverride>
+    <w:lvlOverride w:ilvl="6">
+      <w:startOverride w:val="2"/>
+    </w:lvlOverride>
+    <w:lvlOverride w:ilvl="7">
+      <w:startOverride w:val="2"/>
+    </w:lvlOverride>
+    <w:lvlOverride w:ilvl="8">
+      <w:startOverride w:val="2"/>
+    </w:lvlOverride>
+  </w:num>
+  <w:num w:numId="1023">
     <w:abstractNumId w:val="99723"/>
     <w:lvlOverride w:ilvl="0">
       <w:startOverride w:val="3"/>
@@ -3406,7 +3573,7 @@
       <w:startOverride w:val="3"/>
     </w:lvlOverride>
   </w:num>
-  <w:num w:numId="1019">
+  <w:num w:numId="1024">
     <w:abstractNumId w:val="99724"/>
     <w:lvlOverride w:ilvl="0">
       <w:startOverride w:val="4"/>
@@ -3434,156 +3601,6 @@
     </w:lvlOverride>
     <w:lvlOverride w:ilvl="8">
       <w:startOverride w:val="4"/>
-    </w:lvlOverride>
-  </w:num>
-  <w:num w:numId="1020">
-    <w:abstractNumId w:val="99721"/>
-    <w:lvlOverride w:ilvl="0">
-      <w:startOverride w:val="1"/>
-    </w:lvlOverride>
-    <w:lvlOverride w:ilvl="1">
-      <w:startOverride w:val="1"/>
-    </w:lvlOverride>
-    <w:lvlOverride w:ilvl="2">
-      <w:startOverride w:val="1"/>
-    </w:lvlOverride>
-    <w:lvlOverride w:ilvl="3">
-      <w:startOverride w:val="1"/>
-    </w:lvlOverride>
-    <w:lvlOverride w:ilvl="4">
-      <w:startOverride w:val="1"/>
-    </w:lvlOverride>
-    <w:lvlOverride w:ilvl="5">
-      <w:startOverride w:val="1"/>
-    </w:lvlOverride>
-    <w:lvlOverride w:ilvl="6">
-      <w:startOverride w:val="1"/>
-    </w:lvlOverride>
-    <w:lvlOverride w:ilvl="7">
-      <w:startOverride w:val="1"/>
-    </w:lvlOverride>
-    <w:lvlOverride w:ilvl="8">
-      <w:startOverride w:val="1"/>
-    </w:lvlOverride>
-  </w:num>
-  <w:num w:numId="1021">
-    <w:abstractNumId w:val="99722"/>
-    <w:lvlOverride w:ilvl="0">
-      <w:startOverride w:val="2"/>
-    </w:lvlOverride>
-    <w:lvlOverride w:ilvl="1">
-      <w:startOverride w:val="2"/>
-    </w:lvlOverride>
-    <w:lvlOverride w:ilvl="2">
-      <w:startOverride w:val="2"/>
-    </w:lvlOverride>
-    <w:lvlOverride w:ilvl="3">
-      <w:startOverride w:val="2"/>
-    </w:lvlOverride>
-    <w:lvlOverride w:ilvl="4">
-      <w:startOverride w:val="2"/>
-    </w:lvlOverride>
-    <w:lvlOverride w:ilvl="5">
-      <w:startOverride w:val="2"/>
-    </w:lvlOverride>
-    <w:lvlOverride w:ilvl="6">
-      <w:startOverride w:val="2"/>
-    </w:lvlOverride>
-    <w:lvlOverride w:ilvl="7">
-      <w:startOverride w:val="2"/>
-    </w:lvlOverride>
-    <w:lvlOverride w:ilvl="8">
-      <w:startOverride w:val="2"/>
-    </w:lvlOverride>
-  </w:num>
-  <w:num w:numId="1022">
-    <w:abstractNumId w:val="99721"/>
-    <w:lvlOverride w:ilvl="0">
-      <w:startOverride w:val="1"/>
-    </w:lvlOverride>
-    <w:lvlOverride w:ilvl="1">
-      <w:startOverride w:val="1"/>
-    </w:lvlOverride>
-    <w:lvlOverride w:ilvl="2">
-      <w:startOverride w:val="1"/>
-    </w:lvlOverride>
-    <w:lvlOverride w:ilvl="3">
-      <w:startOverride w:val="1"/>
-    </w:lvlOverride>
-    <w:lvlOverride w:ilvl="4">
-      <w:startOverride w:val="1"/>
-    </w:lvlOverride>
-    <w:lvlOverride w:ilvl="5">
-      <w:startOverride w:val="1"/>
-    </w:lvlOverride>
-    <w:lvlOverride w:ilvl="6">
-      <w:startOverride w:val="1"/>
-    </w:lvlOverride>
-    <w:lvlOverride w:ilvl="7">
-      <w:startOverride w:val="1"/>
-    </w:lvlOverride>
-    <w:lvlOverride w:ilvl="8">
-      <w:startOverride w:val="1"/>
-    </w:lvlOverride>
-  </w:num>
-  <w:num w:numId="1023">
-    <w:abstractNumId w:val="99722"/>
-    <w:lvlOverride w:ilvl="0">
-      <w:startOverride w:val="2"/>
-    </w:lvlOverride>
-    <w:lvlOverride w:ilvl="1">
-      <w:startOverride w:val="2"/>
-    </w:lvlOverride>
-    <w:lvlOverride w:ilvl="2">
-      <w:startOverride w:val="2"/>
-    </w:lvlOverride>
-    <w:lvlOverride w:ilvl="3">
-      <w:startOverride w:val="2"/>
-    </w:lvlOverride>
-    <w:lvlOverride w:ilvl="4">
-      <w:startOverride w:val="2"/>
-    </w:lvlOverride>
-    <w:lvlOverride w:ilvl="5">
-      <w:startOverride w:val="2"/>
-    </w:lvlOverride>
-    <w:lvlOverride w:ilvl="6">
-      <w:startOverride w:val="2"/>
-    </w:lvlOverride>
-    <w:lvlOverride w:ilvl="7">
-      <w:startOverride w:val="2"/>
-    </w:lvlOverride>
-    <w:lvlOverride w:ilvl="8">
-      <w:startOverride w:val="2"/>
-    </w:lvlOverride>
-  </w:num>
-  <w:num w:numId="1024">
-    <w:abstractNumId w:val="99723"/>
-    <w:lvlOverride w:ilvl="0">
-      <w:startOverride w:val="3"/>
-    </w:lvlOverride>
-    <w:lvlOverride w:ilvl="1">
-      <w:startOverride w:val="3"/>
-    </w:lvlOverride>
-    <w:lvlOverride w:ilvl="2">
-      <w:startOverride w:val="3"/>
-    </w:lvlOverride>
-    <w:lvlOverride w:ilvl="3">
-      <w:startOverride w:val="3"/>
-    </w:lvlOverride>
-    <w:lvlOverride w:ilvl="4">
-      <w:startOverride w:val="3"/>
-    </w:lvlOverride>
-    <w:lvlOverride w:ilvl="5">
-      <w:startOverride w:val="3"/>
-    </w:lvlOverride>
-    <w:lvlOverride w:ilvl="6">
-      <w:startOverride w:val="3"/>
-    </w:lvlOverride>
-    <w:lvlOverride w:ilvl="7">
-      <w:startOverride w:val="3"/>
-    </w:lvlOverride>
-    <w:lvlOverride w:ilvl="8">
-      <w:startOverride w:val="3"/>
     </w:lvlOverride>
   </w:num>
   <w:num w:numId="1025">
@@ -3647,6 +3664,66 @@
     </w:lvlOverride>
   </w:num>
   <w:num w:numId="1027">
+    <w:abstractNumId w:val="99721"/>
+    <w:lvlOverride w:ilvl="0">
+      <w:startOverride w:val="1"/>
+    </w:lvlOverride>
+    <w:lvlOverride w:ilvl="1">
+      <w:startOverride w:val="1"/>
+    </w:lvlOverride>
+    <w:lvlOverride w:ilvl="2">
+      <w:startOverride w:val="1"/>
+    </w:lvlOverride>
+    <w:lvlOverride w:ilvl="3">
+      <w:startOverride w:val="1"/>
+    </w:lvlOverride>
+    <w:lvlOverride w:ilvl="4">
+      <w:startOverride w:val="1"/>
+    </w:lvlOverride>
+    <w:lvlOverride w:ilvl="5">
+      <w:startOverride w:val="1"/>
+    </w:lvlOverride>
+    <w:lvlOverride w:ilvl="6">
+      <w:startOverride w:val="1"/>
+    </w:lvlOverride>
+    <w:lvlOverride w:ilvl="7">
+      <w:startOverride w:val="1"/>
+    </w:lvlOverride>
+    <w:lvlOverride w:ilvl="8">
+      <w:startOverride w:val="1"/>
+    </w:lvlOverride>
+  </w:num>
+  <w:num w:numId="1028">
+    <w:abstractNumId w:val="99722"/>
+    <w:lvlOverride w:ilvl="0">
+      <w:startOverride w:val="2"/>
+    </w:lvlOverride>
+    <w:lvlOverride w:ilvl="1">
+      <w:startOverride w:val="2"/>
+    </w:lvlOverride>
+    <w:lvlOverride w:ilvl="2">
+      <w:startOverride w:val="2"/>
+    </w:lvlOverride>
+    <w:lvlOverride w:ilvl="3">
+      <w:startOverride w:val="2"/>
+    </w:lvlOverride>
+    <w:lvlOverride w:ilvl="4">
+      <w:startOverride w:val="2"/>
+    </w:lvlOverride>
+    <w:lvlOverride w:ilvl="5">
+      <w:startOverride w:val="2"/>
+    </w:lvlOverride>
+    <w:lvlOverride w:ilvl="6">
+      <w:startOverride w:val="2"/>
+    </w:lvlOverride>
+    <w:lvlOverride w:ilvl="7">
+      <w:startOverride w:val="2"/>
+    </w:lvlOverride>
+    <w:lvlOverride w:ilvl="8">
+      <w:startOverride w:val="2"/>
+    </w:lvlOverride>
+  </w:num>
+  <w:num w:numId="1029">
     <w:abstractNumId w:val="99723"/>
     <w:lvlOverride w:ilvl="0">
       <w:startOverride w:val="3"/>
@@ -3676,7 +3753,10 @@
       <w:startOverride w:val="3"/>
     </w:lvlOverride>
   </w:num>
-  <w:num w:numId="1028">
+  <w:num w:numId="1030">
+    <w:abstractNumId w:val="991"/>
+  </w:num>
+  <w:num w:numId="1031">
     <w:abstractNumId w:val="99721"/>
     <w:lvlOverride w:ilvl="0">
       <w:startOverride w:val="1"/>
@@ -3706,10 +3786,10 @@
       <w:startOverride w:val="1"/>
     </w:lvlOverride>
   </w:num>
-  <w:num w:numId="1029">
+  <w:num w:numId="1032">
     <w:abstractNumId w:val="991"/>
   </w:num>
-  <w:num w:numId="1030">
+  <w:num w:numId="1033">
     <w:abstractNumId w:val="99722"/>
     <w:lvlOverride w:ilvl="0">
       <w:startOverride w:val="2"/>
@@ -3739,7 +3819,7 @@
       <w:startOverride w:val="2"/>
     </w:lvlOverride>
   </w:num>
-  <w:num w:numId="1031">
+  <w:num w:numId="1034">
     <w:abstractNumId w:val="99723"/>
     <w:lvlOverride w:ilvl="0">
       <w:startOverride w:val="3"/>
@@ -3769,7 +3849,7 @@
       <w:startOverride w:val="3"/>
     </w:lvlOverride>
   </w:num>
-  <w:num w:numId="1032">
+  <w:num w:numId="1035">
     <w:abstractNumId w:val="99721"/>
     <w:lvlOverride w:ilvl="0">
       <w:startOverride w:val="1"/>
@@ -3799,7 +3879,7 @@
       <w:startOverride w:val="1"/>
     </w:lvlOverride>
   </w:num>
-  <w:num w:numId="1033">
+  <w:num w:numId="1036">
     <w:abstractNumId w:val="99722"/>
     <w:lvlOverride w:ilvl="0">
       <w:startOverride w:val="2"/>
